--- a/word_files/Annex/Q1-Critical Thinking Journal.docx
+++ b/word_files/Annex/Q1-Critical Thinking Journal.docx
@@ -1,6 +1,6 @@
 
 <file path=word/document.xml><?xml version="1.0" encoding="utf-8"?>
-<w:document xmlns:wpc="http://schemas.microsoft.com/office/word/2010/wordprocessingCanvas" xmlns:cx="http://schemas.microsoft.com/office/drawing/2014/chartex" xmlns:cx1="http://schemas.microsoft.com/office/drawing/2015/9/8/chartex" xmlns:cx2="http://schemas.microsoft.com/office/drawing/2015/10/21/chartex" xmlns:cx3="http://schemas.microsoft.com/office/drawing/2016/5/9/chartex" xmlns:cx4="http://schemas.microsoft.com/office/drawing/2016/5/10/chartex" xmlns:cx5="http://schemas.microsoft.com/office/drawing/2016/5/11/chartex" xmlns:cx6="http://schemas.microsoft.com/office/drawing/2016/5/12/chartex" xmlns:cx7="http://schemas.microsoft.com/office/drawing/2016/5/13/chartex" xmlns:cx8="http://schemas.microsoft.com/office/drawing/2016/5/14/chartex" xmlns:mc="http://schemas.openxmlformats.org/markup-compatibility/2006" xmlns:aink="http://schemas.microsoft.com/office/drawing/2016/ink" xmlns:am3d="http://schemas.microsoft.com/office/drawing/2017/model3d" xmlns:o="urn:schemas-microsoft-com:office:office" xmlns:oel="http://schemas.microsoft.com/office/2019/extlst" xmlns:r="http://schemas.openxmlformats.org/officeDocument/2006/relationships" xmlns:m="http://schemas.openxmlformats.org/officeDocument/2006/math" xmlns:v="urn:schemas-microsoft-com:vml" xmlns:wp14="http://schemas.microsoft.com/office/word/2010/wordprocessingDrawing" xmlns:wp="http://schemas.openxmlformats.org/drawingml/2006/wordprocessingDrawing" xmlns:w10="urn:schemas-microsoft-com:office:word" xmlns:w="http://schemas.openxmlformats.org/wordprocessingml/2006/main" xmlns:w14="http://schemas.microsoft.com/office/word/2010/wordml" xmlns:w15="http://schemas.microsoft.com/office/word/2012/wordml" xmlns:w16cex="http://schemas.microsoft.com/office/word/2018/wordml/cex" xmlns:w16cid="http://schemas.microsoft.com/office/word/2016/wordml/cid" xmlns:w16="http://schemas.microsoft.com/office/word/2018/wordml" xmlns:w16sdtdh="http://schemas.microsoft.com/office/word/2020/wordml/sdtdatahash" xmlns:w16se="http://schemas.microsoft.com/office/word/2015/wordml/symex" xmlns:wpg="http://schemas.microsoft.com/office/word/2010/wordprocessingGroup" xmlns:wpi="http://schemas.microsoft.com/office/word/2010/wordprocessingInk" xmlns:wne="http://schemas.microsoft.com/office/word/2006/wordml" xmlns:wps="http://schemas.microsoft.com/office/word/2010/wordprocessingShape" mc:Ignorable="w14 w15 w16se w16cid w16 w16cex w16sdtdh wp14">
+<w:document xmlns:wpc="http://schemas.microsoft.com/office/word/2010/wordprocessingCanvas" xmlns:cx="http://schemas.microsoft.com/office/drawing/2014/chartex" xmlns:cx1="http://schemas.microsoft.com/office/drawing/2015/9/8/chartex" xmlns:cx2="http://schemas.microsoft.com/office/drawing/2015/10/21/chartex" xmlns:cx3="http://schemas.microsoft.com/office/drawing/2016/5/9/chartex" xmlns:cx4="http://schemas.microsoft.com/office/drawing/2016/5/10/chartex" xmlns:cx5="http://schemas.microsoft.com/office/drawing/2016/5/11/chartex" xmlns:cx6="http://schemas.microsoft.com/office/drawing/2016/5/12/chartex" xmlns:cx7="http://schemas.microsoft.com/office/drawing/2016/5/13/chartex" xmlns:cx8="http://schemas.microsoft.com/office/drawing/2016/5/14/chartex" xmlns:mc="http://schemas.openxmlformats.org/markup-compatibility/2006" xmlns:aink="http://schemas.microsoft.com/office/drawing/2016/ink" xmlns:am3d="http://schemas.microsoft.com/office/drawing/2017/model3d" xmlns:o="urn:schemas-microsoft-com:office:office" xmlns:oel="http://schemas.microsoft.com/office/2019/extlst" xmlns:r="http://schemas.openxmlformats.org/officeDocument/2006/relationships" xmlns:m="http://schemas.openxmlformats.org/officeDocument/2006/math" xmlns:v="urn:schemas-microsoft-com:vml" xmlns:wp14="http://schemas.microsoft.com/office/word/2010/wordprocessingDrawing" xmlns:wp="http://schemas.openxmlformats.org/drawingml/2006/wordprocessingDrawing" xmlns:w10="urn:schemas-microsoft-com:office:word" xmlns:w="http://schemas.openxmlformats.org/wordprocessingml/2006/main" xmlns:w14="http://schemas.microsoft.com/office/word/2010/wordml" xmlns:w15="http://schemas.microsoft.com/office/word/2012/wordml" xmlns:w16cex="http://schemas.microsoft.com/office/word/2018/wordml/cex" xmlns:w16cid="http://schemas.microsoft.com/office/word/2016/wordml/cid" xmlns:w16="http://schemas.microsoft.com/office/word/2018/wordml" xmlns:w16du="http://schemas.microsoft.com/office/word/2023/wordml/word16du" xmlns:w16sdtdh="http://schemas.microsoft.com/office/word/2020/wordml/sdtdatahash" xmlns:w16se="http://schemas.microsoft.com/office/word/2015/wordml/symex" xmlns:wpg="http://schemas.microsoft.com/office/word/2010/wordprocessingGroup" xmlns:wpi="http://schemas.microsoft.com/office/word/2010/wordprocessingInk" xmlns:wne="http://schemas.microsoft.com/office/word/2006/wordml" xmlns:wps="http://schemas.microsoft.com/office/word/2010/wordprocessingShape" mc:Ignorable="w14 w15 w16se w16cid w16 w16cex w16sdtdh w16du wp14">
   <w:body>
     <w:p>
       <w:pPr>
@@ -121,6 +121,71 @@
     </w:p>
     <w:p>
       <w:pPr>
+        <w:pStyle w:val="paragraph"/>
+        <w:spacing w:before="0" w:beforeAutospacing="0" w:after="0" w:afterAutospacing="0"/>
+        <w:textAlignment w:val="baseline"/>
+        <w:rPr>
+          <w:rFonts w:asciiTheme="minorHAnsi" w:hAnsiTheme="minorHAnsi" w:cstheme="minorHAnsi"/>
+          <w:color w:val="2E74B5"/>
+          <w:sz w:val="18"/>
+          <w:szCs w:val="18"/>
+        </w:rPr>
+      </w:pPr>
+    </w:p>
+    <w:p>
+      <w:pPr>
+        <w:pStyle w:val="paragraph"/>
+        <w:spacing w:before="0" w:beforeAutospacing="0" w:after="0" w:afterAutospacing="0"/>
+        <w:textAlignment w:val="baseline"/>
+        <w:rPr>
+          <w:rFonts w:asciiTheme="minorHAnsi" w:hAnsiTheme="minorHAnsi" w:cstheme="minorHAnsi"/>
+          <w:color w:val="2E74B5"/>
+          <w:sz w:val="18"/>
+          <w:szCs w:val="18"/>
+        </w:rPr>
+      </w:pPr>
+    </w:p>
+    <w:p>
+      <w:pPr>
+        <w:pStyle w:val="paragraph"/>
+        <w:spacing w:before="0" w:beforeAutospacing="0" w:after="0" w:afterAutospacing="0"/>
+        <w:textAlignment w:val="baseline"/>
+        <w:rPr>
+          <w:rFonts w:asciiTheme="minorHAnsi" w:hAnsiTheme="minorHAnsi" w:cstheme="minorHAnsi"/>
+          <w:color w:val="2E74B5"/>
+          <w:sz w:val="18"/>
+          <w:szCs w:val="18"/>
+        </w:rPr>
+      </w:pPr>
+    </w:p>
+    <w:p>
+      <w:pPr>
+        <w:pStyle w:val="paragraph"/>
+        <w:spacing w:before="0" w:beforeAutospacing="0" w:after="0" w:afterAutospacing="0"/>
+        <w:textAlignment w:val="baseline"/>
+        <w:rPr>
+          <w:rFonts w:asciiTheme="minorHAnsi" w:hAnsiTheme="minorHAnsi" w:cstheme="minorHAnsi"/>
+          <w:color w:val="2E74B5"/>
+          <w:sz w:val="18"/>
+          <w:szCs w:val="18"/>
+        </w:rPr>
+      </w:pPr>
+    </w:p>
+    <w:p>
+      <w:pPr>
+        <w:pStyle w:val="paragraph"/>
+        <w:spacing w:before="0" w:beforeAutospacing="0" w:after="0" w:afterAutospacing="0"/>
+        <w:textAlignment w:val="baseline"/>
+        <w:rPr>
+          <w:rFonts w:asciiTheme="minorHAnsi" w:hAnsiTheme="minorHAnsi" w:cstheme="minorHAnsi"/>
+          <w:color w:val="2E74B5"/>
+          <w:sz w:val="18"/>
+          <w:szCs w:val="18"/>
+        </w:rPr>
+      </w:pPr>
+    </w:p>
+    <w:p>
+      <w:pPr>
         <w:rPr>
           <w:rFonts w:cstheme="minorHAnsi"/>
         </w:rPr>
@@ -128,7 +193,7 @@
     </w:p>
     <w:tbl>
       <w:tblPr>
-        <w:tblW w:w="21113" w:type="dxa"/>
+        <w:tblW w:w="18719" w:type="dxa"/>
         <w:tblBorders>
           <w:top w:val="outset" w:sz="6" w:space="0" w:color="auto"/>
           <w:left w:val="outset" w:sz="6" w:space="0" w:color="auto"/>
@@ -148,7 +213,7 @@
         <w:gridCol w:w="3969"/>
         <w:gridCol w:w="3969"/>
         <w:gridCol w:w="3969"/>
-        <w:gridCol w:w="3969"/>
+        <w:gridCol w:w="1575"/>
       </w:tblGrid>
       <w:tr>
         <w:trPr>
@@ -328,7 +393,7 @@
         </w:tc>
         <w:tc>
           <w:tcPr>
-            <w:tcW w:w="3969" w:type="dxa"/>
+            <w:tcW w:w="1575" w:type="dxa"/>
             <w:tcBorders>
               <w:top w:val="single" w:sz="6" w:space="0" w:color="auto"/>
               <w:left w:val="single" w:sz="6" w:space="0" w:color="auto"/>
@@ -663,7 +728,7 @@
         </w:tc>
         <w:tc>
           <w:tcPr>
-            <w:tcW w:w="3969" w:type="dxa"/>
+            <w:tcW w:w="1575" w:type="dxa"/>
             <w:tcBorders>
               <w:top w:val="single" w:sz="6" w:space="0" w:color="auto"/>
               <w:left w:val="single" w:sz="6" w:space="0" w:color="auto"/>
@@ -1285,7 +1350,7 @@
         </w:tc>
         <w:tc>
           <w:tcPr>
-            <w:tcW w:w="3969" w:type="dxa"/>
+            <w:tcW w:w="1575" w:type="dxa"/>
             <w:tcBorders>
               <w:top w:val="single" w:sz="6" w:space="0" w:color="auto"/>
               <w:left w:val="single" w:sz="6" w:space="0" w:color="auto"/>
@@ -1794,7 +1859,7 @@
         </w:tc>
         <w:tc>
           <w:tcPr>
-            <w:tcW w:w="3969" w:type="dxa"/>
+            <w:tcW w:w="1575" w:type="dxa"/>
             <w:tcBorders>
               <w:top w:val="single" w:sz="6" w:space="0" w:color="auto"/>
               <w:left w:val="single" w:sz="6" w:space="0" w:color="auto"/>
@@ -2207,7 +2272,7 @@
         </w:tc>
         <w:tc>
           <w:tcPr>
-            <w:tcW w:w="3969" w:type="dxa"/>
+            <w:tcW w:w="1575" w:type="dxa"/>
             <w:tcBorders>
               <w:top w:val="single" w:sz="6" w:space="0" w:color="auto"/>
               <w:left w:val="single" w:sz="6" w:space="0" w:color="auto"/>
@@ -2365,7 +2430,17 @@
                 <w:szCs w:val="20"/>
                 <w:lang w:val="en-GB" w:eastAsia="en-GB"/>
               </w:rPr>
-              <w:t>The Belbin role of the student and their reflection on this role</w:t>
+              <w:t xml:space="preserve">The Belbin role of the student and their </w:t>
+            </w:r>
+            <w:r>
+              <w:rPr>
+                <w:rFonts w:ascii="Calibri" w:eastAsia="Times New Roman" w:hAnsi="Calibri" w:cs="Calibri"/>
+                <w:sz w:val="20"/>
+                <w:szCs w:val="20"/>
+                <w:lang w:val="en-GB" w:eastAsia="en-GB"/>
+              </w:rPr>
+              <w:lastRenderedPageBreak/>
+              <w:t>reflection on this role</w:t>
             </w:r>
           </w:p>
         </w:tc>
@@ -2397,6 +2472,7 @@
                 <w:szCs w:val="20"/>
                 <w:lang w:val="en-GB" w:eastAsia="en-GB"/>
               </w:rPr>
+              <w:lastRenderedPageBreak/>
               <w:t>The critical thinking journal lacks reflection on any of the following points:</w:t>
             </w:r>
           </w:p>
@@ -2475,6 +2551,7 @@
                 <w:szCs w:val="20"/>
                 <w:lang w:val="en-GB" w:eastAsia="en-GB"/>
               </w:rPr>
+              <w:lastRenderedPageBreak/>
               <w:t>The Belbin role of the student and their reflection on this role</w:t>
             </w:r>
           </w:p>
@@ -2619,13 +2696,14 @@
                 <w:szCs w:val="20"/>
                 <w:lang w:val="en-GB" w:eastAsia="en-GB"/>
               </w:rPr>
+              <w:lastRenderedPageBreak/>
               <w:t>The Belbin role of the student and their reflection on this role</w:t>
             </w:r>
           </w:p>
         </w:tc>
         <w:tc>
           <w:tcPr>
-            <w:tcW w:w="3969" w:type="dxa"/>
+            <w:tcW w:w="1575" w:type="dxa"/>
             <w:tcBorders>
               <w:top w:val="single" w:sz="6" w:space="0" w:color="auto"/>
               <w:left w:val="single" w:sz="6" w:space="0" w:color="auto"/>
@@ -2963,7 +3041,7 @@
         </w:tc>
         <w:tc>
           <w:tcPr>
-            <w:tcW w:w="3969" w:type="dxa"/>
+            <w:tcW w:w="1575" w:type="dxa"/>
             <w:tcBorders>
               <w:top w:val="single" w:sz="6" w:space="0" w:color="auto"/>
               <w:left w:val="single" w:sz="6" w:space="0" w:color="auto"/>
@@ -3097,7 +3175,7 @@
               <w:spacing w:after="0" w:line="240" w:lineRule="auto"/>
               <w:textAlignment w:val="baseline"/>
               <w:rPr>
-                <w:rFonts w:ascii="Calibri" w:eastAsiaTheme="minorEastAsia" w:hAnsi="Calibri" w:cs="Calibri"/>
+                <w:rFonts w:ascii="Calibri" w:hAnsi="Calibri" w:cs="Calibri"/>
                 <w:sz w:val="20"/>
                 <w:szCs w:val="20"/>
                 <w:lang w:val="en-GB"/>
@@ -3105,7 +3183,7 @@
             </w:pPr>
             <w:r>
               <w:rPr>
-                <w:rFonts w:ascii="Calibri" w:eastAsiaTheme="minorEastAsia" w:hAnsi="Calibri" w:cs="Calibri"/>
+                <w:rFonts w:ascii="Calibri" w:hAnsi="Calibri" w:cs="Calibri"/>
                 <w:sz w:val="20"/>
                 <w:szCs w:val="20"/>
                 <w:lang w:val="en-GB"/>
@@ -3114,7 +3192,7 @@
             </w:r>
             <w:r>
               <w:rPr>
-                <w:rFonts w:ascii="Calibri" w:eastAsiaTheme="minorEastAsia" w:hAnsi="Calibri" w:cs="Calibri"/>
+                <w:rFonts w:ascii="Calibri" w:hAnsi="Calibri" w:cs="Calibri"/>
                 <w:sz w:val="20"/>
                 <w:szCs w:val="20"/>
                 <w:lang w:val="en-GB"/>
@@ -3123,7 +3201,7 @@
             </w:r>
             <w:r>
               <w:rPr>
-                <w:rFonts w:ascii="Calibri" w:eastAsiaTheme="minorEastAsia" w:hAnsi="Calibri" w:cs="Calibri"/>
+                <w:rFonts w:ascii="Calibri" w:hAnsi="Calibri" w:cs="Calibri"/>
                 <w:sz w:val="20"/>
                 <w:szCs w:val="20"/>
                 <w:lang w:val="en-GB"/>
@@ -3132,7 +3210,7 @@
             </w:r>
             <w:r>
               <w:rPr>
-                <w:rFonts w:ascii="Calibri" w:eastAsiaTheme="minorEastAsia" w:hAnsi="Calibri" w:cs="Calibri"/>
+                <w:rFonts w:ascii="Calibri" w:hAnsi="Calibri" w:cs="Calibri"/>
                 <w:sz w:val="20"/>
                 <w:szCs w:val="20"/>
                 <w:lang w:val="en-GB"/>
@@ -3141,7 +3219,7 @@
             </w:r>
             <w:r>
               <w:rPr>
-                <w:rFonts w:ascii="Calibri" w:eastAsiaTheme="minorEastAsia" w:hAnsi="Calibri" w:cs="Calibri"/>
+                <w:rFonts w:ascii="Calibri" w:hAnsi="Calibri" w:cs="Calibri"/>
                 <w:sz w:val="20"/>
                 <w:szCs w:val="20"/>
                 <w:lang w:val="en-GB"/>
@@ -3165,14 +3243,14 @@
               <w:spacing w:after="0" w:line="240" w:lineRule="auto"/>
               <w:textAlignment w:val="baseline"/>
               <w:rPr>
-                <w:rFonts w:ascii="Calibri" w:eastAsiaTheme="minorEastAsia" w:hAnsi="Calibri" w:cs="Calibri"/>
-                <w:sz w:val="20"/>
-                <w:szCs w:val="20"/>
-              </w:rPr>
-            </w:pPr>
-            <w:r>
-              <w:rPr>
-                <w:rFonts w:ascii="Calibri" w:eastAsiaTheme="minorEastAsia" w:hAnsi="Calibri" w:cs="Calibri"/>
+                <w:rFonts w:ascii="Calibri" w:hAnsi="Calibri" w:cs="Calibri"/>
+                <w:sz w:val="20"/>
+                <w:szCs w:val="20"/>
+              </w:rPr>
+            </w:pPr>
+            <w:r>
+              <w:rPr>
+                <w:rFonts w:ascii="Calibri" w:hAnsi="Calibri" w:cs="Calibri"/>
                 <w:sz w:val="20"/>
                 <w:szCs w:val="20"/>
                 <w:lang w:val="en-GB"/>
@@ -3181,7 +3259,7 @@
             </w:r>
             <w:r>
               <w:rPr>
-                <w:rFonts w:ascii="Calibri" w:eastAsiaTheme="minorEastAsia" w:hAnsi="Calibri" w:cs="Calibri"/>
+                <w:rFonts w:ascii="Calibri" w:hAnsi="Calibri" w:cs="Calibri"/>
                 <w:sz w:val="20"/>
                 <w:szCs w:val="20"/>
                 <w:lang w:val="en-GB"/>
@@ -3190,7 +3268,7 @@
             </w:r>
             <w:r>
               <w:rPr>
-                <w:rFonts w:ascii="Calibri" w:eastAsiaTheme="minorEastAsia" w:hAnsi="Calibri" w:cs="Calibri"/>
+                <w:rFonts w:ascii="Calibri" w:hAnsi="Calibri" w:cs="Calibri"/>
                 <w:sz w:val="20"/>
                 <w:szCs w:val="20"/>
                 <w:lang w:val="en-GB"/>
@@ -3199,7 +3277,7 @@
             </w:r>
             <w:r>
               <w:rPr>
-                <w:rFonts w:ascii="Calibri" w:eastAsiaTheme="minorEastAsia" w:hAnsi="Calibri" w:cs="Calibri"/>
+                <w:rFonts w:ascii="Calibri" w:hAnsi="Calibri" w:cs="Calibri"/>
                 <w:sz w:val="20"/>
                 <w:szCs w:val="20"/>
                 <w:lang w:val="en-GB"/>
@@ -3209,7 +3287,7 @@
             <w:proofErr w:type="spellStart"/>
             <w:r>
               <w:rPr>
-                <w:rFonts w:ascii="Calibri" w:eastAsiaTheme="minorEastAsia" w:hAnsi="Calibri" w:cs="Calibri"/>
+                <w:rFonts w:ascii="Calibri" w:hAnsi="Calibri" w:cs="Calibri"/>
                 <w:sz w:val="20"/>
                 <w:szCs w:val="20"/>
                 <w:lang w:val="en-GB"/>
@@ -3218,7 +3296,7 @@
             </w:r>
             <w:r>
               <w:rPr>
-                <w:rFonts w:ascii="Calibri" w:eastAsiaTheme="minorEastAsia" w:hAnsi="Calibri" w:cs="Calibri"/>
+                <w:rFonts w:ascii="Calibri" w:hAnsi="Calibri" w:cs="Calibri"/>
                 <w:sz w:val="20"/>
                 <w:szCs w:val="20"/>
                 <w:lang w:val="en-GB"/>
@@ -3228,7 +3306,7 @@
             <w:proofErr w:type="spellEnd"/>
             <w:r>
               <w:rPr>
-                <w:rFonts w:ascii="Calibri" w:eastAsiaTheme="minorEastAsia" w:hAnsi="Calibri" w:cs="Calibri"/>
+                <w:rFonts w:ascii="Calibri" w:hAnsi="Calibri" w:cs="Calibri"/>
                 <w:sz w:val="20"/>
                 <w:szCs w:val="20"/>
                 <w:lang w:val="en-GB"/>
@@ -3237,7 +3315,7 @@
             </w:r>
             <w:r>
               <w:rPr>
-                <w:rFonts w:ascii="Calibri" w:eastAsiaTheme="minorEastAsia" w:hAnsi="Calibri" w:cs="Calibri"/>
+                <w:rFonts w:ascii="Calibri" w:hAnsi="Calibri" w:cs="Calibri"/>
                 <w:sz w:val="20"/>
                 <w:szCs w:val="20"/>
                 <w:lang w:val="en-GB"/>
@@ -3246,7 +3324,7 @@
             </w:r>
             <w:r>
               <w:rPr>
-                <w:rFonts w:ascii="Calibri" w:eastAsiaTheme="minorEastAsia" w:hAnsi="Calibri" w:cs="Calibri"/>
+                <w:rFonts w:ascii="Calibri" w:hAnsi="Calibri" w:cs="Calibri"/>
                 <w:sz w:val="20"/>
                 <w:szCs w:val="20"/>
                 <w:lang w:val="en-GB"/>
@@ -3257,7 +3335,7 @@
         </w:tc>
         <w:tc>
           <w:tcPr>
-            <w:tcW w:w="3969" w:type="dxa"/>
+            <w:tcW w:w="1575" w:type="dxa"/>
             <w:tcBorders>
               <w:top w:val="single" w:sz="6" w:space="0" w:color="auto"/>
               <w:left w:val="single" w:sz="6" w:space="0" w:color="auto"/>
@@ -3382,7 +3460,7 @@
               <w:spacing w:after="0" w:line="240" w:lineRule="auto"/>
               <w:textAlignment w:val="baseline"/>
               <w:rPr>
-                <w:rFonts w:ascii="Calibri" w:eastAsiaTheme="minorEastAsia" w:hAnsi="Calibri" w:cs="Calibri"/>
+                <w:rFonts w:ascii="Calibri" w:hAnsi="Calibri" w:cs="Calibri"/>
                 <w:sz w:val="20"/>
                 <w:szCs w:val="20"/>
                 <w:lang w:val="en-GB"/>
@@ -3390,7 +3468,7 @@
             </w:pPr>
             <w:r>
               <w:rPr>
-                <w:rFonts w:ascii="Calibri" w:eastAsiaTheme="minorEastAsia" w:hAnsi="Calibri" w:cs="Calibri"/>
+                <w:rFonts w:ascii="Calibri" w:hAnsi="Calibri" w:cs="Calibri"/>
                 <w:sz w:val="20"/>
                 <w:szCs w:val="20"/>
                 <w:lang w:val="en-GB"/>
@@ -3399,7 +3477,7 @@
             </w:r>
             <w:r>
               <w:rPr>
-                <w:rFonts w:ascii="Calibri" w:eastAsiaTheme="minorEastAsia" w:hAnsi="Calibri" w:cs="Calibri"/>
+                <w:rFonts w:ascii="Calibri" w:hAnsi="Calibri" w:cs="Calibri"/>
                 <w:sz w:val="20"/>
                 <w:szCs w:val="20"/>
                 <w:lang w:val="en-GB"/>
@@ -3408,7 +3486,7 @@
             </w:r>
             <w:r>
               <w:rPr>
-                <w:rFonts w:ascii="Calibri" w:eastAsiaTheme="minorEastAsia" w:hAnsi="Calibri" w:cs="Calibri"/>
+                <w:rFonts w:ascii="Calibri" w:hAnsi="Calibri" w:cs="Calibri"/>
                 <w:sz w:val="20"/>
                 <w:szCs w:val="20"/>
                 <w:lang w:val="en-GB"/>
@@ -3417,7 +3495,7 @@
             </w:r>
             <w:r>
               <w:rPr>
-                <w:rFonts w:ascii="Calibri" w:eastAsiaTheme="minorEastAsia" w:hAnsi="Calibri" w:cs="Calibri"/>
+                <w:rFonts w:ascii="Calibri" w:hAnsi="Calibri" w:cs="Calibri"/>
                 <w:sz w:val="20"/>
                 <w:szCs w:val="20"/>
                 <w:lang w:val="en-GB"/>
@@ -3426,7 +3504,7 @@
             </w:r>
             <w:r>
               <w:rPr>
-                <w:rFonts w:ascii="Calibri" w:eastAsiaTheme="minorEastAsia" w:hAnsi="Calibri" w:cs="Calibri"/>
+                <w:rFonts w:ascii="Calibri" w:hAnsi="Calibri" w:cs="Calibri"/>
                 <w:sz w:val="20"/>
                 <w:szCs w:val="20"/>
                 <w:lang w:val="en-GB"/>
@@ -3450,7 +3528,7 @@
               <w:spacing w:after="0" w:line="240" w:lineRule="auto"/>
               <w:textAlignment w:val="baseline"/>
               <w:rPr>
-                <w:rFonts w:ascii="Calibri" w:eastAsiaTheme="minorEastAsia" w:hAnsi="Calibri" w:cs="Calibri"/>
+                <w:rFonts w:ascii="Calibri" w:hAnsi="Calibri" w:cs="Calibri"/>
                 <w:sz w:val="20"/>
                 <w:szCs w:val="20"/>
                 <w:lang w:val="en-GB"/>
@@ -3458,7 +3536,7 @@
             </w:pPr>
             <w:r>
               <w:rPr>
-                <w:rFonts w:ascii="Calibri" w:eastAsiaTheme="minorEastAsia" w:hAnsi="Calibri" w:cs="Calibri"/>
+                <w:rFonts w:ascii="Calibri" w:hAnsi="Calibri" w:cs="Calibri"/>
                 <w:sz w:val="20"/>
                 <w:szCs w:val="20"/>
                 <w:lang w:val="en-GB"/>
@@ -3467,7 +3545,7 @@
             </w:r>
             <w:r>
               <w:rPr>
-                <w:rFonts w:ascii="Calibri" w:eastAsiaTheme="minorEastAsia" w:hAnsi="Calibri" w:cs="Calibri"/>
+                <w:rFonts w:ascii="Calibri" w:hAnsi="Calibri" w:cs="Calibri"/>
                 <w:sz w:val="20"/>
                 <w:szCs w:val="20"/>
                 <w:lang w:val="en-GB"/>
@@ -3476,7 +3554,7 @@
             </w:r>
             <w:r>
               <w:rPr>
-                <w:rFonts w:ascii="Calibri" w:eastAsiaTheme="minorEastAsia" w:hAnsi="Calibri" w:cs="Calibri"/>
+                <w:rFonts w:ascii="Calibri" w:hAnsi="Calibri" w:cs="Calibri"/>
                 <w:sz w:val="20"/>
                 <w:szCs w:val="20"/>
                 <w:lang w:val="en-GB"/>
@@ -3485,7 +3563,7 @@
             </w:r>
             <w:r>
               <w:rPr>
-                <w:rFonts w:ascii="Calibri" w:eastAsiaTheme="minorEastAsia" w:hAnsi="Calibri" w:cs="Calibri"/>
+                <w:rFonts w:ascii="Calibri" w:hAnsi="Calibri" w:cs="Calibri"/>
                 <w:sz w:val="20"/>
                 <w:szCs w:val="20"/>
                 <w:lang w:val="en-GB"/>
@@ -3494,7 +3572,7 @@
             </w:r>
             <w:r>
               <w:rPr>
-                <w:rFonts w:ascii="Calibri" w:eastAsiaTheme="minorEastAsia" w:hAnsi="Calibri" w:cs="Calibri"/>
+                <w:rFonts w:ascii="Calibri" w:hAnsi="Calibri" w:cs="Calibri"/>
                 <w:sz w:val="20"/>
                 <w:szCs w:val="20"/>
                 <w:lang w:val="en-GB"/>
@@ -3503,7 +3581,7 @@
             </w:r>
             <w:r>
               <w:rPr>
-                <w:rFonts w:ascii="Calibri" w:eastAsiaTheme="minorEastAsia" w:hAnsi="Calibri" w:cs="Calibri"/>
+                <w:rFonts w:ascii="Calibri" w:hAnsi="Calibri" w:cs="Calibri"/>
                 <w:sz w:val="20"/>
                 <w:szCs w:val="20"/>
                 <w:lang w:val="en-GB"/>
@@ -3512,7 +3590,7 @@
             </w:r>
             <w:r>
               <w:rPr>
-                <w:rFonts w:ascii="Calibri" w:eastAsiaTheme="minorEastAsia" w:hAnsi="Calibri" w:cs="Calibri"/>
+                <w:rFonts w:ascii="Calibri" w:hAnsi="Calibri" w:cs="Calibri"/>
                 <w:sz w:val="20"/>
                 <w:szCs w:val="20"/>
                 <w:lang w:val="en-GB"/>
@@ -3521,7 +3599,7 @@
             </w:r>
             <w:r>
               <w:rPr>
-                <w:rFonts w:ascii="Calibri" w:eastAsiaTheme="minorEastAsia" w:hAnsi="Calibri" w:cs="Calibri"/>
+                <w:rFonts w:ascii="Calibri" w:hAnsi="Calibri" w:cs="Calibri"/>
                 <w:sz w:val="20"/>
                 <w:szCs w:val="20"/>
                 <w:lang w:val="en-GB"/>
@@ -3530,7 +3608,7 @@
             </w:r>
             <w:r>
               <w:rPr>
-                <w:rFonts w:ascii="Calibri" w:eastAsiaTheme="minorEastAsia" w:hAnsi="Calibri" w:cs="Calibri"/>
+                <w:rFonts w:ascii="Calibri" w:hAnsi="Calibri" w:cs="Calibri"/>
                 <w:sz w:val="20"/>
                 <w:szCs w:val="20"/>
                 <w:lang w:val="en-GB"/>
@@ -3541,7 +3619,7 @@
         </w:tc>
         <w:tc>
           <w:tcPr>
-            <w:tcW w:w="3969" w:type="dxa"/>
+            <w:tcW w:w="1575" w:type="dxa"/>
             <w:tcBorders>
               <w:top w:val="single" w:sz="6" w:space="0" w:color="auto"/>
               <w:left w:val="single" w:sz="6" w:space="0" w:color="auto"/>
@@ -3740,7 +3818,7 @@
         </w:tc>
         <w:tc>
           <w:tcPr>
-            <w:tcW w:w="3969" w:type="dxa"/>
+            <w:tcW w:w="1575" w:type="dxa"/>
             <w:tcBorders>
               <w:top w:val="single" w:sz="6" w:space="0" w:color="auto"/>
               <w:left w:val="single" w:sz="6" w:space="0" w:color="auto"/>
@@ -3913,7 +3991,7 @@
         </w:tc>
         <w:tc>
           <w:tcPr>
-            <w:tcW w:w="3969" w:type="dxa"/>
+            <w:tcW w:w="1575" w:type="dxa"/>
             <w:tcBorders>
               <w:top w:val="single" w:sz="6" w:space="0" w:color="auto"/>
               <w:left w:val="single" w:sz="6" w:space="0" w:color="auto"/>
@@ -4078,7 +4156,7 @@
         </w:tc>
         <w:tc>
           <w:tcPr>
-            <w:tcW w:w="3969" w:type="dxa"/>
+            <w:tcW w:w="1575" w:type="dxa"/>
             <w:tcBorders>
               <w:top w:val="single" w:sz="6" w:space="0" w:color="auto"/>
               <w:left w:val="single" w:sz="6" w:space="0" w:color="auto"/>
@@ -4119,7 +4197,7 @@
 </file>
 
 <file path=word/numbering.xml><?xml version="1.0" encoding="utf-8"?>
-<w:numbering xmlns:wpc="http://schemas.microsoft.com/office/word/2010/wordprocessingCanvas" xmlns:cx="http://schemas.microsoft.com/office/drawing/2014/chartex" xmlns:cx1="http://schemas.microsoft.com/office/drawing/2015/9/8/chartex" xmlns:cx2="http://schemas.microsoft.com/office/drawing/2015/10/21/chartex" xmlns:cx3="http://schemas.microsoft.com/office/drawing/2016/5/9/chartex" xmlns:cx4="http://schemas.microsoft.com/office/drawing/2016/5/10/chartex" xmlns:cx5="http://schemas.microsoft.com/office/drawing/2016/5/11/chartex" xmlns:cx6="http://schemas.microsoft.com/office/drawing/2016/5/12/chartex" xmlns:cx7="http://schemas.microsoft.com/office/drawing/2016/5/13/chartex" xmlns:cx8="http://schemas.microsoft.com/office/drawing/2016/5/14/chartex" xmlns:mc="http://schemas.openxmlformats.org/markup-compatibility/2006" xmlns:aink="http://schemas.microsoft.com/office/drawing/2016/ink" xmlns:am3d="http://schemas.microsoft.com/office/drawing/2017/model3d" xmlns:o="urn:schemas-microsoft-com:office:office" xmlns:oel="http://schemas.microsoft.com/office/2019/extlst" xmlns:r="http://schemas.openxmlformats.org/officeDocument/2006/relationships" xmlns:m="http://schemas.openxmlformats.org/officeDocument/2006/math" xmlns:v="urn:schemas-microsoft-com:vml" xmlns:wp14="http://schemas.microsoft.com/office/word/2010/wordprocessingDrawing" xmlns:wp="http://schemas.openxmlformats.org/drawingml/2006/wordprocessingDrawing" xmlns:w10="urn:schemas-microsoft-com:office:word" xmlns:w="http://schemas.openxmlformats.org/wordprocessingml/2006/main" xmlns:w14="http://schemas.microsoft.com/office/word/2010/wordml" xmlns:w15="http://schemas.microsoft.com/office/word/2012/wordml" xmlns:w16cex="http://schemas.microsoft.com/office/word/2018/wordml/cex" xmlns:w16cid="http://schemas.microsoft.com/office/word/2016/wordml/cid" xmlns:w16="http://schemas.microsoft.com/office/word/2018/wordml" xmlns:w16sdtdh="http://schemas.microsoft.com/office/word/2020/wordml/sdtdatahash" xmlns:w16se="http://schemas.microsoft.com/office/word/2015/wordml/symex" xmlns:wpg="http://schemas.microsoft.com/office/word/2010/wordprocessingGroup" xmlns:wpi="http://schemas.microsoft.com/office/word/2010/wordprocessingInk" xmlns:wne="http://schemas.microsoft.com/office/word/2006/wordml" xmlns:wps="http://schemas.microsoft.com/office/word/2010/wordprocessingShape" mc:Ignorable="w14 w15 w16se w16cid w16 w16cex w16sdtdh wp14">
+<w:numbering xmlns:wpc="http://schemas.microsoft.com/office/word/2010/wordprocessingCanvas" xmlns:cx="http://schemas.microsoft.com/office/drawing/2014/chartex" xmlns:cx1="http://schemas.microsoft.com/office/drawing/2015/9/8/chartex" xmlns:cx2="http://schemas.microsoft.com/office/drawing/2015/10/21/chartex" xmlns:cx3="http://schemas.microsoft.com/office/drawing/2016/5/9/chartex" xmlns:cx4="http://schemas.microsoft.com/office/drawing/2016/5/10/chartex" xmlns:cx5="http://schemas.microsoft.com/office/drawing/2016/5/11/chartex" xmlns:cx6="http://schemas.microsoft.com/office/drawing/2016/5/12/chartex" xmlns:cx7="http://schemas.microsoft.com/office/drawing/2016/5/13/chartex" xmlns:cx8="http://schemas.microsoft.com/office/drawing/2016/5/14/chartex" xmlns:mc="http://schemas.openxmlformats.org/markup-compatibility/2006" xmlns:aink="http://schemas.microsoft.com/office/drawing/2016/ink" xmlns:am3d="http://schemas.microsoft.com/office/drawing/2017/model3d" xmlns:o="urn:schemas-microsoft-com:office:office" xmlns:oel="http://schemas.microsoft.com/office/2019/extlst" xmlns:r="http://schemas.openxmlformats.org/officeDocument/2006/relationships" xmlns:m="http://schemas.openxmlformats.org/officeDocument/2006/math" xmlns:v="urn:schemas-microsoft-com:vml" xmlns:wp14="http://schemas.microsoft.com/office/word/2010/wordprocessingDrawing" xmlns:wp="http://schemas.openxmlformats.org/drawingml/2006/wordprocessingDrawing" xmlns:w10="urn:schemas-microsoft-com:office:word" xmlns:w="http://schemas.openxmlformats.org/wordprocessingml/2006/main" xmlns:w14="http://schemas.microsoft.com/office/word/2010/wordml" xmlns:w15="http://schemas.microsoft.com/office/word/2012/wordml" xmlns:w16cex="http://schemas.microsoft.com/office/word/2018/wordml/cex" xmlns:w16cid="http://schemas.microsoft.com/office/word/2016/wordml/cid" xmlns:w16="http://schemas.microsoft.com/office/word/2018/wordml" xmlns:w16du="http://schemas.microsoft.com/office/word/2023/wordml/word16du" xmlns:w16sdtdh="http://schemas.microsoft.com/office/word/2020/wordml/sdtdatahash" xmlns:w16se="http://schemas.microsoft.com/office/word/2015/wordml/symex" xmlns:wpg="http://schemas.microsoft.com/office/word/2010/wordprocessingGroup" xmlns:wpi="http://schemas.microsoft.com/office/word/2010/wordprocessingInk" xmlns:wne="http://schemas.microsoft.com/office/word/2006/wordml" xmlns:wps="http://schemas.microsoft.com/office/word/2010/wordprocessingShape" mc:Ignorable="w14 w15 w16se w16cid w16 w16cex w16sdtdh w16du wp14">
   <w:abstractNum w:abstractNumId="0" w15:restartNumberingAfterBreak="0">
     <w:nsid w:val="0565A4CF"/>
     <w:multiLevelType w:val="hybridMultilevel"/>
@@ -4936,11 +5014,11 @@
 </file>
 
 <file path=word/styles.xml><?xml version="1.0" encoding="utf-8"?>
-<w:styles xmlns:mc="http://schemas.openxmlformats.org/markup-compatibility/2006" xmlns:r="http://schemas.openxmlformats.org/officeDocument/2006/relationships" xmlns:w="http://schemas.openxmlformats.org/wordprocessingml/2006/main" xmlns:w14="http://schemas.microsoft.com/office/word/2010/wordml" xmlns:w15="http://schemas.microsoft.com/office/word/2012/wordml" xmlns:w16cex="http://schemas.microsoft.com/office/word/2018/wordml/cex" xmlns:w16cid="http://schemas.microsoft.com/office/word/2016/wordml/cid" xmlns:w16="http://schemas.microsoft.com/office/word/2018/wordml" xmlns:w16sdtdh="http://schemas.microsoft.com/office/word/2020/wordml/sdtdatahash" xmlns:w16se="http://schemas.microsoft.com/office/word/2015/wordml/symex" mc:Ignorable="w14 w15 w16se w16cid w16 w16cex w16sdtdh">
+<w:styles xmlns:mc="http://schemas.openxmlformats.org/markup-compatibility/2006" xmlns:r="http://schemas.openxmlformats.org/officeDocument/2006/relationships" xmlns:w="http://schemas.openxmlformats.org/wordprocessingml/2006/main" xmlns:w14="http://schemas.microsoft.com/office/word/2010/wordml" xmlns:w15="http://schemas.microsoft.com/office/word/2012/wordml" xmlns:w16cex="http://schemas.microsoft.com/office/word/2018/wordml/cex" xmlns:w16cid="http://schemas.microsoft.com/office/word/2016/wordml/cid" xmlns:w16="http://schemas.microsoft.com/office/word/2018/wordml" xmlns:w16du="http://schemas.microsoft.com/office/word/2023/wordml/word16du" xmlns:w16sdtdh="http://schemas.microsoft.com/office/word/2020/wordml/sdtdatahash" xmlns:w16se="http://schemas.microsoft.com/office/word/2015/wordml/symex" mc:Ignorable="w14 w15 w16se w16cid w16 w16cex w16sdtdh w16du">
   <w:docDefaults>
     <w:rPrDefault>
       <w:rPr>
-        <w:rFonts w:asciiTheme="minorHAnsi" w:eastAsiaTheme="minorHAnsi" w:hAnsiTheme="minorHAnsi" w:cstheme="minorBidi"/>
+        <w:rFonts w:asciiTheme="minorHAnsi" w:eastAsiaTheme="minorEastAsia" w:hAnsiTheme="minorHAnsi" w:cstheme="minorBidi"/>
         <w:kern w:val="2"/>
         <w:sz w:val="22"/>
         <w:szCs w:val="22"/>

--- a/word_files/Annex/Q1-Critical Thinking Journal.docx
+++ b/word_files/Annex/Q1-Critical Thinking Journal.docx
@@ -2,195 +2,6 @@
 <file path=word/document.xml><?xml version="1.0" encoding="utf-8"?>
 <w:document xmlns:wpc="http://schemas.microsoft.com/office/word/2010/wordprocessingCanvas" xmlns:cx="http://schemas.microsoft.com/office/drawing/2014/chartex" xmlns:cx1="http://schemas.microsoft.com/office/drawing/2015/9/8/chartex" xmlns:cx2="http://schemas.microsoft.com/office/drawing/2015/10/21/chartex" xmlns:cx3="http://schemas.microsoft.com/office/drawing/2016/5/9/chartex" xmlns:cx4="http://schemas.microsoft.com/office/drawing/2016/5/10/chartex" xmlns:cx5="http://schemas.microsoft.com/office/drawing/2016/5/11/chartex" xmlns:cx6="http://schemas.microsoft.com/office/drawing/2016/5/12/chartex" xmlns:cx7="http://schemas.microsoft.com/office/drawing/2016/5/13/chartex" xmlns:cx8="http://schemas.microsoft.com/office/drawing/2016/5/14/chartex" xmlns:mc="http://schemas.openxmlformats.org/markup-compatibility/2006" xmlns:aink="http://schemas.microsoft.com/office/drawing/2016/ink" xmlns:am3d="http://schemas.microsoft.com/office/drawing/2017/model3d" xmlns:o="urn:schemas-microsoft-com:office:office" xmlns:oel="http://schemas.microsoft.com/office/2019/extlst" xmlns:r="http://schemas.openxmlformats.org/officeDocument/2006/relationships" xmlns:m="http://schemas.openxmlformats.org/officeDocument/2006/math" xmlns:v="urn:schemas-microsoft-com:vml" xmlns:wp14="http://schemas.microsoft.com/office/word/2010/wordprocessingDrawing" xmlns:wp="http://schemas.openxmlformats.org/drawingml/2006/wordprocessingDrawing" xmlns:w10="urn:schemas-microsoft-com:office:word" xmlns:w="http://schemas.openxmlformats.org/wordprocessingml/2006/main" xmlns:w14="http://schemas.microsoft.com/office/word/2010/wordml" xmlns:w15="http://schemas.microsoft.com/office/word/2012/wordml" xmlns:w16cex="http://schemas.microsoft.com/office/word/2018/wordml/cex" xmlns:w16cid="http://schemas.microsoft.com/office/word/2016/wordml/cid" xmlns:w16="http://schemas.microsoft.com/office/word/2018/wordml" xmlns:w16du="http://schemas.microsoft.com/office/word/2023/wordml/word16du" xmlns:w16sdtdh="http://schemas.microsoft.com/office/word/2020/wordml/sdtdatahash" xmlns:w16se="http://schemas.microsoft.com/office/word/2015/wordml/symex" xmlns:wpg="http://schemas.microsoft.com/office/word/2010/wordprocessingGroup" xmlns:wpi="http://schemas.microsoft.com/office/word/2010/wordprocessingInk" xmlns:wne="http://schemas.microsoft.com/office/word/2006/wordml" xmlns:wps="http://schemas.microsoft.com/office/word/2010/wordprocessingShape" mc:Ignorable="w14 w15 w16se w16cid w16 w16cex w16sdtdh w16du wp14">
   <w:body>
-    <w:p>
-      <w:pPr>
-        <w:pStyle w:val="paragraph"/>
-        <w:spacing w:before="0" w:beforeAutospacing="0" w:after="0" w:afterAutospacing="0"/>
-        <w:textAlignment w:val="baseline"/>
-        <w:rPr>
-          <w:rFonts w:asciiTheme="minorHAnsi" w:hAnsiTheme="minorHAnsi" w:cstheme="minorHAnsi"/>
-          <w:color w:val="2E74B5"/>
-          <w:sz w:val="18"/>
-          <w:szCs w:val="18"/>
-        </w:rPr>
-      </w:pPr>
-      <w:r>
-        <w:rPr>
-          <w:rFonts w:asciiTheme="minorHAnsi" w:hAnsiTheme="minorHAnsi" w:cstheme="minorHAnsi"/>
-          <w:color w:val="2E74B5"/>
-          <w:sz w:val="18"/>
-          <w:szCs w:val="18"/>
-        </w:rPr>
-        <w:t>Critical Thinking</w:t>
-      </w:r>
-      <w:r>
-        <w:rPr>
-          <w:rFonts w:asciiTheme="minorHAnsi" w:hAnsiTheme="minorHAnsi" w:cstheme="minorHAnsi"/>
-          <w:color w:val="2E74B5"/>
-          <w:sz w:val="18"/>
-          <w:szCs w:val="18"/>
-        </w:rPr>
-        <w:t xml:space="preserve"> </w:t>
-      </w:r>
-      <w:r>
-        <w:rPr>
-          <w:rFonts w:asciiTheme="minorHAnsi" w:hAnsiTheme="minorHAnsi" w:cstheme="minorHAnsi"/>
-          <w:color w:val="2E74B5"/>
-          <w:sz w:val="18"/>
-          <w:szCs w:val="18"/>
-        </w:rPr>
-        <w:t>Rubric</w:t>
-      </w:r>
-    </w:p>
-    <w:p>
-      <w:pPr>
-        <w:pStyle w:val="paragraph"/>
-        <w:spacing w:before="0" w:beforeAutospacing="0" w:after="0" w:afterAutospacing="0"/>
-        <w:textAlignment w:val="baseline"/>
-        <w:rPr>
-          <w:rFonts w:asciiTheme="minorHAnsi" w:hAnsiTheme="minorHAnsi" w:cstheme="minorHAnsi"/>
-          <w:color w:val="2E74B5"/>
-          <w:sz w:val="18"/>
-          <w:szCs w:val="18"/>
-        </w:rPr>
-      </w:pPr>
-      <w:r>
-        <w:rPr>
-          <w:rFonts w:asciiTheme="minorHAnsi" w:hAnsiTheme="minorHAnsi" w:cstheme="minorHAnsi"/>
-          <w:color w:val="2E74B5"/>
-          <w:sz w:val="18"/>
-          <w:szCs w:val="18"/>
-        </w:rPr>
-        <w:t>Weight of assessment in final grade: 20%</w:t>
-      </w:r>
-    </w:p>
-    <w:p>
-      <w:pPr>
-        <w:pStyle w:val="paragraph"/>
-        <w:spacing w:before="0" w:beforeAutospacing="0" w:after="0" w:afterAutospacing="0"/>
-        <w:textAlignment w:val="baseline"/>
-        <w:rPr>
-          <w:rFonts w:asciiTheme="minorHAnsi" w:hAnsiTheme="minorHAnsi" w:cstheme="minorHAnsi"/>
-          <w:color w:val="2E74B5"/>
-          <w:sz w:val="18"/>
-          <w:szCs w:val="18"/>
-        </w:rPr>
-      </w:pPr>
-      <w:r>
-        <w:rPr>
-          <w:rFonts w:asciiTheme="minorHAnsi" w:hAnsiTheme="minorHAnsi" w:cstheme="minorHAnsi"/>
-          <w:color w:val="2E74B5"/>
-          <w:sz w:val="18"/>
-          <w:szCs w:val="18"/>
-        </w:rPr>
-        <w:t>Type of assessment: individual</w:t>
-      </w:r>
-    </w:p>
-    <w:p>
-      <w:pPr>
-        <w:pStyle w:val="paragraph"/>
-        <w:spacing w:before="0" w:beforeAutospacing="0" w:after="0" w:afterAutospacing="0"/>
-        <w:textAlignment w:val="baseline"/>
-        <w:rPr>
-          <w:rFonts w:asciiTheme="minorHAnsi" w:hAnsiTheme="minorHAnsi" w:cstheme="minorHAnsi"/>
-          <w:color w:val="2E74B5"/>
-          <w:sz w:val="18"/>
-          <w:szCs w:val="18"/>
-        </w:rPr>
-      </w:pPr>
-      <w:r>
-        <w:rPr>
-          <w:rFonts w:asciiTheme="minorHAnsi" w:hAnsiTheme="minorHAnsi" w:cstheme="minorHAnsi"/>
-          <w:color w:val="2E74B5"/>
-          <w:sz w:val="18"/>
-          <w:szCs w:val="18"/>
-        </w:rPr>
-        <w:t xml:space="preserve">Evaluator: </w:t>
-      </w:r>
-      <w:proofErr w:type="spellStart"/>
-      <w:r>
-        <w:rPr>
-          <w:rFonts w:asciiTheme="minorHAnsi" w:hAnsiTheme="minorHAnsi" w:cstheme="minorHAnsi"/>
-          <w:color w:val="2E74B5"/>
-          <w:sz w:val="18"/>
-          <w:szCs w:val="18"/>
-        </w:rPr>
-        <w:t>Hegias</w:t>
-      </w:r>
-      <w:proofErr w:type="spellEnd"/>
-    </w:p>
-    <w:p>
-      <w:pPr>
-        <w:pStyle w:val="paragraph"/>
-        <w:spacing w:before="0" w:beforeAutospacing="0" w:after="0" w:afterAutospacing="0"/>
-        <w:textAlignment w:val="baseline"/>
-        <w:rPr>
-          <w:rFonts w:asciiTheme="minorHAnsi" w:hAnsiTheme="minorHAnsi" w:cstheme="minorHAnsi"/>
-          <w:color w:val="2E74B5"/>
-          <w:sz w:val="18"/>
-          <w:szCs w:val="18"/>
-        </w:rPr>
-      </w:pPr>
-    </w:p>
-    <w:p>
-      <w:pPr>
-        <w:pStyle w:val="paragraph"/>
-        <w:spacing w:before="0" w:beforeAutospacing="0" w:after="0" w:afterAutospacing="0"/>
-        <w:textAlignment w:val="baseline"/>
-        <w:rPr>
-          <w:rFonts w:asciiTheme="minorHAnsi" w:hAnsiTheme="minorHAnsi" w:cstheme="minorHAnsi"/>
-          <w:color w:val="2E74B5"/>
-          <w:sz w:val="18"/>
-          <w:szCs w:val="18"/>
-        </w:rPr>
-      </w:pPr>
-    </w:p>
-    <w:p>
-      <w:pPr>
-        <w:pStyle w:val="paragraph"/>
-        <w:spacing w:before="0" w:beforeAutospacing="0" w:after="0" w:afterAutospacing="0"/>
-        <w:textAlignment w:val="baseline"/>
-        <w:rPr>
-          <w:rFonts w:asciiTheme="minorHAnsi" w:hAnsiTheme="minorHAnsi" w:cstheme="minorHAnsi"/>
-          <w:color w:val="2E74B5"/>
-          <w:sz w:val="18"/>
-          <w:szCs w:val="18"/>
-        </w:rPr>
-      </w:pPr>
-    </w:p>
-    <w:p>
-      <w:pPr>
-        <w:pStyle w:val="paragraph"/>
-        <w:spacing w:before="0" w:beforeAutospacing="0" w:after="0" w:afterAutospacing="0"/>
-        <w:textAlignment w:val="baseline"/>
-        <w:rPr>
-          <w:rFonts w:asciiTheme="minorHAnsi" w:hAnsiTheme="minorHAnsi" w:cstheme="minorHAnsi"/>
-          <w:color w:val="2E74B5"/>
-          <w:sz w:val="18"/>
-          <w:szCs w:val="18"/>
-        </w:rPr>
-      </w:pPr>
-    </w:p>
-    <w:p>
-      <w:pPr>
-        <w:pStyle w:val="paragraph"/>
-        <w:spacing w:before="0" w:beforeAutospacing="0" w:after="0" w:afterAutospacing="0"/>
-        <w:textAlignment w:val="baseline"/>
-        <w:rPr>
-          <w:rFonts w:asciiTheme="minorHAnsi" w:hAnsiTheme="minorHAnsi" w:cstheme="minorHAnsi"/>
-          <w:color w:val="2E74B5"/>
-          <w:sz w:val="18"/>
-          <w:szCs w:val="18"/>
-        </w:rPr>
-      </w:pPr>
-    </w:p>
-    <w:p>
-      <w:pPr>
-        <w:rPr>
-          <w:rFonts w:cstheme="minorHAnsi"/>
-        </w:rPr>
-      </w:pPr>
-    </w:p>
     <w:tbl>
       <w:tblPr>
         <w:tblW w:w="18719" w:type="dxa"/>
@@ -208,10 +19,10 @@
         <w:tblLook w:val="04A0" w:firstRow="1" w:lastRow="0" w:firstColumn="1" w:lastColumn="0" w:noHBand="0" w:noVBand="1"/>
       </w:tblPr>
       <w:tblGrid>
-        <w:gridCol w:w="1524"/>
-        <w:gridCol w:w="3713"/>
-        <w:gridCol w:w="3969"/>
-        <w:gridCol w:w="3969"/>
+        <w:gridCol w:w="1709"/>
+        <w:gridCol w:w="3528"/>
+        <w:gridCol w:w="4127"/>
+        <w:gridCol w:w="3811"/>
         <w:gridCol w:w="3969"/>
         <w:gridCol w:w="1575"/>
       </w:tblGrid>
@@ -221,7 +32,7 @@
         </w:trPr>
         <w:tc>
           <w:tcPr>
-            <w:tcW w:w="1524" w:type="dxa"/>
+            <w:tcW w:w="1709" w:type="dxa"/>
             <w:tcBorders>
               <w:top w:val="single" w:sz="6" w:space="0" w:color="auto"/>
               <w:left w:val="single" w:sz="6" w:space="0" w:color="auto"/>
@@ -237,16 +48,16 @@
               <w:textAlignment w:val="baseline"/>
               <w:rPr>
                 <w:rFonts w:ascii="Calibri" w:eastAsia="Times New Roman" w:hAnsi="Calibri" w:cs="Calibri"/>
-                <w:sz w:val="20"/>
-                <w:szCs w:val="20"/>
-                <w:lang w:val="en-GB" w:eastAsia="en-GB"/>
-              </w:rPr>
-            </w:pPr>
-            <w:r>
-              <w:rPr>
-                <w:rFonts w:ascii="Calibri" w:eastAsia="Times New Roman" w:hAnsi="Calibri" w:cs="Calibri"/>
-                <w:sz w:val="20"/>
-                <w:szCs w:val="20"/>
+                <w:sz w:val="28"/>
+                <w:szCs w:val="28"/>
+                <w:lang w:val="en-GB" w:eastAsia="en-GB"/>
+              </w:rPr>
+            </w:pPr>
+            <w:r>
+              <w:rPr>
+                <w:rFonts w:ascii="Calibri" w:eastAsia="Times New Roman" w:hAnsi="Calibri" w:cs="Calibri"/>
+                <w:sz w:val="28"/>
+                <w:szCs w:val="28"/>
                 <w:lang w:val="en-GB" w:eastAsia="en-GB"/>
               </w:rPr>
               <w:t> </w:t>
@@ -255,7 +66,7 @@
         </w:tc>
         <w:tc>
           <w:tcPr>
-            <w:tcW w:w="3713" w:type="dxa"/>
+            <w:tcW w:w="3528" w:type="dxa"/>
             <w:tcBorders>
               <w:top w:val="single" w:sz="6" w:space="0" w:color="auto"/>
               <w:left w:val="single" w:sz="6" w:space="0" w:color="auto"/>
@@ -271,16 +82,16 @@
               <w:textAlignment w:val="baseline"/>
               <w:rPr>
                 <w:rFonts w:ascii="Calibri" w:eastAsia="Times New Roman" w:hAnsi="Calibri" w:cs="Calibri"/>
-                <w:sz w:val="20"/>
-                <w:szCs w:val="20"/>
-                <w:lang w:val="en-GB" w:eastAsia="en-GB"/>
-              </w:rPr>
-            </w:pPr>
-            <w:r>
-              <w:rPr>
-                <w:rFonts w:ascii="Calibri" w:eastAsia="Times New Roman" w:hAnsi="Calibri" w:cs="Calibri"/>
-                <w:sz w:val="20"/>
-                <w:szCs w:val="20"/>
+                <w:sz w:val="28"/>
+                <w:szCs w:val="28"/>
+                <w:lang w:val="en-GB" w:eastAsia="en-GB"/>
+              </w:rPr>
+            </w:pPr>
+            <w:r>
+              <w:rPr>
+                <w:rFonts w:ascii="Calibri" w:eastAsia="Times New Roman" w:hAnsi="Calibri" w:cs="Calibri"/>
+                <w:sz w:val="28"/>
+                <w:szCs w:val="28"/>
                 <w:lang w:val="en-GB" w:eastAsia="en-GB"/>
               </w:rPr>
               <w:t>Learning Outcome (numbers based on overall outcomes)</w:t>
@@ -289,7 +100,7 @@
         </w:tc>
         <w:tc>
           <w:tcPr>
-            <w:tcW w:w="3969" w:type="dxa"/>
+            <w:tcW w:w="4127" w:type="dxa"/>
             <w:tcBorders>
               <w:top w:val="single" w:sz="6" w:space="0" w:color="auto"/>
               <w:left w:val="single" w:sz="6" w:space="0" w:color="auto"/>
@@ -307,16 +118,16 @@
               <w:textAlignment w:val="baseline"/>
               <w:rPr>
                 <w:rFonts w:ascii="Calibri" w:eastAsia="Times New Roman" w:hAnsi="Calibri" w:cs="Calibri"/>
-                <w:sz w:val="24"/>
-                <w:szCs w:val="24"/>
-                <w:lang w:val="en-GB" w:eastAsia="en-GB"/>
-              </w:rPr>
-            </w:pPr>
-            <w:r>
-              <w:rPr>
-                <w:rFonts w:ascii="Calibri" w:eastAsia="Times New Roman" w:hAnsi="Calibri" w:cs="Calibri"/>
-                <w:sz w:val="24"/>
-                <w:szCs w:val="24"/>
+                <w:sz w:val="32"/>
+                <w:szCs w:val="32"/>
+                <w:lang w:val="en-GB" w:eastAsia="en-GB"/>
+              </w:rPr>
+            </w:pPr>
+            <w:r>
+              <w:rPr>
+                <w:rFonts w:ascii="Calibri" w:eastAsia="Times New Roman" w:hAnsi="Calibri" w:cs="Calibri"/>
+                <w:sz w:val="32"/>
+                <w:szCs w:val="32"/>
                 <w:lang w:val="en-GB" w:eastAsia="en-GB"/>
               </w:rPr>
               <w:t>Criteria</w:t>
@@ -325,6 +136,40 @@
         </w:tc>
         <w:tc>
           <w:tcPr>
+            <w:tcW w:w="3811" w:type="dxa"/>
+            <w:tcBorders>
+              <w:top w:val="single" w:sz="6" w:space="0" w:color="auto"/>
+              <w:left w:val="single" w:sz="6" w:space="0" w:color="auto"/>
+              <w:bottom w:val="single" w:sz="6" w:space="0" w:color="auto"/>
+              <w:right w:val="single" w:sz="6" w:space="0" w:color="auto"/>
+            </w:tcBorders>
+            <w:vAlign w:val="center"/>
+          </w:tcPr>
+          <w:p>
+            <w:pPr>
+              <w:spacing w:after="0" w:line="240" w:lineRule="auto"/>
+              <w:jc w:val="center"/>
+              <w:textAlignment w:val="baseline"/>
+              <w:rPr>
+                <w:rFonts w:ascii="Calibri" w:eastAsia="Times New Roman" w:hAnsi="Calibri" w:cs="Calibri"/>
+                <w:sz w:val="32"/>
+                <w:szCs w:val="32"/>
+                <w:lang w:val="en-GB" w:eastAsia="en-GB"/>
+              </w:rPr>
+            </w:pPr>
+            <w:r>
+              <w:rPr>
+                <w:rFonts w:ascii="Calibri" w:eastAsia="Times New Roman" w:hAnsi="Calibri" w:cs="Calibri"/>
+                <w:sz w:val="32"/>
+                <w:szCs w:val="32"/>
+                <w:lang w:val="en-GB" w:eastAsia="en-GB"/>
+              </w:rPr>
+              <w:t>Fail</w:t>
+            </w:r>
+          </w:p>
+        </w:tc>
+        <w:tc>
+          <w:tcPr>
             <w:tcW w:w="3969" w:type="dxa"/>
             <w:tcBorders>
               <w:top w:val="single" w:sz="6" w:space="0" w:color="auto"/>
@@ -341,25 +186,25 @@
               <w:textAlignment w:val="baseline"/>
               <w:rPr>
                 <w:rFonts w:ascii="Calibri" w:eastAsia="Times New Roman" w:hAnsi="Calibri" w:cs="Calibri"/>
-                <w:sz w:val="24"/>
-                <w:szCs w:val="24"/>
-                <w:lang w:val="en-GB" w:eastAsia="en-GB"/>
-              </w:rPr>
-            </w:pPr>
-            <w:r>
-              <w:rPr>
-                <w:rFonts w:ascii="Calibri" w:eastAsia="Times New Roman" w:hAnsi="Calibri" w:cs="Calibri"/>
-                <w:sz w:val="24"/>
-                <w:szCs w:val="24"/>
-                <w:lang w:val="en-GB" w:eastAsia="en-GB"/>
-              </w:rPr>
-              <w:t>Fail</w:t>
-            </w:r>
-          </w:p>
-        </w:tc>
-        <w:tc>
-          <w:tcPr>
-            <w:tcW w:w="3969" w:type="dxa"/>
+                <w:sz w:val="32"/>
+                <w:szCs w:val="32"/>
+                <w:lang w:val="en-GB" w:eastAsia="en-GB"/>
+              </w:rPr>
+            </w:pPr>
+            <w:r>
+              <w:rPr>
+                <w:rFonts w:ascii="Calibri" w:eastAsia="Times New Roman" w:hAnsi="Calibri" w:cs="Calibri"/>
+                <w:sz w:val="32"/>
+                <w:szCs w:val="32"/>
+                <w:lang w:val="en-GB" w:eastAsia="en-GB"/>
+              </w:rPr>
+              <w:t>Pass</w:t>
+            </w:r>
+          </w:p>
+        </w:tc>
+        <w:tc>
+          <w:tcPr>
+            <w:tcW w:w="1575" w:type="dxa"/>
             <w:tcBorders>
               <w:top w:val="single" w:sz="6" w:space="0" w:color="auto"/>
               <w:left w:val="single" w:sz="6" w:space="0" w:color="auto"/>
@@ -375,50 +220,16 @@
               <w:textAlignment w:val="baseline"/>
               <w:rPr>
                 <w:rFonts w:ascii="Calibri" w:eastAsia="Times New Roman" w:hAnsi="Calibri" w:cs="Calibri"/>
-                <w:sz w:val="24"/>
-                <w:szCs w:val="24"/>
-                <w:lang w:val="en-GB" w:eastAsia="en-GB"/>
-              </w:rPr>
-            </w:pPr>
-            <w:r>
-              <w:rPr>
-                <w:rFonts w:ascii="Calibri" w:eastAsia="Times New Roman" w:hAnsi="Calibri" w:cs="Calibri"/>
-                <w:sz w:val="24"/>
-                <w:szCs w:val="24"/>
-                <w:lang w:val="en-GB" w:eastAsia="en-GB"/>
-              </w:rPr>
-              <w:t>Pass</w:t>
-            </w:r>
-          </w:p>
-        </w:tc>
-        <w:tc>
-          <w:tcPr>
-            <w:tcW w:w="1575" w:type="dxa"/>
-            <w:tcBorders>
-              <w:top w:val="single" w:sz="6" w:space="0" w:color="auto"/>
-              <w:left w:val="single" w:sz="6" w:space="0" w:color="auto"/>
-              <w:bottom w:val="single" w:sz="6" w:space="0" w:color="auto"/>
-              <w:right w:val="single" w:sz="6" w:space="0" w:color="auto"/>
-            </w:tcBorders>
-            <w:vAlign w:val="center"/>
-          </w:tcPr>
-          <w:p>
-            <w:pPr>
-              <w:spacing w:after="0" w:line="240" w:lineRule="auto"/>
-              <w:jc w:val="center"/>
-              <w:textAlignment w:val="baseline"/>
-              <w:rPr>
-                <w:rFonts w:ascii="Calibri" w:eastAsia="Times New Roman" w:hAnsi="Calibri" w:cs="Calibri"/>
-                <w:sz w:val="24"/>
-                <w:szCs w:val="24"/>
-                <w:lang w:val="en-GB" w:eastAsia="en-GB"/>
-              </w:rPr>
-            </w:pPr>
-            <w:r>
-              <w:rPr>
-                <w:rFonts w:ascii="Calibri" w:eastAsia="Times New Roman" w:hAnsi="Calibri" w:cs="Calibri"/>
-                <w:sz w:val="24"/>
-                <w:szCs w:val="24"/>
+                <w:sz w:val="32"/>
+                <w:szCs w:val="32"/>
+                <w:lang w:val="en-GB" w:eastAsia="en-GB"/>
+              </w:rPr>
+            </w:pPr>
+            <w:r>
+              <w:rPr>
+                <w:rFonts w:ascii="Calibri" w:eastAsia="Times New Roman" w:hAnsi="Calibri" w:cs="Calibri"/>
+                <w:sz w:val="32"/>
+                <w:szCs w:val="32"/>
                 <w:lang w:val="en-GB" w:eastAsia="en-GB"/>
               </w:rPr>
               <w:t>Comments</w:t>
@@ -432,7 +243,7 @@
         </w:trPr>
         <w:tc>
           <w:tcPr>
-            <w:tcW w:w="1524" w:type="dxa"/>
+            <w:tcW w:w="1709" w:type="dxa"/>
             <w:tcBorders>
               <w:top w:val="single" w:sz="6" w:space="0" w:color="auto"/>
               <w:left w:val="single" w:sz="6" w:space="0" w:color="auto"/>
@@ -449,16 +260,16 @@
               <w:textAlignment w:val="baseline"/>
               <w:rPr>
                 <w:rFonts w:ascii="Calibri" w:eastAsia="Times New Roman" w:hAnsi="Calibri" w:cs="Calibri"/>
-                <w:sz w:val="20"/>
-                <w:szCs w:val="20"/>
-                <w:lang w:val="en-GB" w:eastAsia="en-GB"/>
-              </w:rPr>
-            </w:pPr>
-            <w:r>
-              <w:rPr>
-                <w:rFonts w:ascii="Calibri" w:eastAsia="Times New Roman" w:hAnsi="Calibri" w:cs="Calibri"/>
-                <w:sz w:val="20"/>
-                <w:szCs w:val="20"/>
+                <w:sz w:val="28"/>
+                <w:szCs w:val="28"/>
+                <w:lang w:val="en-GB" w:eastAsia="en-GB"/>
+              </w:rPr>
+            </w:pPr>
+            <w:r>
+              <w:rPr>
+                <w:rFonts w:ascii="Calibri" w:eastAsia="Times New Roman" w:hAnsi="Calibri" w:cs="Calibri"/>
+                <w:sz w:val="28"/>
+                <w:szCs w:val="28"/>
                 <w:lang w:val="en-GB" w:eastAsia="en-GB"/>
               </w:rPr>
               <w:t>Communicate </w:t>
@@ -467,7 +278,7 @@
         </w:tc>
         <w:tc>
           <w:tcPr>
-            <w:tcW w:w="3713" w:type="dxa"/>
+            <w:tcW w:w="3528" w:type="dxa"/>
             <w:tcBorders>
               <w:top w:val="single" w:sz="6" w:space="0" w:color="auto"/>
               <w:left w:val="single" w:sz="6" w:space="0" w:color="auto"/>
@@ -482,6 +293,8 @@
               <w:pStyle w:val="tabletext"/>
               <w:rPr>
                 <w:rFonts w:eastAsia="Times New Roman"/>
+                <w:sz w:val="28"/>
+                <w:szCs w:val="28"/>
                 <w:lang w:eastAsia="en-GB"/>
               </w:rPr>
             </w:pPr>
@@ -489,6 +302,8 @@
               <w:rPr>
                 <w:rStyle w:val="eop"/>
                 <w:color w:val="000000"/>
+                <w:sz w:val="28"/>
+                <w:szCs w:val="28"/>
                 <w:shd w:val="clear" w:color="auto" w:fill="FFFFFF"/>
               </w:rPr>
               <w:t>1.e. Apply interview and listening strategies.</w:t>
@@ -497,7 +312,7 @@
         </w:tc>
         <w:tc>
           <w:tcPr>
-            <w:tcW w:w="3969" w:type="dxa"/>
+            <w:tcW w:w="4127" w:type="dxa"/>
             <w:tcBorders>
               <w:top w:val="single" w:sz="6" w:space="0" w:color="auto"/>
               <w:left w:val="single" w:sz="6" w:space="0" w:color="auto"/>
@@ -513,16 +328,16 @@
               <w:textAlignment w:val="baseline"/>
               <w:rPr>
                 <w:rFonts w:ascii="Calibri" w:hAnsi="Calibri" w:cs="Calibri"/>
-                <w:sz w:val="20"/>
-                <w:szCs w:val="20"/>
+                <w:sz w:val="28"/>
+                <w:szCs w:val="28"/>
                 <w:lang w:val="en-GB" w:eastAsia="en-GB"/>
               </w:rPr>
             </w:pPr>
             <w:r>
               <w:rPr>
                 <w:rFonts w:ascii="Calibri" w:eastAsia="Calibri" w:hAnsi="Calibri" w:cs="Calibri"/>
-                <w:sz w:val="20"/>
-                <w:szCs w:val="20"/>
+                <w:sz w:val="28"/>
+                <w:szCs w:val="28"/>
                 <w:lang w:val="en-GB"/>
               </w:rPr>
               <w:t xml:space="preserve">Describe experiences with / thoughts on: </w:t>
@@ -534,24 +349,24 @@
               <w:textAlignment w:val="baseline"/>
               <w:rPr>
                 <w:rFonts w:ascii="Calibri" w:eastAsia="Calibri" w:hAnsi="Calibri" w:cs="Calibri"/>
-                <w:sz w:val="20"/>
-                <w:szCs w:val="20"/>
+                <w:sz w:val="28"/>
+                <w:szCs w:val="28"/>
                 <w:lang w:val="en-GB"/>
               </w:rPr>
             </w:pPr>
             <w:r>
               <w:rPr>
                 <w:rFonts w:ascii="Calibri" w:hAnsi="Calibri" w:cs="Calibri"/>
-                <w:sz w:val="20"/>
-                <w:szCs w:val="20"/>
+                <w:sz w:val="28"/>
+                <w:szCs w:val="28"/>
               </w:rPr>
               <w:br/>
             </w:r>
             <w:r>
               <w:rPr>
                 <w:rFonts w:ascii="Calibri" w:eastAsia="Calibri" w:hAnsi="Calibri" w:cs="Calibri"/>
-                <w:sz w:val="20"/>
-                <w:szCs w:val="20"/>
+                <w:sz w:val="28"/>
+                <w:szCs w:val="28"/>
                 <w:lang w:val="en-GB"/>
               </w:rPr>
               <w:t>- clear and open questions (</w:t>
@@ -559,16 +374,16 @@
             <w:r>
               <w:rPr>
                 <w:rFonts w:ascii="Calibri" w:hAnsi="Calibri" w:cs="Calibri"/>
-                <w:sz w:val="20"/>
-                <w:szCs w:val="20"/>
+                <w:sz w:val="28"/>
+                <w:szCs w:val="28"/>
               </w:rPr>
               <w:t>e.g., with the technique of non-directive questioning)</w:t>
             </w:r>
             <w:r>
               <w:rPr>
                 <w:rFonts w:ascii="Calibri" w:eastAsia="Calibri" w:hAnsi="Calibri" w:cs="Calibri"/>
-                <w:sz w:val="20"/>
-                <w:szCs w:val="20"/>
+                <w:sz w:val="28"/>
+                <w:szCs w:val="28"/>
                 <w:lang w:val="en-GB"/>
               </w:rPr>
               <w:t xml:space="preserve"> </w:t>
@@ -580,24 +395,24 @@
               <w:textAlignment w:val="baseline"/>
               <w:rPr>
                 <w:rFonts w:ascii="Calibri" w:hAnsi="Calibri" w:cs="Calibri"/>
-                <w:sz w:val="20"/>
-                <w:szCs w:val="20"/>
+                <w:sz w:val="28"/>
+                <w:szCs w:val="28"/>
                 <w:lang w:val="en-GB" w:eastAsia="en-GB"/>
               </w:rPr>
             </w:pPr>
             <w:r>
               <w:rPr>
                 <w:rFonts w:ascii="Calibri" w:hAnsi="Calibri" w:cs="Calibri"/>
-                <w:sz w:val="20"/>
-                <w:szCs w:val="20"/>
+                <w:sz w:val="28"/>
+                <w:szCs w:val="28"/>
               </w:rPr>
               <w:br/>
             </w:r>
             <w:r>
               <w:rPr>
                 <w:rFonts w:ascii="Calibri" w:eastAsia="Calibri" w:hAnsi="Calibri" w:cs="Calibri"/>
-                <w:sz w:val="20"/>
-                <w:szCs w:val="20"/>
+                <w:sz w:val="28"/>
+                <w:szCs w:val="28"/>
                 <w:lang w:val="en-GB"/>
               </w:rPr>
               <w:t xml:space="preserve">- reflective listening (based on the </w:t>
@@ -605,16 +420,16 @@
             <w:r>
               <w:rPr>
                 <w:rFonts w:ascii="Calibri" w:hAnsi="Calibri" w:cs="Calibri"/>
-                <w:sz w:val="20"/>
-                <w:szCs w:val="20"/>
+                <w:sz w:val="28"/>
+                <w:szCs w:val="28"/>
               </w:rPr>
               <w:t>LISTEN approach)</w:t>
             </w:r>
             <w:r>
               <w:rPr>
                 <w:rFonts w:ascii="Calibri" w:eastAsia="Calibri" w:hAnsi="Calibri" w:cs="Calibri"/>
-                <w:sz w:val="20"/>
-                <w:szCs w:val="20"/>
+                <w:sz w:val="28"/>
+                <w:szCs w:val="28"/>
                 <w:lang w:val="en-GB"/>
               </w:rPr>
               <w:t xml:space="preserve"> </w:t>
@@ -626,24 +441,24 @@
               <w:textAlignment w:val="baseline"/>
               <w:rPr>
                 <w:rFonts w:ascii="Calibri" w:hAnsi="Calibri" w:cs="Calibri"/>
-                <w:sz w:val="20"/>
-                <w:szCs w:val="20"/>
+                <w:sz w:val="28"/>
+                <w:szCs w:val="28"/>
                 <w:lang w:val="en-GB" w:eastAsia="en-GB"/>
               </w:rPr>
             </w:pPr>
             <w:r>
               <w:rPr>
                 <w:rFonts w:ascii="Calibri" w:hAnsi="Calibri" w:cs="Calibri"/>
-                <w:sz w:val="20"/>
-                <w:szCs w:val="20"/>
+                <w:sz w:val="28"/>
+                <w:szCs w:val="28"/>
               </w:rPr>
               <w:br/>
             </w:r>
             <w:r>
               <w:rPr>
                 <w:rFonts w:ascii="Calibri" w:eastAsia="Calibri" w:hAnsi="Calibri" w:cs="Calibri"/>
-                <w:sz w:val="20"/>
-                <w:szCs w:val="20"/>
+                <w:sz w:val="28"/>
+                <w:szCs w:val="28"/>
                 <w:lang w:val="en-GB"/>
               </w:rPr>
               <w:t xml:space="preserve">- adapting to the context of the interview  </w:t>
@@ -655,11 +470,43 @@
               <w:textAlignment w:val="baseline"/>
               <w:rPr>
                 <w:rFonts w:ascii="Calibri" w:eastAsia="Times New Roman" w:hAnsi="Calibri" w:cs="Calibri"/>
-                <w:sz w:val="20"/>
-                <w:szCs w:val="20"/>
-                <w:lang w:val="en-GB" w:eastAsia="en-GB"/>
-              </w:rPr>
-            </w:pPr>
+                <w:sz w:val="28"/>
+                <w:szCs w:val="28"/>
+                <w:lang w:val="en-GB" w:eastAsia="en-GB"/>
+              </w:rPr>
+            </w:pPr>
+          </w:p>
+        </w:tc>
+        <w:tc>
+          <w:tcPr>
+            <w:tcW w:w="3811" w:type="dxa"/>
+            <w:tcBorders>
+              <w:top w:val="single" w:sz="6" w:space="0" w:color="auto"/>
+              <w:left w:val="single" w:sz="6" w:space="0" w:color="auto"/>
+              <w:bottom w:val="single" w:sz="6" w:space="0" w:color="auto"/>
+              <w:right w:val="single" w:sz="6" w:space="0" w:color="auto"/>
+            </w:tcBorders>
+          </w:tcPr>
+          <w:p>
+            <w:pPr>
+              <w:spacing w:after="0" w:line="240" w:lineRule="auto"/>
+              <w:textAlignment w:val="baseline"/>
+              <w:rPr>
+                <w:rFonts w:ascii="Calibri" w:eastAsia="Times New Roman" w:hAnsi="Calibri" w:cs="Calibri"/>
+                <w:sz w:val="28"/>
+                <w:szCs w:val="28"/>
+                <w:lang w:val="en-GB" w:eastAsia="en-GB"/>
+              </w:rPr>
+            </w:pPr>
+            <w:r>
+              <w:rPr>
+                <w:rFonts w:ascii="Calibri" w:eastAsia="Times New Roman" w:hAnsi="Calibri" w:cs="Calibri"/>
+                <w:sz w:val="28"/>
+                <w:szCs w:val="28"/>
+                <w:lang w:val="en-GB" w:eastAsia="en-GB"/>
+              </w:rPr>
+              <w:t xml:space="preserve">No or hardly any reflection on interview and listening skills is provided </w:t>
+            </w:r>
           </w:p>
         </w:tc>
         <w:tc>
@@ -678,25 +525,25 @@
               <w:textAlignment w:val="baseline"/>
               <w:rPr>
                 <w:rFonts w:ascii="Calibri" w:eastAsia="Times New Roman" w:hAnsi="Calibri" w:cs="Calibri"/>
-                <w:sz w:val="20"/>
-                <w:szCs w:val="20"/>
-                <w:lang w:val="en-GB" w:eastAsia="en-GB"/>
-              </w:rPr>
-            </w:pPr>
-            <w:r>
-              <w:rPr>
-                <w:rFonts w:ascii="Calibri" w:eastAsia="Times New Roman" w:hAnsi="Calibri" w:cs="Calibri"/>
-                <w:sz w:val="20"/>
-                <w:szCs w:val="20"/>
-                <w:lang w:val="en-GB" w:eastAsia="en-GB"/>
-              </w:rPr>
-              <w:t xml:space="preserve">No or hardly any reflection on interview and listening skills is provided </w:t>
-            </w:r>
-          </w:p>
-        </w:tc>
-        <w:tc>
-          <w:tcPr>
-            <w:tcW w:w="3969" w:type="dxa"/>
+                <w:sz w:val="28"/>
+                <w:szCs w:val="28"/>
+                <w:lang w:val="en-GB" w:eastAsia="en-GB"/>
+              </w:rPr>
+            </w:pPr>
+            <w:r>
+              <w:rPr>
+                <w:rFonts w:ascii="Calibri" w:eastAsia="Times New Roman" w:hAnsi="Calibri" w:cs="Calibri"/>
+                <w:sz w:val="28"/>
+                <w:szCs w:val="28"/>
+                <w:lang w:val="en-GB" w:eastAsia="en-GB"/>
+              </w:rPr>
+              <w:t xml:space="preserve">Experiences with interviewing or listening skills are included and elaborated on  </w:t>
+            </w:r>
+          </w:p>
+        </w:tc>
+        <w:tc>
+          <w:tcPr>
+            <w:tcW w:w="1575" w:type="dxa"/>
             <w:tcBorders>
               <w:top w:val="single" w:sz="6" w:space="0" w:color="auto"/>
               <w:left w:val="single" w:sz="6" w:space="0" w:color="auto"/>
@@ -710,40 +557,8 @@
               <w:textAlignment w:val="baseline"/>
               <w:rPr>
                 <w:rFonts w:ascii="Calibri" w:eastAsia="Times New Roman" w:hAnsi="Calibri" w:cs="Calibri"/>
-                <w:sz w:val="20"/>
-                <w:szCs w:val="20"/>
-                <w:lang w:val="en-GB" w:eastAsia="en-GB"/>
-              </w:rPr>
-            </w:pPr>
-            <w:r>
-              <w:rPr>
-                <w:rFonts w:ascii="Calibri" w:eastAsia="Times New Roman" w:hAnsi="Calibri" w:cs="Calibri"/>
-                <w:sz w:val="20"/>
-                <w:szCs w:val="20"/>
-                <w:lang w:val="en-GB" w:eastAsia="en-GB"/>
-              </w:rPr>
-              <w:t xml:space="preserve">Experiences with interviewing or listening skills are included and elaborated on  </w:t>
-            </w:r>
-          </w:p>
-        </w:tc>
-        <w:tc>
-          <w:tcPr>
-            <w:tcW w:w="1575" w:type="dxa"/>
-            <w:tcBorders>
-              <w:top w:val="single" w:sz="6" w:space="0" w:color="auto"/>
-              <w:left w:val="single" w:sz="6" w:space="0" w:color="auto"/>
-              <w:bottom w:val="single" w:sz="6" w:space="0" w:color="auto"/>
-              <w:right w:val="single" w:sz="6" w:space="0" w:color="auto"/>
-            </w:tcBorders>
-          </w:tcPr>
-          <w:p>
-            <w:pPr>
-              <w:spacing w:after="0" w:line="240" w:lineRule="auto"/>
-              <w:textAlignment w:val="baseline"/>
-              <w:rPr>
-                <w:rFonts w:ascii="Calibri" w:eastAsia="Times New Roman" w:hAnsi="Calibri" w:cs="Calibri"/>
-                <w:sz w:val="20"/>
-                <w:szCs w:val="20"/>
+                <w:sz w:val="28"/>
+                <w:szCs w:val="28"/>
                 <w:lang w:val="en-GB" w:eastAsia="en-GB"/>
               </w:rPr>
             </w:pPr>
@@ -756,7 +571,7 @@
         </w:trPr>
         <w:tc>
           <w:tcPr>
-            <w:tcW w:w="1524" w:type="dxa"/>
+            <w:tcW w:w="1709" w:type="dxa"/>
             <w:vMerge w:val="restart"/>
             <w:tcBorders>
               <w:top w:val="single" w:sz="6" w:space="0" w:color="auto"/>
@@ -774,16 +589,16 @@
               <w:textAlignment w:val="baseline"/>
               <w:rPr>
                 <w:rFonts w:ascii="Calibri" w:eastAsia="Times New Roman" w:hAnsi="Calibri" w:cs="Calibri"/>
-                <w:sz w:val="20"/>
-                <w:szCs w:val="20"/>
-                <w:lang w:val="en-GB" w:eastAsia="en-GB"/>
-              </w:rPr>
-            </w:pPr>
-            <w:r>
-              <w:rPr>
-                <w:rFonts w:ascii="Calibri" w:eastAsia="Times New Roman" w:hAnsi="Calibri" w:cs="Calibri"/>
-                <w:sz w:val="20"/>
-                <w:szCs w:val="20"/>
+                <w:sz w:val="28"/>
+                <w:szCs w:val="28"/>
+                <w:lang w:val="en-GB" w:eastAsia="en-GB"/>
+              </w:rPr>
+            </w:pPr>
+            <w:r>
+              <w:rPr>
+                <w:rFonts w:ascii="Calibri" w:eastAsia="Times New Roman" w:hAnsi="Calibri" w:cs="Calibri"/>
+                <w:sz w:val="28"/>
+                <w:szCs w:val="28"/>
                 <w:lang w:val="en-GB" w:eastAsia="en-GB"/>
               </w:rPr>
               <w:t>Collaborate </w:t>
@@ -792,7 +607,7 @@
         </w:tc>
         <w:tc>
           <w:tcPr>
-            <w:tcW w:w="3713" w:type="dxa"/>
+            <w:tcW w:w="3528" w:type="dxa"/>
             <w:tcBorders>
               <w:top w:val="single" w:sz="6" w:space="0" w:color="auto"/>
               <w:left w:val="single" w:sz="6" w:space="0" w:color="auto"/>
@@ -807,12 +622,16 @@
               <w:pStyle w:val="tabletext"/>
               <w:rPr>
                 <w:rFonts w:eastAsia="Times New Roman"/>
+                <w:sz w:val="28"/>
+                <w:szCs w:val="28"/>
                 <w:lang w:eastAsia="en-GB"/>
               </w:rPr>
             </w:pPr>
             <w:r>
               <w:rPr>
                 <w:rStyle w:val="normaltextrun"/>
+                <w:sz w:val="28"/>
+                <w:szCs w:val="28"/>
               </w:rPr>
               <w:t>2.a. Collaborate effectively with other group members, other groups and the case owners / experts of the field.</w:t>
             </w:r>
@@ -820,7 +639,7 @@
         </w:tc>
         <w:tc>
           <w:tcPr>
-            <w:tcW w:w="3969" w:type="dxa"/>
+            <w:tcW w:w="4127" w:type="dxa"/>
             <w:tcBorders>
               <w:top w:val="single" w:sz="6" w:space="0" w:color="auto"/>
               <w:left w:val="single" w:sz="6" w:space="0" w:color="auto"/>
@@ -841,16 +660,16 @@
               <w:textAlignment w:val="baseline"/>
               <w:rPr>
                 <w:rFonts w:ascii="Calibri" w:eastAsia="Times New Roman" w:hAnsi="Calibri" w:cs="Calibri"/>
-                <w:sz w:val="20"/>
-                <w:szCs w:val="20"/>
-                <w:lang w:val="en-GB" w:eastAsia="en-GB"/>
-              </w:rPr>
-            </w:pPr>
-            <w:r>
-              <w:rPr>
-                <w:rFonts w:ascii="Calibri" w:eastAsia="Times New Roman" w:hAnsi="Calibri" w:cs="Calibri"/>
-                <w:sz w:val="20"/>
-                <w:szCs w:val="20"/>
+                <w:sz w:val="28"/>
+                <w:szCs w:val="28"/>
+                <w:lang w:val="en-GB" w:eastAsia="en-GB"/>
+              </w:rPr>
+            </w:pPr>
+            <w:r>
+              <w:rPr>
+                <w:rFonts w:ascii="Calibri" w:eastAsia="Times New Roman" w:hAnsi="Calibri" w:cs="Calibri"/>
+                <w:sz w:val="28"/>
+                <w:szCs w:val="28"/>
                 <w:lang w:val="en-GB" w:eastAsia="en-GB"/>
               </w:rPr>
               <w:t xml:space="preserve">The students’ role(s) in the </w:t>
@@ -858,8 +677,8 @@
             <w:r>
               <w:rPr>
                 <w:rFonts w:ascii="Calibri" w:eastAsia="Times New Roman" w:hAnsi="Calibri" w:cs="Calibri"/>
-                <w:sz w:val="20"/>
-                <w:szCs w:val="20"/>
+                <w:sz w:val="28"/>
+                <w:szCs w:val="28"/>
                 <w:lang w:val="en-GB" w:eastAsia="en-GB"/>
               </w:rPr>
               <w:t xml:space="preserve">assignments (poster, </w:t>
@@ -867,8 +686,8 @@
             <w:r>
               <w:rPr>
                 <w:rFonts w:ascii="Calibri" w:eastAsia="Times New Roman" w:hAnsi="Calibri" w:cs="Calibri"/>
-                <w:sz w:val="20"/>
-                <w:szCs w:val="20"/>
+                <w:sz w:val="28"/>
+                <w:szCs w:val="28"/>
                 <w:lang w:val="en-GB" w:eastAsia="en-GB"/>
               </w:rPr>
               <w:t>proposal)</w:t>
@@ -885,16 +704,16 @@
               <w:textAlignment w:val="baseline"/>
               <w:rPr>
                 <w:rFonts w:ascii="Calibri" w:eastAsia="Times New Roman" w:hAnsi="Calibri" w:cs="Calibri"/>
-                <w:sz w:val="20"/>
-                <w:szCs w:val="20"/>
-                <w:lang w:val="en-GB" w:eastAsia="en-GB"/>
-              </w:rPr>
-            </w:pPr>
-            <w:r>
-              <w:rPr>
-                <w:rFonts w:ascii="Calibri" w:eastAsia="Times New Roman" w:hAnsi="Calibri" w:cs="Calibri"/>
-                <w:sz w:val="20"/>
-                <w:szCs w:val="20"/>
+                <w:sz w:val="28"/>
+                <w:szCs w:val="28"/>
+                <w:lang w:val="en-GB" w:eastAsia="en-GB"/>
+              </w:rPr>
+            </w:pPr>
+            <w:r>
+              <w:rPr>
+                <w:rFonts w:ascii="Calibri" w:eastAsia="Times New Roman" w:hAnsi="Calibri" w:cs="Calibri"/>
+                <w:sz w:val="28"/>
+                <w:szCs w:val="28"/>
                 <w:lang w:val="en-GB" w:eastAsia="en-GB"/>
               </w:rPr>
               <w:t xml:space="preserve">The interaction with the </w:t>
@@ -902,8 +721,8 @@
             <w:r>
               <w:rPr>
                 <w:rFonts w:ascii="Calibri" w:eastAsia="Times New Roman" w:hAnsi="Calibri" w:cs="Calibri"/>
-                <w:sz w:val="20"/>
-                <w:szCs w:val="20"/>
+                <w:sz w:val="28"/>
+                <w:szCs w:val="28"/>
                 <w:lang w:val="en-GB" w:eastAsia="en-GB"/>
               </w:rPr>
               <w:t>supervisor(s) and coach(es)</w:t>
@@ -920,16 +739,16 @@
               <w:textAlignment w:val="baseline"/>
               <w:rPr>
                 <w:rFonts w:ascii="Calibri" w:eastAsia="Times New Roman" w:hAnsi="Calibri" w:cs="Calibri"/>
-                <w:sz w:val="20"/>
-                <w:szCs w:val="20"/>
-                <w:lang w:val="en-GB" w:eastAsia="en-GB"/>
-              </w:rPr>
-            </w:pPr>
-            <w:r>
-              <w:rPr>
-                <w:rFonts w:ascii="Calibri" w:eastAsia="Times New Roman" w:hAnsi="Calibri" w:cs="Calibri"/>
-                <w:sz w:val="20"/>
-                <w:szCs w:val="20"/>
+                <w:sz w:val="28"/>
+                <w:szCs w:val="28"/>
+                <w:lang w:val="en-GB" w:eastAsia="en-GB"/>
+              </w:rPr>
+            </w:pPr>
+            <w:r>
+              <w:rPr>
+                <w:rFonts w:ascii="Calibri" w:eastAsia="Times New Roman" w:hAnsi="Calibri" w:cs="Calibri"/>
+                <w:sz w:val="28"/>
+                <w:szCs w:val="28"/>
                 <w:lang w:val="en-GB" w:eastAsia="en-GB"/>
               </w:rPr>
               <w:t>The interaction with stakeholders</w:t>
@@ -938,7 +757,7 @@
         </w:tc>
         <w:tc>
           <w:tcPr>
-            <w:tcW w:w="3969" w:type="dxa"/>
+            <w:tcW w:w="3811" w:type="dxa"/>
             <w:tcBorders>
               <w:top w:val="single" w:sz="6" w:space="0" w:color="auto"/>
               <w:left w:val="single" w:sz="6" w:space="0" w:color="auto"/>
@@ -952,16 +771,16 @@
               <w:textAlignment w:val="baseline"/>
               <w:rPr>
                 <w:rFonts w:ascii="Calibri" w:eastAsia="Times New Roman" w:hAnsi="Calibri" w:cs="Calibri"/>
-                <w:sz w:val="20"/>
-                <w:szCs w:val="20"/>
-                <w:lang w:val="en-GB" w:eastAsia="en-GB"/>
-              </w:rPr>
-            </w:pPr>
-            <w:r>
-              <w:rPr>
-                <w:rFonts w:ascii="Calibri" w:eastAsia="Times New Roman" w:hAnsi="Calibri" w:cs="Calibri"/>
-                <w:sz w:val="20"/>
-                <w:szCs w:val="20"/>
+                <w:sz w:val="28"/>
+                <w:szCs w:val="28"/>
+                <w:lang w:val="en-GB" w:eastAsia="en-GB"/>
+              </w:rPr>
+            </w:pPr>
+            <w:r>
+              <w:rPr>
+                <w:rFonts w:ascii="Calibri" w:eastAsia="Times New Roman" w:hAnsi="Calibri" w:cs="Calibri"/>
+                <w:sz w:val="28"/>
+                <w:szCs w:val="28"/>
                 <w:lang w:val="en-GB" w:eastAsia="en-GB"/>
               </w:rPr>
               <w:t xml:space="preserve">The </w:t>
@@ -969,8 +788,8 @@
             <w:r>
               <w:rPr>
                 <w:rFonts w:ascii="Calibri" w:eastAsia="Times New Roman" w:hAnsi="Calibri" w:cs="Calibri"/>
-                <w:sz w:val="20"/>
-                <w:szCs w:val="20"/>
+                <w:sz w:val="28"/>
+                <w:szCs w:val="28"/>
                 <w:lang w:val="en-GB" w:eastAsia="en-GB"/>
               </w:rPr>
               <w:t>critical thinking journal lacks</w:t>
@@ -978,8 +797,8 @@
             <w:r>
               <w:rPr>
                 <w:rFonts w:ascii="Calibri" w:eastAsia="Times New Roman" w:hAnsi="Calibri" w:cs="Calibri"/>
-                <w:sz w:val="20"/>
-                <w:szCs w:val="20"/>
+                <w:sz w:val="28"/>
+                <w:szCs w:val="28"/>
                 <w:lang w:val="en-GB" w:eastAsia="en-GB"/>
               </w:rPr>
               <w:t xml:space="preserve"> </w:t>
@@ -987,8 +806,8 @@
             <w:r>
               <w:rPr>
                 <w:rFonts w:ascii="Calibri" w:eastAsia="Times New Roman" w:hAnsi="Calibri" w:cs="Calibri"/>
-                <w:sz w:val="20"/>
-                <w:szCs w:val="20"/>
+                <w:sz w:val="28"/>
+                <w:szCs w:val="28"/>
                 <w:lang w:val="en-GB" w:eastAsia="en-GB"/>
               </w:rPr>
               <w:t>reflect</w:t>
@@ -996,8 +815,8 @@
             <w:r>
               <w:rPr>
                 <w:rFonts w:ascii="Calibri" w:eastAsia="Times New Roman" w:hAnsi="Calibri" w:cs="Calibri"/>
-                <w:sz w:val="20"/>
-                <w:szCs w:val="20"/>
+                <w:sz w:val="28"/>
+                <w:szCs w:val="28"/>
                 <w:lang w:val="en-GB" w:eastAsia="en-GB"/>
               </w:rPr>
               <w:t>ion</w:t>
@@ -1005,8 +824,8 @@
             <w:r>
               <w:rPr>
                 <w:rFonts w:ascii="Calibri" w:eastAsia="Times New Roman" w:hAnsi="Calibri" w:cs="Calibri"/>
-                <w:sz w:val="20"/>
-                <w:szCs w:val="20"/>
+                <w:sz w:val="28"/>
+                <w:szCs w:val="28"/>
                 <w:lang w:val="en-GB" w:eastAsia="en-GB"/>
               </w:rPr>
               <w:t xml:space="preserve"> on any of the </w:t>
@@ -1014,8 +833,8 @@
             <w:r>
               <w:rPr>
                 <w:rFonts w:ascii="Calibri" w:eastAsia="Times New Roman" w:hAnsi="Calibri" w:cs="Calibri"/>
-                <w:sz w:val="20"/>
-                <w:szCs w:val="20"/>
+                <w:sz w:val="28"/>
+                <w:szCs w:val="28"/>
                 <w:lang w:val="en-GB" w:eastAsia="en-GB"/>
               </w:rPr>
               <w:t>following points</w:t>
@@ -1023,8 +842,8 @@
             <w:r>
               <w:rPr>
                 <w:rFonts w:ascii="Calibri" w:eastAsia="Times New Roman" w:hAnsi="Calibri" w:cs="Calibri"/>
-                <w:sz w:val="20"/>
-                <w:szCs w:val="20"/>
+                <w:sz w:val="28"/>
+                <w:szCs w:val="28"/>
                 <w:lang w:val="en-GB" w:eastAsia="en-GB"/>
               </w:rPr>
               <w:t>:</w:t>
@@ -1041,16 +860,16 @@
               <w:textAlignment w:val="baseline"/>
               <w:rPr>
                 <w:rFonts w:ascii="Calibri" w:eastAsia="Times New Roman" w:hAnsi="Calibri" w:cs="Calibri"/>
-                <w:sz w:val="20"/>
-                <w:szCs w:val="20"/>
-                <w:lang w:val="en-GB" w:eastAsia="en-GB"/>
-              </w:rPr>
-            </w:pPr>
-            <w:r>
-              <w:rPr>
-                <w:rFonts w:ascii="Calibri" w:eastAsia="Times New Roman" w:hAnsi="Calibri" w:cs="Calibri"/>
-                <w:sz w:val="20"/>
-                <w:szCs w:val="20"/>
+                <w:sz w:val="28"/>
+                <w:szCs w:val="28"/>
+                <w:lang w:val="en-GB" w:eastAsia="en-GB"/>
+              </w:rPr>
+            </w:pPr>
+            <w:r>
+              <w:rPr>
+                <w:rFonts w:ascii="Calibri" w:eastAsia="Times New Roman" w:hAnsi="Calibri" w:cs="Calibri"/>
+                <w:sz w:val="28"/>
+                <w:szCs w:val="28"/>
                 <w:lang w:val="en-GB" w:eastAsia="en-GB"/>
               </w:rPr>
               <w:t>The students’ role(s) in the assignments (poster, proposal)</w:t>
@@ -1067,16 +886,16 @@
               <w:textAlignment w:val="baseline"/>
               <w:rPr>
                 <w:rFonts w:ascii="Calibri" w:eastAsia="Times New Roman" w:hAnsi="Calibri" w:cs="Calibri"/>
-                <w:sz w:val="20"/>
-                <w:szCs w:val="20"/>
-                <w:lang w:val="en-GB" w:eastAsia="en-GB"/>
-              </w:rPr>
-            </w:pPr>
-            <w:r>
-              <w:rPr>
-                <w:rFonts w:ascii="Calibri" w:eastAsia="Times New Roman" w:hAnsi="Calibri" w:cs="Calibri"/>
-                <w:sz w:val="20"/>
-                <w:szCs w:val="20"/>
+                <w:sz w:val="28"/>
+                <w:szCs w:val="28"/>
+                <w:lang w:val="en-GB" w:eastAsia="en-GB"/>
+              </w:rPr>
+            </w:pPr>
+            <w:r>
+              <w:rPr>
+                <w:rFonts w:ascii="Calibri" w:eastAsia="Times New Roman" w:hAnsi="Calibri" w:cs="Calibri"/>
+                <w:sz w:val="28"/>
+                <w:szCs w:val="28"/>
                 <w:lang w:val="en-GB" w:eastAsia="en-GB"/>
               </w:rPr>
               <w:t>The interaction with the supervisor(s) and coach(es)</w:t>
@@ -1093,16 +912,16 @@
               <w:textAlignment w:val="baseline"/>
               <w:rPr>
                 <w:rFonts w:ascii="Calibri" w:eastAsia="Times New Roman" w:hAnsi="Calibri" w:cs="Calibri"/>
-                <w:sz w:val="20"/>
-                <w:szCs w:val="20"/>
-                <w:lang w:val="en-GB" w:eastAsia="en-GB"/>
-              </w:rPr>
-            </w:pPr>
-            <w:r>
-              <w:rPr>
-                <w:rFonts w:ascii="Calibri" w:eastAsia="Times New Roman" w:hAnsi="Calibri" w:cs="Calibri"/>
-                <w:sz w:val="20"/>
-                <w:szCs w:val="20"/>
+                <w:sz w:val="28"/>
+                <w:szCs w:val="28"/>
+                <w:lang w:val="en-GB" w:eastAsia="en-GB"/>
+              </w:rPr>
+            </w:pPr>
+            <w:r>
+              <w:rPr>
+                <w:rFonts w:ascii="Calibri" w:eastAsia="Times New Roman" w:hAnsi="Calibri" w:cs="Calibri"/>
+                <w:sz w:val="28"/>
+                <w:szCs w:val="28"/>
                 <w:lang w:val="en-GB" w:eastAsia="en-GB"/>
               </w:rPr>
               <w:t xml:space="preserve">The interaction with </w:t>
@@ -1110,8 +929,8 @@
             <w:r>
               <w:rPr>
                 <w:rFonts w:ascii="Calibri" w:eastAsia="Times New Roman" w:hAnsi="Calibri" w:cs="Calibri"/>
-                <w:sz w:val="20"/>
-                <w:szCs w:val="20"/>
+                <w:sz w:val="28"/>
+                <w:szCs w:val="28"/>
                 <w:lang w:val="en-GB" w:eastAsia="en-GB"/>
               </w:rPr>
               <w:t xml:space="preserve">other </w:t>
@@ -1119,8 +938,8 @@
             <w:r>
               <w:rPr>
                 <w:rFonts w:ascii="Calibri" w:eastAsia="Times New Roman" w:hAnsi="Calibri" w:cs="Calibri"/>
-                <w:sz w:val="20"/>
-                <w:szCs w:val="20"/>
+                <w:sz w:val="28"/>
+                <w:szCs w:val="28"/>
                 <w:lang w:val="en-GB" w:eastAsia="en-GB"/>
               </w:rPr>
               <w:t>stakeholders</w:t>
@@ -1132,16 +951,16 @@
               <w:textAlignment w:val="baseline"/>
               <w:rPr>
                 <w:rFonts w:ascii="Calibri" w:eastAsia="Times New Roman" w:hAnsi="Calibri" w:cs="Calibri"/>
-                <w:sz w:val="20"/>
-                <w:szCs w:val="20"/>
-                <w:lang w:val="en-GB" w:eastAsia="en-GB"/>
-              </w:rPr>
-            </w:pPr>
-            <w:r>
-              <w:rPr>
-                <w:rFonts w:ascii="Calibri" w:eastAsia="Times New Roman" w:hAnsi="Calibri" w:cs="Calibri"/>
-                <w:sz w:val="20"/>
-                <w:szCs w:val="20"/>
+                <w:sz w:val="28"/>
+                <w:szCs w:val="28"/>
+                <w:lang w:val="en-GB" w:eastAsia="en-GB"/>
+              </w:rPr>
+            </w:pPr>
+            <w:r>
+              <w:rPr>
+                <w:rFonts w:ascii="Calibri" w:eastAsia="Times New Roman" w:hAnsi="Calibri" w:cs="Calibri"/>
+                <w:sz w:val="28"/>
+                <w:szCs w:val="28"/>
                 <w:lang w:val="en-GB" w:eastAsia="en-GB"/>
               </w:rPr>
               <w:t xml:space="preserve">Or the reflection is superficial and only scratches the surface. </w:t>
@@ -1153,8 +972,8 @@
               <w:textAlignment w:val="baseline"/>
               <w:rPr>
                 <w:rFonts w:ascii="Calibri" w:eastAsia="Times New Roman" w:hAnsi="Calibri" w:cs="Calibri"/>
-                <w:sz w:val="20"/>
-                <w:szCs w:val="20"/>
+                <w:sz w:val="28"/>
+                <w:szCs w:val="28"/>
                 <w:lang w:val="en-GB" w:eastAsia="en-GB"/>
               </w:rPr>
             </w:pPr>
@@ -1176,16 +995,16 @@
               <w:textAlignment w:val="baseline"/>
               <w:rPr>
                 <w:rFonts w:ascii="Calibri" w:eastAsia="Times New Roman" w:hAnsi="Calibri" w:cs="Calibri"/>
-                <w:sz w:val="20"/>
-                <w:szCs w:val="20"/>
-                <w:lang w:val="en-GB" w:eastAsia="en-GB"/>
-              </w:rPr>
-            </w:pPr>
-            <w:r>
-              <w:rPr>
-                <w:rFonts w:ascii="Calibri" w:eastAsia="Times New Roman" w:hAnsi="Calibri" w:cs="Calibri"/>
-                <w:sz w:val="20"/>
-                <w:szCs w:val="20"/>
+                <w:sz w:val="28"/>
+                <w:szCs w:val="28"/>
+                <w:lang w:val="en-GB" w:eastAsia="en-GB"/>
+              </w:rPr>
+            </w:pPr>
+            <w:r>
+              <w:rPr>
+                <w:rFonts w:ascii="Calibri" w:eastAsia="Times New Roman" w:hAnsi="Calibri" w:cs="Calibri"/>
+                <w:sz w:val="28"/>
+                <w:szCs w:val="28"/>
                 <w:lang w:val="en-GB" w:eastAsia="en-GB"/>
               </w:rPr>
               <w:t xml:space="preserve">The critical thinking journal </w:t>
@@ -1193,8 +1012,8 @@
             <w:r>
               <w:rPr>
                 <w:rFonts w:ascii="Calibri" w:eastAsia="Times New Roman" w:hAnsi="Calibri" w:cs="Calibri"/>
-                <w:sz w:val="20"/>
-                <w:szCs w:val="20"/>
+                <w:sz w:val="28"/>
+                <w:szCs w:val="28"/>
                 <w:lang w:val="en-GB" w:eastAsia="en-GB"/>
               </w:rPr>
               <w:t>contains</w:t>
@@ -1202,8 +1021,8 @@
             <w:r>
               <w:rPr>
                 <w:rFonts w:ascii="Calibri" w:eastAsia="Times New Roman" w:hAnsi="Calibri" w:cs="Calibri"/>
-                <w:sz w:val="20"/>
-                <w:szCs w:val="20"/>
+                <w:sz w:val="28"/>
+                <w:szCs w:val="28"/>
                 <w:lang w:val="en-GB" w:eastAsia="en-GB"/>
               </w:rPr>
               <w:t xml:space="preserve"> detailed</w:t>
@@ -1211,8 +1030,8 @@
             <w:r>
               <w:rPr>
                 <w:rFonts w:ascii="Calibri" w:eastAsia="Times New Roman" w:hAnsi="Calibri" w:cs="Calibri"/>
-                <w:sz w:val="20"/>
-                <w:szCs w:val="20"/>
+                <w:sz w:val="28"/>
+                <w:szCs w:val="28"/>
                 <w:lang w:val="en-GB" w:eastAsia="en-GB"/>
               </w:rPr>
               <w:t xml:space="preserve"> reflections</w:t>
@@ -1220,8 +1039,8 @@
             <w:r>
               <w:rPr>
                 <w:rFonts w:ascii="Calibri" w:eastAsia="Times New Roman" w:hAnsi="Calibri" w:cs="Calibri"/>
-                <w:sz w:val="20"/>
-                <w:szCs w:val="20"/>
+                <w:sz w:val="28"/>
+                <w:szCs w:val="28"/>
                 <w:lang w:val="en-GB" w:eastAsia="en-GB"/>
               </w:rPr>
               <w:t xml:space="preserve"> on all the following points:</w:t>
@@ -1238,16 +1057,16 @@
               <w:textAlignment w:val="baseline"/>
               <w:rPr>
                 <w:rFonts w:ascii="Calibri" w:eastAsia="Times New Roman" w:hAnsi="Calibri" w:cs="Calibri"/>
-                <w:sz w:val="20"/>
-                <w:szCs w:val="20"/>
-                <w:lang w:val="en-GB" w:eastAsia="en-GB"/>
-              </w:rPr>
-            </w:pPr>
-            <w:r>
-              <w:rPr>
-                <w:rFonts w:ascii="Calibri" w:eastAsia="Times New Roman" w:hAnsi="Calibri" w:cs="Calibri"/>
-                <w:sz w:val="20"/>
-                <w:szCs w:val="20"/>
+                <w:sz w:val="28"/>
+                <w:szCs w:val="28"/>
+                <w:lang w:val="en-GB" w:eastAsia="en-GB"/>
+              </w:rPr>
+            </w:pPr>
+            <w:r>
+              <w:rPr>
+                <w:rFonts w:ascii="Calibri" w:eastAsia="Times New Roman" w:hAnsi="Calibri" w:cs="Calibri"/>
+                <w:sz w:val="28"/>
+                <w:szCs w:val="28"/>
                 <w:lang w:val="en-GB" w:eastAsia="en-GB"/>
               </w:rPr>
               <w:t>The students’ role(s) in the assignments (poster, proposal)</w:t>
@@ -1264,16 +1083,16 @@
               <w:textAlignment w:val="baseline"/>
               <w:rPr>
                 <w:rFonts w:ascii="Calibri" w:eastAsia="Times New Roman" w:hAnsi="Calibri" w:cs="Calibri"/>
-                <w:sz w:val="20"/>
-                <w:szCs w:val="20"/>
-                <w:lang w:val="en-GB" w:eastAsia="en-GB"/>
-              </w:rPr>
-            </w:pPr>
-            <w:r>
-              <w:rPr>
-                <w:rFonts w:ascii="Calibri" w:eastAsia="Times New Roman" w:hAnsi="Calibri" w:cs="Calibri"/>
-                <w:sz w:val="20"/>
-                <w:szCs w:val="20"/>
+                <w:sz w:val="28"/>
+                <w:szCs w:val="28"/>
+                <w:lang w:val="en-GB" w:eastAsia="en-GB"/>
+              </w:rPr>
+            </w:pPr>
+            <w:r>
+              <w:rPr>
+                <w:rFonts w:ascii="Calibri" w:eastAsia="Times New Roman" w:hAnsi="Calibri" w:cs="Calibri"/>
+                <w:sz w:val="28"/>
+                <w:szCs w:val="28"/>
                 <w:lang w:val="en-GB" w:eastAsia="en-GB"/>
               </w:rPr>
               <w:t>The interaction with the supervisor(s) and coach(es)</w:t>
@@ -1290,16 +1109,16 @@
               <w:textAlignment w:val="baseline"/>
               <w:rPr>
                 <w:rFonts w:ascii="Calibri" w:eastAsia="Times New Roman" w:hAnsi="Calibri" w:cs="Calibri"/>
-                <w:sz w:val="20"/>
-                <w:szCs w:val="20"/>
-                <w:lang w:val="en-GB" w:eastAsia="en-GB"/>
-              </w:rPr>
-            </w:pPr>
-            <w:r>
-              <w:rPr>
-                <w:rFonts w:ascii="Calibri" w:eastAsia="Times New Roman" w:hAnsi="Calibri" w:cs="Calibri"/>
-                <w:sz w:val="20"/>
-                <w:szCs w:val="20"/>
+                <w:sz w:val="28"/>
+                <w:szCs w:val="28"/>
+                <w:lang w:val="en-GB" w:eastAsia="en-GB"/>
+              </w:rPr>
+            </w:pPr>
+            <w:r>
+              <w:rPr>
+                <w:rFonts w:ascii="Calibri" w:eastAsia="Times New Roman" w:hAnsi="Calibri" w:cs="Calibri"/>
+                <w:sz w:val="28"/>
+                <w:szCs w:val="28"/>
                 <w:lang w:val="en-GB" w:eastAsia="en-GB"/>
               </w:rPr>
               <w:t>The interaction with</w:t>
@@ -1307,8 +1126,8 @@
             <w:r>
               <w:rPr>
                 <w:rFonts w:ascii="Calibri" w:eastAsia="Times New Roman" w:hAnsi="Calibri" w:cs="Calibri"/>
-                <w:sz w:val="20"/>
-                <w:szCs w:val="20"/>
+                <w:sz w:val="28"/>
+                <w:szCs w:val="28"/>
                 <w:lang w:val="en-GB" w:eastAsia="en-GB"/>
               </w:rPr>
               <w:t xml:space="preserve"> other</w:t>
@@ -1316,8 +1135,8 @@
             <w:r>
               <w:rPr>
                 <w:rFonts w:ascii="Calibri" w:eastAsia="Times New Roman" w:hAnsi="Calibri" w:cs="Calibri"/>
-                <w:sz w:val="20"/>
-                <w:szCs w:val="20"/>
+                <w:sz w:val="28"/>
+                <w:szCs w:val="28"/>
                 <w:lang w:val="en-GB" w:eastAsia="en-GB"/>
               </w:rPr>
               <w:t xml:space="preserve"> stakeholders</w:t>
@@ -1329,20 +1148,20 @@
               <w:textAlignment w:val="baseline"/>
               <w:rPr>
                 <w:rFonts w:ascii="Calibri" w:eastAsia="Times New Roman" w:hAnsi="Calibri" w:cs="Calibri"/>
-                <w:sz w:val="20"/>
-                <w:szCs w:val="20"/>
-                <w:lang w:val="en-GB" w:eastAsia="en-GB"/>
-              </w:rPr>
-            </w:pPr>
-          </w:p>
-          <w:p>
-            <w:pPr>
-              <w:spacing w:after="0" w:line="240" w:lineRule="auto"/>
-              <w:textAlignment w:val="baseline"/>
-              <w:rPr>
-                <w:rFonts w:ascii="Calibri" w:eastAsia="Times New Roman" w:hAnsi="Calibri" w:cs="Calibri"/>
-                <w:sz w:val="20"/>
-                <w:szCs w:val="20"/>
+                <w:sz w:val="28"/>
+                <w:szCs w:val="28"/>
+                <w:lang w:val="en-GB" w:eastAsia="en-GB"/>
+              </w:rPr>
+            </w:pPr>
+          </w:p>
+          <w:p>
+            <w:pPr>
+              <w:spacing w:after="0" w:line="240" w:lineRule="auto"/>
+              <w:textAlignment w:val="baseline"/>
+              <w:rPr>
+                <w:rFonts w:ascii="Calibri" w:eastAsia="Times New Roman" w:hAnsi="Calibri" w:cs="Calibri"/>
+                <w:sz w:val="28"/>
+                <w:szCs w:val="28"/>
                 <w:lang w:val="en-GB" w:eastAsia="en-GB"/>
               </w:rPr>
             </w:pPr>
@@ -1364,8 +1183,8 @@
               <w:textAlignment w:val="baseline"/>
               <w:rPr>
                 <w:rFonts w:ascii="Calibri" w:eastAsia="Times New Roman" w:hAnsi="Calibri" w:cs="Calibri"/>
-                <w:sz w:val="20"/>
-                <w:szCs w:val="20"/>
+                <w:sz w:val="28"/>
+                <w:szCs w:val="28"/>
                 <w:lang w:val="en-GB" w:eastAsia="en-GB"/>
               </w:rPr>
             </w:pPr>
@@ -1378,7 +1197,7 @@
         </w:trPr>
         <w:tc>
           <w:tcPr>
-            <w:tcW w:w="1524" w:type="dxa"/>
+            <w:tcW w:w="1709" w:type="dxa"/>
             <w:vMerge/>
             <w:vAlign w:val="center"/>
             <w:hideMark/>
@@ -1391,16 +1210,16 @@
               <w:textAlignment w:val="baseline"/>
               <w:rPr>
                 <w:rFonts w:ascii="Calibri" w:eastAsia="Times New Roman" w:hAnsi="Calibri" w:cs="Calibri"/>
-                <w:sz w:val="20"/>
-                <w:szCs w:val="20"/>
-                <w:lang w:val="en-GB" w:eastAsia="en-GB"/>
-              </w:rPr>
-            </w:pPr>
-          </w:p>
-        </w:tc>
-        <w:tc>
-          <w:tcPr>
-            <w:tcW w:w="3713" w:type="dxa"/>
+                <w:sz w:val="28"/>
+                <w:szCs w:val="28"/>
+                <w:lang w:val="en-GB" w:eastAsia="en-GB"/>
+              </w:rPr>
+            </w:pPr>
+          </w:p>
+        </w:tc>
+        <w:tc>
+          <w:tcPr>
+            <w:tcW w:w="3528" w:type="dxa"/>
             <w:tcBorders>
               <w:top w:val="single" w:sz="6" w:space="0" w:color="auto"/>
               <w:left w:val="single" w:sz="6" w:space="0" w:color="auto"/>
@@ -1412,10 +1231,16 @@
           <w:p>
             <w:pPr>
               <w:pStyle w:val="tabletext"/>
+              <w:rPr>
+                <w:sz w:val="28"/>
+                <w:szCs w:val="28"/>
+              </w:rPr>
             </w:pPr>
             <w:r>
               <w:rPr>
                 <w:rStyle w:val="normaltextrun"/>
+                <w:sz w:val="28"/>
+                <w:szCs w:val="28"/>
               </w:rPr>
               <w:t>2.b. Explain how intercultural differences play a role in collaboration—this includes social (language, nationality, etc.) but also professional (business vs education, medicine vs engineering) differences and apply this knowledge to the collaboration.</w:t>
             </w:r>
@@ -1423,7 +1248,7 @@
         </w:tc>
         <w:tc>
           <w:tcPr>
-            <w:tcW w:w="3969" w:type="dxa"/>
+            <w:tcW w:w="4127" w:type="dxa"/>
             <w:tcBorders>
               <w:top w:val="single" w:sz="6" w:space="0" w:color="auto"/>
               <w:left w:val="single" w:sz="6" w:space="0" w:color="auto"/>
@@ -1443,16 +1268,16 @@
               <w:textAlignment w:val="baseline"/>
               <w:rPr>
                 <w:rFonts w:ascii="Calibri" w:eastAsia="Times New Roman" w:hAnsi="Calibri" w:cs="Calibri"/>
-                <w:sz w:val="20"/>
-                <w:szCs w:val="20"/>
-                <w:lang w:val="en-GB" w:eastAsia="en-GB"/>
-              </w:rPr>
-            </w:pPr>
-            <w:r>
-              <w:rPr>
-                <w:rFonts w:ascii="Calibri" w:eastAsia="Times New Roman" w:hAnsi="Calibri" w:cs="Calibri"/>
-                <w:sz w:val="20"/>
-                <w:szCs w:val="20"/>
+                <w:sz w:val="28"/>
+                <w:szCs w:val="28"/>
+                <w:lang w:val="en-GB" w:eastAsia="en-GB"/>
+              </w:rPr>
+            </w:pPr>
+            <w:r>
+              <w:rPr>
+                <w:rFonts w:ascii="Calibri" w:eastAsia="Times New Roman" w:hAnsi="Calibri" w:cs="Calibri"/>
+                <w:sz w:val="28"/>
+                <w:szCs w:val="28"/>
                 <w:lang w:val="en-GB" w:eastAsia="en-GB"/>
               </w:rPr>
               <w:t>The first part of the t</w:t>
@@ -1460,8 +1285,8 @@
             <w:r>
               <w:rPr>
                 <w:rFonts w:ascii="Calibri" w:eastAsia="Times New Roman" w:hAnsi="Calibri" w:cs="Calibri"/>
-                <w:sz w:val="20"/>
-                <w:szCs w:val="20"/>
+                <w:sz w:val="28"/>
+                <w:szCs w:val="28"/>
                 <w:lang w:val="en-GB" w:eastAsia="en-GB"/>
               </w:rPr>
               <w:t>eam contract</w:t>
@@ -1469,8 +1294,8 @@
             <w:r>
               <w:rPr>
                 <w:rFonts w:ascii="Calibri" w:eastAsia="Times New Roman" w:hAnsi="Calibri" w:cs="Calibri"/>
-                <w:sz w:val="20"/>
-                <w:szCs w:val="20"/>
+                <w:sz w:val="28"/>
+                <w:szCs w:val="28"/>
                 <w:lang w:val="en-GB" w:eastAsia="en-GB"/>
               </w:rPr>
               <w:t xml:space="preserve"> (</w:t>
@@ -1478,8 +1303,8 @@
             <w:r>
               <w:rPr>
                 <w:rFonts w:ascii="Calibri" w:eastAsia="Times New Roman" w:hAnsi="Calibri" w:cs="Calibri"/>
-                <w:sz w:val="20"/>
-                <w:szCs w:val="20"/>
+                <w:sz w:val="28"/>
+                <w:szCs w:val="28"/>
                 <w:lang w:val="en-GB" w:eastAsia="en-GB"/>
               </w:rPr>
               <w:t xml:space="preserve">the </w:t>
@@ -1487,8 +1312,8 @@
             <w:r>
               <w:rPr>
                 <w:rFonts w:ascii="Calibri" w:eastAsia="Times New Roman" w:hAnsi="Calibri" w:cs="Calibri"/>
-                <w:sz w:val="20"/>
-                <w:szCs w:val="20"/>
+                <w:sz w:val="28"/>
+                <w:szCs w:val="28"/>
                 <w:lang w:val="en-GB" w:eastAsia="en-GB"/>
               </w:rPr>
               <w:t>student’s</w:t>
@@ -1496,8 +1321,8 @@
             <w:r>
               <w:rPr>
                 <w:rFonts w:ascii="Calibri" w:eastAsia="Times New Roman" w:hAnsi="Calibri" w:cs="Calibri"/>
-                <w:sz w:val="20"/>
-                <w:szCs w:val="20"/>
+                <w:sz w:val="28"/>
+                <w:szCs w:val="28"/>
                 <w:lang w:val="en-GB" w:eastAsia="en-GB"/>
               </w:rPr>
               <w:t xml:space="preserve"> knowledge, skills</w:t>
@@ -1505,8 +1330,8 @@
             <w:r>
               <w:rPr>
                 <w:rFonts w:ascii="Calibri" w:eastAsia="Times New Roman" w:hAnsi="Calibri" w:cs="Calibri"/>
-                <w:sz w:val="20"/>
-                <w:szCs w:val="20"/>
+                <w:sz w:val="28"/>
+                <w:szCs w:val="28"/>
                 <w:lang w:val="en-GB" w:eastAsia="en-GB"/>
               </w:rPr>
               <w:t xml:space="preserve">, </w:t>
@@ -1514,8 +1339,8 @@
             <w:r>
               <w:rPr>
                 <w:rFonts w:ascii="Calibri" w:eastAsia="Times New Roman" w:hAnsi="Calibri" w:cs="Calibri"/>
-                <w:sz w:val="20"/>
-                <w:szCs w:val="20"/>
+                <w:sz w:val="28"/>
+                <w:szCs w:val="28"/>
                 <w:lang w:val="en-GB" w:eastAsia="en-GB"/>
               </w:rPr>
               <w:t>methods</w:t>
@@ -1523,8 +1348,8 @@
             <w:r>
               <w:rPr>
                 <w:rFonts w:ascii="Calibri" w:eastAsia="Times New Roman" w:hAnsi="Calibri" w:cs="Calibri"/>
-                <w:sz w:val="20"/>
-                <w:szCs w:val="20"/>
+                <w:sz w:val="28"/>
+                <w:szCs w:val="28"/>
                 <w:lang w:val="en-GB" w:eastAsia="en-GB"/>
               </w:rPr>
               <w:t xml:space="preserve"> and values </w:t>
@@ -1532,8 +1357,8 @@
             <w:r>
               <w:rPr>
                 <w:rFonts w:ascii="Calibri" w:eastAsia="Times New Roman" w:hAnsi="Calibri" w:cs="Calibri"/>
-                <w:sz w:val="20"/>
-                <w:szCs w:val="20"/>
+                <w:sz w:val="28"/>
+                <w:szCs w:val="28"/>
                 <w:lang w:val="en-GB" w:eastAsia="en-GB"/>
               </w:rPr>
               <w:t>added to the team</w:t>
@@ -1541,8 +1366,8 @@
             <w:r>
               <w:rPr>
                 <w:rFonts w:ascii="Calibri" w:eastAsia="Times New Roman" w:hAnsi="Calibri" w:cs="Calibri"/>
-                <w:sz w:val="20"/>
-                <w:szCs w:val="20"/>
+                <w:sz w:val="28"/>
+                <w:szCs w:val="28"/>
                 <w:lang w:val="en-GB" w:eastAsia="en-GB"/>
               </w:rPr>
               <w:t>)</w:t>
@@ -1559,16 +1384,16 @@
               <w:textAlignment w:val="baseline"/>
               <w:rPr>
                 <w:rFonts w:ascii="Calibri" w:eastAsia="Times New Roman" w:hAnsi="Calibri" w:cs="Calibri"/>
-                <w:sz w:val="20"/>
-                <w:szCs w:val="20"/>
-                <w:lang w:val="en-GB" w:eastAsia="en-GB"/>
-              </w:rPr>
-            </w:pPr>
-            <w:r>
-              <w:rPr>
-                <w:rFonts w:ascii="Calibri" w:eastAsia="Times New Roman" w:hAnsi="Calibri" w:cs="Calibri"/>
-                <w:sz w:val="20"/>
-                <w:szCs w:val="20"/>
+                <w:sz w:val="28"/>
+                <w:szCs w:val="28"/>
+                <w:lang w:val="en-GB" w:eastAsia="en-GB"/>
+              </w:rPr>
+            </w:pPr>
+            <w:r>
+              <w:rPr>
+                <w:rFonts w:ascii="Calibri" w:eastAsia="Times New Roman" w:hAnsi="Calibri" w:cs="Calibri"/>
+                <w:sz w:val="28"/>
+                <w:szCs w:val="28"/>
                 <w:lang w:val="en-GB" w:eastAsia="en-GB"/>
               </w:rPr>
               <w:t xml:space="preserve">What did the student learn from other team members / </w:t>
@@ -1576,8 +1401,8 @@
             <w:r>
               <w:rPr>
                 <w:rFonts w:ascii="Calibri" w:eastAsia="Times New Roman" w:hAnsi="Calibri" w:cs="Calibri"/>
-                <w:sz w:val="20"/>
-                <w:szCs w:val="20"/>
+                <w:sz w:val="28"/>
+                <w:szCs w:val="28"/>
                 <w:lang w:val="en-GB" w:eastAsia="en-GB"/>
               </w:rPr>
               <w:t xml:space="preserve">other teams / </w:t>
@@ -1585,8 +1410,8 @@
             <w:r>
               <w:rPr>
                 <w:rFonts w:ascii="Calibri" w:eastAsia="Times New Roman" w:hAnsi="Calibri" w:cs="Calibri"/>
-                <w:sz w:val="20"/>
-                <w:szCs w:val="20"/>
+                <w:sz w:val="28"/>
+                <w:szCs w:val="28"/>
                 <w:lang w:val="en-GB" w:eastAsia="en-GB"/>
               </w:rPr>
               <w:t>supervisors / coaches</w:t>
@@ -1595,7 +1420,7 @@
         </w:tc>
         <w:tc>
           <w:tcPr>
-            <w:tcW w:w="3969" w:type="dxa"/>
+            <w:tcW w:w="3811" w:type="dxa"/>
             <w:tcBorders>
               <w:top w:val="single" w:sz="6" w:space="0" w:color="auto"/>
               <w:left w:val="single" w:sz="6" w:space="0" w:color="auto"/>
@@ -1609,16 +1434,16 @@
               <w:textAlignment w:val="baseline"/>
               <w:rPr>
                 <w:rFonts w:ascii="Calibri" w:eastAsia="Times New Roman" w:hAnsi="Calibri" w:cs="Calibri"/>
-                <w:sz w:val="20"/>
-                <w:szCs w:val="20"/>
-                <w:lang w:val="en-GB" w:eastAsia="en-GB"/>
-              </w:rPr>
-            </w:pPr>
-            <w:r>
-              <w:rPr>
-                <w:rFonts w:ascii="Calibri" w:eastAsia="Times New Roman" w:hAnsi="Calibri" w:cs="Calibri"/>
-                <w:sz w:val="20"/>
-                <w:szCs w:val="20"/>
+                <w:sz w:val="28"/>
+                <w:szCs w:val="28"/>
+                <w:lang w:val="en-GB" w:eastAsia="en-GB"/>
+              </w:rPr>
+            </w:pPr>
+            <w:r>
+              <w:rPr>
+                <w:rFonts w:ascii="Calibri" w:eastAsia="Times New Roman" w:hAnsi="Calibri" w:cs="Calibri"/>
+                <w:sz w:val="28"/>
+                <w:szCs w:val="28"/>
                 <w:lang w:val="en-GB" w:eastAsia="en-GB"/>
               </w:rPr>
               <w:t>The critical thinking journal lacks reflection on any of the following points</w:t>
@@ -1626,8 +1451,8 @@
             <w:r>
               <w:rPr>
                 <w:rFonts w:ascii="Calibri" w:eastAsia="Times New Roman" w:hAnsi="Calibri" w:cs="Calibri"/>
-                <w:sz w:val="20"/>
-                <w:szCs w:val="20"/>
+                <w:sz w:val="28"/>
+                <w:szCs w:val="28"/>
                 <w:lang w:val="en-GB" w:eastAsia="en-GB"/>
               </w:rPr>
               <w:t>:</w:t>
@@ -1644,16 +1469,16 @@
               <w:textAlignment w:val="baseline"/>
               <w:rPr>
                 <w:rFonts w:ascii="Calibri" w:eastAsia="Times New Roman" w:hAnsi="Calibri" w:cs="Calibri"/>
-                <w:sz w:val="20"/>
-                <w:szCs w:val="20"/>
-                <w:lang w:val="en-GB" w:eastAsia="en-GB"/>
-              </w:rPr>
-            </w:pPr>
-            <w:r>
-              <w:rPr>
-                <w:rFonts w:ascii="Calibri" w:eastAsia="Times New Roman" w:hAnsi="Calibri" w:cs="Calibri"/>
-                <w:sz w:val="20"/>
-                <w:szCs w:val="20"/>
+                <w:sz w:val="28"/>
+                <w:szCs w:val="28"/>
+                <w:lang w:val="en-GB" w:eastAsia="en-GB"/>
+              </w:rPr>
+            </w:pPr>
+            <w:r>
+              <w:rPr>
+                <w:rFonts w:ascii="Calibri" w:eastAsia="Times New Roman" w:hAnsi="Calibri" w:cs="Calibri"/>
+                <w:sz w:val="28"/>
+                <w:szCs w:val="28"/>
                 <w:lang w:val="en-GB" w:eastAsia="en-GB"/>
               </w:rPr>
               <w:t>the student’s knowledge, skills, methods and values added to the team</w:t>
@@ -1661,8 +1486,8 @@
             <w:r>
               <w:rPr>
                 <w:rFonts w:ascii="Calibri" w:eastAsia="Times New Roman" w:hAnsi="Calibri" w:cs="Calibri"/>
-                <w:sz w:val="20"/>
-                <w:szCs w:val="20"/>
+                <w:sz w:val="28"/>
+                <w:szCs w:val="28"/>
                 <w:lang w:val="en-GB" w:eastAsia="en-GB"/>
               </w:rPr>
               <w:t>,</w:t>
@@ -1679,16 +1504,16 @@
               <w:textAlignment w:val="baseline"/>
               <w:rPr>
                 <w:rFonts w:ascii="Calibri" w:eastAsia="Times New Roman" w:hAnsi="Calibri" w:cs="Calibri"/>
-                <w:sz w:val="20"/>
-                <w:szCs w:val="20"/>
-                <w:lang w:val="en-GB" w:eastAsia="en-GB"/>
-              </w:rPr>
-            </w:pPr>
-            <w:r>
-              <w:rPr>
-                <w:rFonts w:ascii="Calibri" w:eastAsia="Times New Roman" w:hAnsi="Calibri" w:cs="Calibri"/>
-                <w:sz w:val="20"/>
-                <w:szCs w:val="20"/>
+                <w:sz w:val="28"/>
+                <w:szCs w:val="28"/>
+                <w:lang w:val="en-GB" w:eastAsia="en-GB"/>
+              </w:rPr>
+            </w:pPr>
+            <w:r>
+              <w:rPr>
+                <w:rFonts w:ascii="Calibri" w:eastAsia="Times New Roman" w:hAnsi="Calibri" w:cs="Calibri"/>
+                <w:sz w:val="28"/>
+                <w:szCs w:val="28"/>
                 <w:lang w:val="en-GB" w:eastAsia="en-GB"/>
               </w:rPr>
               <w:t>What did the student learn from other team members / other teams / supervisors / coaches</w:t>
@@ -1700,16 +1525,16 @@
               <w:textAlignment w:val="baseline"/>
               <w:rPr>
                 <w:rFonts w:ascii="Calibri" w:eastAsia="Times New Roman" w:hAnsi="Calibri" w:cs="Calibri"/>
-                <w:sz w:val="20"/>
-                <w:szCs w:val="20"/>
-                <w:lang w:val="en-GB" w:eastAsia="en-GB"/>
-              </w:rPr>
-            </w:pPr>
-            <w:r>
-              <w:rPr>
-                <w:rFonts w:ascii="Calibri" w:eastAsia="Times New Roman" w:hAnsi="Calibri" w:cs="Calibri"/>
-                <w:sz w:val="20"/>
-                <w:szCs w:val="20"/>
+                <w:sz w:val="28"/>
+                <w:szCs w:val="28"/>
+                <w:lang w:val="en-GB" w:eastAsia="en-GB"/>
+              </w:rPr>
+            </w:pPr>
+            <w:r>
+              <w:rPr>
+                <w:rFonts w:ascii="Calibri" w:eastAsia="Times New Roman" w:hAnsi="Calibri" w:cs="Calibri"/>
+                <w:sz w:val="28"/>
+                <w:szCs w:val="28"/>
                 <w:lang w:val="en-GB" w:eastAsia="en-GB"/>
               </w:rPr>
               <w:t xml:space="preserve">Or the reflection is superficial and only scratches the surface. </w:t>
@@ -1721,8 +1546,8 @@
               <w:textAlignment w:val="baseline"/>
               <w:rPr>
                 <w:rFonts w:ascii="Calibri" w:eastAsia="Times New Roman" w:hAnsi="Calibri" w:cs="Calibri"/>
-                <w:sz w:val="20"/>
-                <w:szCs w:val="20"/>
+                <w:sz w:val="28"/>
+                <w:szCs w:val="28"/>
                 <w:lang w:val="en-GB" w:eastAsia="en-GB"/>
               </w:rPr>
             </w:pPr>
@@ -1744,25 +1569,26 @@
               <w:textAlignment w:val="baseline"/>
               <w:rPr>
                 <w:rFonts w:ascii="Calibri" w:eastAsia="Times New Roman" w:hAnsi="Calibri" w:cs="Calibri"/>
-                <w:sz w:val="20"/>
-                <w:szCs w:val="20"/>
-                <w:lang w:val="en-GB" w:eastAsia="en-GB"/>
-              </w:rPr>
-            </w:pPr>
-            <w:r>
-              <w:rPr>
-                <w:rFonts w:ascii="Calibri" w:eastAsia="Times New Roman" w:hAnsi="Calibri" w:cs="Calibri"/>
-                <w:sz w:val="20"/>
-                <w:szCs w:val="20"/>
-                <w:lang w:val="en-GB" w:eastAsia="en-GB"/>
-              </w:rPr>
+                <w:sz w:val="28"/>
+                <w:szCs w:val="28"/>
+                <w:lang w:val="en-GB" w:eastAsia="en-GB"/>
+              </w:rPr>
+            </w:pPr>
+            <w:r>
+              <w:rPr>
+                <w:rFonts w:ascii="Calibri" w:eastAsia="Times New Roman" w:hAnsi="Calibri" w:cs="Calibri"/>
+                <w:sz w:val="28"/>
+                <w:szCs w:val="28"/>
+                <w:lang w:val="en-GB" w:eastAsia="en-GB"/>
+              </w:rPr>
+              <w:lastRenderedPageBreak/>
               <w:t xml:space="preserve">The critical thinking journal </w:t>
             </w:r>
             <w:r>
               <w:rPr>
                 <w:rFonts w:ascii="Calibri" w:eastAsia="Times New Roman" w:hAnsi="Calibri" w:cs="Calibri"/>
-                <w:sz w:val="20"/>
-                <w:szCs w:val="20"/>
+                <w:sz w:val="28"/>
+                <w:szCs w:val="28"/>
                 <w:lang w:val="en-GB" w:eastAsia="en-GB"/>
               </w:rPr>
               <w:t xml:space="preserve">contains detailed </w:t>
@@ -1770,8 +1596,8 @@
             <w:r>
               <w:rPr>
                 <w:rFonts w:ascii="Calibri" w:eastAsia="Times New Roman" w:hAnsi="Calibri" w:cs="Calibri"/>
-                <w:sz w:val="20"/>
-                <w:szCs w:val="20"/>
+                <w:sz w:val="28"/>
+                <w:szCs w:val="28"/>
                 <w:lang w:val="en-GB" w:eastAsia="en-GB"/>
               </w:rPr>
               <w:t>reflections</w:t>
@@ -1779,8 +1605,8 @@
             <w:r>
               <w:rPr>
                 <w:rFonts w:ascii="Calibri" w:eastAsia="Times New Roman" w:hAnsi="Calibri" w:cs="Calibri"/>
-                <w:sz w:val="20"/>
-                <w:szCs w:val="20"/>
+                <w:sz w:val="28"/>
+                <w:szCs w:val="28"/>
                 <w:lang w:val="en-GB" w:eastAsia="en-GB"/>
               </w:rPr>
               <w:t xml:space="preserve"> on the following points:</w:t>
@@ -1797,16 +1623,16 @@
               <w:textAlignment w:val="baseline"/>
               <w:rPr>
                 <w:rFonts w:ascii="Calibri" w:eastAsia="Times New Roman" w:hAnsi="Calibri" w:cs="Calibri"/>
-                <w:sz w:val="20"/>
-                <w:szCs w:val="20"/>
-                <w:lang w:val="en-GB" w:eastAsia="en-GB"/>
-              </w:rPr>
-            </w:pPr>
-            <w:r>
-              <w:rPr>
-                <w:rFonts w:ascii="Calibri" w:eastAsia="Times New Roman" w:hAnsi="Calibri" w:cs="Calibri"/>
-                <w:sz w:val="20"/>
-                <w:szCs w:val="20"/>
+                <w:sz w:val="28"/>
+                <w:szCs w:val="28"/>
+                <w:lang w:val="en-GB" w:eastAsia="en-GB"/>
+              </w:rPr>
+            </w:pPr>
+            <w:r>
+              <w:rPr>
+                <w:rFonts w:ascii="Calibri" w:eastAsia="Times New Roman" w:hAnsi="Calibri" w:cs="Calibri"/>
+                <w:sz w:val="28"/>
+                <w:szCs w:val="28"/>
                 <w:lang w:val="en-GB" w:eastAsia="en-GB"/>
               </w:rPr>
               <w:t>the student’s knowledge, skills, methods and values added to the team,</w:t>
@@ -1814,8 +1640,8 @@
             <w:r>
               <w:rPr>
                 <w:rFonts w:ascii="Calibri" w:eastAsia="Times New Roman" w:hAnsi="Calibri" w:cs="Calibri"/>
-                <w:sz w:val="20"/>
-                <w:szCs w:val="20"/>
+                <w:sz w:val="28"/>
+                <w:szCs w:val="28"/>
                 <w:lang w:val="en-GB" w:eastAsia="en-GB"/>
               </w:rPr>
               <w:t xml:space="preserve"> especially in the light of the others’ knowledge, skills, methods and values</w:t>
@@ -1823,8 +1649,8 @@
             <w:r>
               <w:rPr>
                 <w:rFonts w:ascii="Calibri" w:eastAsia="Times New Roman" w:hAnsi="Calibri" w:cs="Calibri"/>
-                <w:sz w:val="20"/>
-                <w:szCs w:val="20"/>
+                <w:sz w:val="28"/>
+                <w:szCs w:val="28"/>
                 <w:lang w:val="en-GB" w:eastAsia="en-GB"/>
               </w:rPr>
               <w:t xml:space="preserve">. </w:t>
@@ -1841,19 +1667,29 @@
               <w:textAlignment w:val="baseline"/>
               <w:rPr>
                 <w:rFonts w:ascii="Calibri" w:eastAsia="Times New Roman" w:hAnsi="Calibri" w:cs="Calibri"/>
-                <w:sz w:val="20"/>
-                <w:szCs w:val="20"/>
-                <w:lang w:val="en-GB" w:eastAsia="en-GB"/>
-              </w:rPr>
-            </w:pPr>
-            <w:r>
-              <w:rPr>
-                <w:rFonts w:ascii="Calibri" w:eastAsia="Times New Roman" w:hAnsi="Calibri" w:cs="Calibri"/>
-                <w:sz w:val="20"/>
-                <w:szCs w:val="20"/>
-                <w:lang w:val="en-GB" w:eastAsia="en-GB"/>
-              </w:rPr>
-              <w:t>What did the student learn from other team members / other teams / supervisors / coaches</w:t>
+                <w:sz w:val="28"/>
+                <w:szCs w:val="28"/>
+                <w:lang w:val="en-GB" w:eastAsia="en-GB"/>
+              </w:rPr>
+            </w:pPr>
+            <w:r>
+              <w:rPr>
+                <w:rFonts w:ascii="Calibri" w:eastAsia="Times New Roman" w:hAnsi="Calibri" w:cs="Calibri"/>
+                <w:sz w:val="28"/>
+                <w:szCs w:val="28"/>
+                <w:lang w:val="en-GB" w:eastAsia="en-GB"/>
+              </w:rPr>
+              <w:t xml:space="preserve">What did the student learn from other team members / other teams / supervisors / </w:t>
+            </w:r>
+            <w:r>
+              <w:rPr>
+                <w:rFonts w:ascii="Calibri" w:eastAsia="Times New Roman" w:hAnsi="Calibri" w:cs="Calibri"/>
+                <w:sz w:val="28"/>
+                <w:szCs w:val="28"/>
+                <w:lang w:val="en-GB" w:eastAsia="en-GB"/>
+              </w:rPr>
+              <w:lastRenderedPageBreak/>
+              <w:t>coaches</w:t>
             </w:r>
           </w:p>
         </w:tc>
@@ -1873,8 +1709,8 @@
               <w:textAlignment w:val="baseline"/>
               <w:rPr>
                 <w:rFonts w:ascii="Calibri" w:eastAsia="Times New Roman" w:hAnsi="Calibri" w:cs="Calibri"/>
-                <w:sz w:val="20"/>
-                <w:szCs w:val="20"/>
+                <w:sz w:val="28"/>
+                <w:szCs w:val="28"/>
                 <w:lang w:val="en-GB" w:eastAsia="en-GB"/>
               </w:rPr>
             </w:pPr>
@@ -1887,7 +1723,7 @@
         </w:trPr>
         <w:tc>
           <w:tcPr>
-            <w:tcW w:w="1524" w:type="dxa"/>
+            <w:tcW w:w="1709" w:type="dxa"/>
             <w:vMerge/>
             <w:vAlign w:val="center"/>
             <w:hideMark/>
@@ -1897,16 +1733,16 @@
               <w:spacing w:after="0" w:line="240" w:lineRule="auto"/>
               <w:rPr>
                 <w:rFonts w:ascii="Calibri" w:eastAsia="Times New Roman" w:hAnsi="Calibri" w:cs="Calibri"/>
-                <w:sz w:val="20"/>
-                <w:szCs w:val="20"/>
-                <w:lang w:val="en-GB" w:eastAsia="en-GB"/>
-              </w:rPr>
-            </w:pPr>
-          </w:p>
-        </w:tc>
-        <w:tc>
-          <w:tcPr>
-            <w:tcW w:w="3713" w:type="dxa"/>
+                <w:sz w:val="28"/>
+                <w:szCs w:val="28"/>
+                <w:lang w:val="en-GB" w:eastAsia="en-GB"/>
+              </w:rPr>
+            </w:pPr>
+          </w:p>
+        </w:tc>
+        <w:tc>
+          <w:tcPr>
+            <w:tcW w:w="3528" w:type="dxa"/>
             <w:tcBorders>
               <w:top w:val="single" w:sz="6" w:space="0" w:color="auto"/>
               <w:left w:val="single" w:sz="6" w:space="0" w:color="auto"/>
@@ -1918,10 +1754,16 @@
           <w:p>
             <w:pPr>
               <w:pStyle w:val="NoSpacing"/>
+              <w:rPr>
+                <w:sz w:val="28"/>
+                <w:szCs w:val="28"/>
+              </w:rPr>
             </w:pPr>
             <w:r>
               <w:rPr>
                 <w:rStyle w:val="normaltextrun"/>
+                <w:sz w:val="28"/>
+                <w:szCs w:val="28"/>
               </w:rPr>
               <w:t>2.c. Be aware of and reflect on the various phases of the process, the challenges and problems that were encountered, and what was learned from this.</w:t>
             </w:r>
@@ -1929,7 +1771,7 @@
         </w:tc>
         <w:tc>
           <w:tcPr>
-            <w:tcW w:w="3969" w:type="dxa"/>
+            <w:tcW w:w="4127" w:type="dxa"/>
             <w:tcBorders>
               <w:top w:val="single" w:sz="6" w:space="0" w:color="auto"/>
               <w:left w:val="single" w:sz="6" w:space="0" w:color="auto"/>
@@ -1949,16 +1791,16 @@
               <w:textAlignment w:val="baseline"/>
               <w:rPr>
                 <w:rFonts w:ascii="Calibri" w:eastAsia="Times New Roman" w:hAnsi="Calibri" w:cs="Calibri"/>
-                <w:sz w:val="20"/>
-                <w:szCs w:val="20"/>
-                <w:lang w:val="en-GB" w:eastAsia="en-GB"/>
-              </w:rPr>
-            </w:pPr>
-            <w:r>
-              <w:rPr>
-                <w:rFonts w:ascii="Calibri" w:eastAsia="Times New Roman" w:hAnsi="Calibri" w:cs="Calibri"/>
-                <w:sz w:val="20"/>
-                <w:szCs w:val="20"/>
+                <w:sz w:val="28"/>
+                <w:szCs w:val="28"/>
+                <w:lang w:val="en-GB" w:eastAsia="en-GB"/>
+              </w:rPr>
+            </w:pPr>
+            <w:r>
+              <w:rPr>
+                <w:rFonts w:ascii="Calibri" w:eastAsia="Times New Roman" w:hAnsi="Calibri" w:cs="Calibri"/>
+                <w:sz w:val="28"/>
+                <w:szCs w:val="28"/>
                 <w:lang w:val="en-GB" w:eastAsia="en-GB"/>
               </w:rPr>
               <w:t>Challenges the team encountered</w:t>
@@ -1975,16 +1817,16 @@
               <w:textAlignment w:val="baseline"/>
               <w:rPr>
                 <w:rFonts w:ascii="Calibri" w:eastAsia="Times New Roman" w:hAnsi="Calibri" w:cs="Calibri"/>
-                <w:sz w:val="20"/>
-                <w:szCs w:val="20"/>
-                <w:lang w:val="en-GB" w:eastAsia="en-GB"/>
-              </w:rPr>
-            </w:pPr>
-            <w:r>
-              <w:rPr>
-                <w:rFonts w:ascii="Calibri" w:eastAsia="Times New Roman" w:hAnsi="Calibri" w:cs="Calibri"/>
-                <w:sz w:val="20"/>
-                <w:szCs w:val="20"/>
+                <w:sz w:val="28"/>
+                <w:szCs w:val="28"/>
+                <w:lang w:val="en-GB" w:eastAsia="en-GB"/>
+              </w:rPr>
+            </w:pPr>
+            <w:r>
+              <w:rPr>
+                <w:rFonts w:ascii="Calibri" w:eastAsia="Times New Roman" w:hAnsi="Calibri" w:cs="Calibri"/>
+                <w:sz w:val="28"/>
+                <w:szCs w:val="28"/>
                 <w:lang w:val="en-GB" w:eastAsia="en-GB"/>
               </w:rPr>
               <w:t>How they solved these</w:t>
@@ -2001,16 +1843,16 @@
               <w:textAlignment w:val="baseline"/>
               <w:rPr>
                 <w:rFonts w:ascii="Calibri" w:eastAsia="Times New Roman" w:hAnsi="Calibri" w:cs="Calibri"/>
-                <w:sz w:val="20"/>
-                <w:szCs w:val="20"/>
-                <w:lang w:val="en-GB" w:eastAsia="en-GB"/>
-              </w:rPr>
-            </w:pPr>
-            <w:r>
-              <w:rPr>
-                <w:rFonts w:ascii="Calibri" w:eastAsia="Times New Roman" w:hAnsi="Calibri" w:cs="Calibri"/>
-                <w:sz w:val="20"/>
-                <w:szCs w:val="20"/>
+                <w:sz w:val="28"/>
+                <w:szCs w:val="28"/>
+                <w:lang w:val="en-GB" w:eastAsia="en-GB"/>
+              </w:rPr>
+            </w:pPr>
+            <w:r>
+              <w:rPr>
+                <w:rFonts w:ascii="Calibri" w:eastAsia="Times New Roman" w:hAnsi="Calibri" w:cs="Calibri"/>
+                <w:sz w:val="28"/>
+                <w:szCs w:val="28"/>
                 <w:lang w:val="en-GB" w:eastAsia="en-GB"/>
               </w:rPr>
               <w:t>What did they learn from these</w:t>
@@ -2019,7 +1861,7 @@
         </w:tc>
         <w:tc>
           <w:tcPr>
-            <w:tcW w:w="3969" w:type="dxa"/>
+            <w:tcW w:w="3811" w:type="dxa"/>
             <w:tcBorders>
               <w:top w:val="single" w:sz="6" w:space="0" w:color="auto"/>
               <w:left w:val="single" w:sz="6" w:space="0" w:color="auto"/>
@@ -2033,16 +1875,16 @@
               <w:textAlignment w:val="baseline"/>
               <w:rPr>
                 <w:rFonts w:ascii="Calibri" w:eastAsia="Times New Roman" w:hAnsi="Calibri" w:cs="Calibri"/>
-                <w:sz w:val="20"/>
-                <w:szCs w:val="20"/>
-                <w:lang w:val="en-GB" w:eastAsia="en-GB"/>
-              </w:rPr>
-            </w:pPr>
-            <w:r>
-              <w:rPr>
-                <w:rFonts w:ascii="Calibri" w:eastAsia="Times New Roman" w:hAnsi="Calibri" w:cs="Calibri"/>
-                <w:sz w:val="20"/>
-                <w:szCs w:val="20"/>
+                <w:sz w:val="28"/>
+                <w:szCs w:val="28"/>
+                <w:lang w:val="en-GB" w:eastAsia="en-GB"/>
+              </w:rPr>
+            </w:pPr>
+            <w:r>
+              <w:rPr>
+                <w:rFonts w:ascii="Calibri" w:eastAsia="Times New Roman" w:hAnsi="Calibri" w:cs="Calibri"/>
+                <w:sz w:val="28"/>
+                <w:szCs w:val="28"/>
                 <w:lang w:val="en-GB" w:eastAsia="en-GB"/>
               </w:rPr>
               <w:t>The critical thinking journal lacks reflection on any of the following points:</w:t>
@@ -2059,16 +1901,16 @@
               <w:textAlignment w:val="baseline"/>
               <w:rPr>
                 <w:rFonts w:ascii="Calibri" w:eastAsia="Times New Roman" w:hAnsi="Calibri" w:cs="Calibri"/>
-                <w:sz w:val="20"/>
-                <w:szCs w:val="20"/>
-                <w:lang w:val="en-GB" w:eastAsia="en-GB"/>
-              </w:rPr>
-            </w:pPr>
-            <w:r>
-              <w:rPr>
-                <w:rFonts w:ascii="Calibri" w:eastAsia="Times New Roman" w:hAnsi="Calibri" w:cs="Calibri"/>
-                <w:sz w:val="20"/>
-                <w:szCs w:val="20"/>
+                <w:sz w:val="28"/>
+                <w:szCs w:val="28"/>
+                <w:lang w:val="en-GB" w:eastAsia="en-GB"/>
+              </w:rPr>
+            </w:pPr>
+            <w:r>
+              <w:rPr>
+                <w:rFonts w:ascii="Calibri" w:eastAsia="Times New Roman" w:hAnsi="Calibri" w:cs="Calibri"/>
+                <w:sz w:val="28"/>
+                <w:szCs w:val="28"/>
                 <w:lang w:val="en-GB" w:eastAsia="en-GB"/>
               </w:rPr>
               <w:t>Challenges the team encountered</w:t>
@@ -2085,16 +1927,16 @@
               <w:textAlignment w:val="baseline"/>
               <w:rPr>
                 <w:rFonts w:ascii="Calibri" w:eastAsia="Times New Roman" w:hAnsi="Calibri" w:cs="Calibri"/>
-                <w:sz w:val="20"/>
-                <w:szCs w:val="20"/>
-                <w:lang w:val="en-GB" w:eastAsia="en-GB"/>
-              </w:rPr>
-            </w:pPr>
-            <w:r>
-              <w:rPr>
-                <w:rFonts w:ascii="Calibri" w:eastAsia="Times New Roman" w:hAnsi="Calibri" w:cs="Calibri"/>
-                <w:sz w:val="20"/>
-                <w:szCs w:val="20"/>
+                <w:sz w:val="28"/>
+                <w:szCs w:val="28"/>
+                <w:lang w:val="en-GB" w:eastAsia="en-GB"/>
+              </w:rPr>
+            </w:pPr>
+            <w:r>
+              <w:rPr>
+                <w:rFonts w:ascii="Calibri" w:eastAsia="Times New Roman" w:hAnsi="Calibri" w:cs="Calibri"/>
+                <w:sz w:val="28"/>
+                <w:szCs w:val="28"/>
                 <w:lang w:val="en-GB" w:eastAsia="en-GB"/>
               </w:rPr>
               <w:t>How they solved these</w:t>
@@ -2111,16 +1953,16 @@
               <w:textAlignment w:val="baseline"/>
               <w:rPr>
                 <w:rFonts w:ascii="Calibri" w:eastAsia="Times New Roman" w:hAnsi="Calibri" w:cs="Calibri"/>
-                <w:sz w:val="20"/>
-                <w:szCs w:val="20"/>
-                <w:lang w:val="en-GB" w:eastAsia="en-GB"/>
-              </w:rPr>
-            </w:pPr>
-            <w:r>
-              <w:rPr>
-                <w:rFonts w:ascii="Calibri" w:eastAsia="Times New Roman" w:hAnsi="Calibri" w:cs="Calibri"/>
-                <w:sz w:val="20"/>
-                <w:szCs w:val="20"/>
+                <w:sz w:val="28"/>
+                <w:szCs w:val="28"/>
+                <w:lang w:val="en-GB" w:eastAsia="en-GB"/>
+              </w:rPr>
+            </w:pPr>
+            <w:r>
+              <w:rPr>
+                <w:rFonts w:ascii="Calibri" w:eastAsia="Times New Roman" w:hAnsi="Calibri" w:cs="Calibri"/>
+                <w:sz w:val="28"/>
+                <w:szCs w:val="28"/>
                 <w:lang w:val="en-GB" w:eastAsia="en-GB"/>
               </w:rPr>
               <w:t>What did they learn from these</w:t>
@@ -2132,16 +1974,16 @@
               <w:textAlignment w:val="baseline"/>
               <w:rPr>
                 <w:rFonts w:ascii="Calibri" w:eastAsia="Times New Roman" w:hAnsi="Calibri" w:cs="Calibri"/>
-                <w:sz w:val="20"/>
-                <w:szCs w:val="20"/>
-                <w:lang w:val="en-GB" w:eastAsia="en-GB"/>
-              </w:rPr>
-            </w:pPr>
-            <w:r>
-              <w:rPr>
-                <w:rFonts w:ascii="Calibri" w:eastAsia="Times New Roman" w:hAnsi="Calibri" w:cs="Calibri"/>
-                <w:sz w:val="20"/>
-                <w:szCs w:val="20"/>
+                <w:sz w:val="28"/>
+                <w:szCs w:val="28"/>
+                <w:lang w:val="en-GB" w:eastAsia="en-GB"/>
+              </w:rPr>
+            </w:pPr>
+            <w:r>
+              <w:rPr>
+                <w:rFonts w:ascii="Calibri" w:eastAsia="Times New Roman" w:hAnsi="Calibri" w:cs="Calibri"/>
+                <w:sz w:val="28"/>
+                <w:szCs w:val="28"/>
                 <w:lang w:val="en-GB" w:eastAsia="en-GB"/>
               </w:rPr>
               <w:t xml:space="preserve">Or the reflection is superficial and only scratches the surface. </w:t>
@@ -2153,8 +1995,8 @@
               <w:textAlignment w:val="baseline"/>
               <w:rPr>
                 <w:rFonts w:ascii="Calibri" w:eastAsia="Times New Roman" w:hAnsi="Calibri" w:cs="Calibri"/>
-                <w:sz w:val="20"/>
-                <w:szCs w:val="20"/>
+                <w:sz w:val="28"/>
+                <w:szCs w:val="28"/>
                 <w:lang w:val="en-GB" w:eastAsia="en-GB"/>
               </w:rPr>
             </w:pPr>
@@ -2176,16 +2018,16 @@
               <w:textAlignment w:val="baseline"/>
               <w:rPr>
                 <w:rFonts w:ascii="Calibri" w:eastAsia="Times New Roman" w:hAnsi="Calibri" w:cs="Calibri"/>
-                <w:sz w:val="20"/>
-                <w:szCs w:val="20"/>
-                <w:lang w:val="en-GB" w:eastAsia="en-GB"/>
-              </w:rPr>
-            </w:pPr>
-            <w:r>
-              <w:rPr>
-                <w:rFonts w:ascii="Calibri" w:eastAsia="Times New Roman" w:hAnsi="Calibri" w:cs="Calibri"/>
-                <w:sz w:val="20"/>
-                <w:szCs w:val="20"/>
+                <w:sz w:val="28"/>
+                <w:szCs w:val="28"/>
+                <w:lang w:val="en-GB" w:eastAsia="en-GB"/>
+              </w:rPr>
+            </w:pPr>
+            <w:r>
+              <w:rPr>
+                <w:rFonts w:ascii="Calibri" w:eastAsia="Times New Roman" w:hAnsi="Calibri" w:cs="Calibri"/>
+                <w:sz w:val="28"/>
+                <w:szCs w:val="28"/>
                 <w:lang w:val="en-GB" w:eastAsia="en-GB"/>
               </w:rPr>
               <w:t>The critical thinking journal contains detailed reflections on all the following points:</w:t>
@@ -2202,16 +2044,16 @@
               <w:textAlignment w:val="baseline"/>
               <w:rPr>
                 <w:rFonts w:ascii="Calibri" w:eastAsia="Times New Roman" w:hAnsi="Calibri" w:cs="Calibri"/>
-                <w:sz w:val="20"/>
-                <w:szCs w:val="20"/>
-                <w:lang w:val="en-GB" w:eastAsia="en-GB"/>
-              </w:rPr>
-            </w:pPr>
-            <w:r>
-              <w:rPr>
-                <w:rFonts w:ascii="Calibri" w:eastAsia="Times New Roman" w:hAnsi="Calibri" w:cs="Calibri"/>
-                <w:sz w:val="20"/>
-                <w:szCs w:val="20"/>
+                <w:sz w:val="28"/>
+                <w:szCs w:val="28"/>
+                <w:lang w:val="en-GB" w:eastAsia="en-GB"/>
+              </w:rPr>
+            </w:pPr>
+            <w:r>
+              <w:rPr>
+                <w:rFonts w:ascii="Calibri" w:eastAsia="Times New Roman" w:hAnsi="Calibri" w:cs="Calibri"/>
+                <w:sz w:val="28"/>
+                <w:szCs w:val="28"/>
                 <w:lang w:val="en-GB" w:eastAsia="en-GB"/>
               </w:rPr>
               <w:t>Challenges the team encountered</w:t>
@@ -2228,16 +2070,16 @@
               <w:textAlignment w:val="baseline"/>
               <w:rPr>
                 <w:rFonts w:ascii="Calibri" w:eastAsia="Times New Roman" w:hAnsi="Calibri" w:cs="Calibri"/>
-                <w:sz w:val="20"/>
-                <w:szCs w:val="20"/>
-                <w:lang w:val="en-GB" w:eastAsia="en-GB"/>
-              </w:rPr>
-            </w:pPr>
-            <w:r>
-              <w:rPr>
-                <w:rFonts w:ascii="Calibri" w:eastAsia="Times New Roman" w:hAnsi="Calibri" w:cs="Calibri"/>
-                <w:sz w:val="20"/>
-                <w:szCs w:val="20"/>
+                <w:sz w:val="28"/>
+                <w:szCs w:val="28"/>
+                <w:lang w:val="en-GB" w:eastAsia="en-GB"/>
+              </w:rPr>
+            </w:pPr>
+            <w:r>
+              <w:rPr>
+                <w:rFonts w:ascii="Calibri" w:eastAsia="Times New Roman" w:hAnsi="Calibri" w:cs="Calibri"/>
+                <w:sz w:val="28"/>
+                <w:szCs w:val="28"/>
                 <w:lang w:val="en-GB" w:eastAsia="en-GB"/>
               </w:rPr>
               <w:t>How they solved these</w:t>
@@ -2254,16 +2096,16 @@
               <w:textAlignment w:val="baseline"/>
               <w:rPr>
                 <w:rFonts w:ascii="Calibri" w:eastAsia="Times New Roman" w:hAnsi="Calibri" w:cs="Calibri"/>
-                <w:sz w:val="20"/>
-                <w:szCs w:val="20"/>
-                <w:lang w:val="en-GB" w:eastAsia="en-GB"/>
-              </w:rPr>
-            </w:pPr>
-            <w:r>
-              <w:rPr>
-                <w:rFonts w:ascii="Calibri" w:eastAsia="Times New Roman" w:hAnsi="Calibri" w:cs="Calibri"/>
-                <w:sz w:val="20"/>
-                <w:szCs w:val="20"/>
+                <w:sz w:val="28"/>
+                <w:szCs w:val="28"/>
+                <w:lang w:val="en-GB" w:eastAsia="en-GB"/>
+              </w:rPr>
+            </w:pPr>
+            <w:r>
+              <w:rPr>
+                <w:rFonts w:ascii="Calibri" w:eastAsia="Times New Roman" w:hAnsi="Calibri" w:cs="Calibri"/>
+                <w:sz w:val="28"/>
+                <w:szCs w:val="28"/>
                 <w:lang w:val="en-GB" w:eastAsia="en-GB"/>
               </w:rPr>
               <w:t>What did they learn from these</w:t>
@@ -2286,8 +2128,8 @@
               <w:textAlignment w:val="baseline"/>
               <w:rPr>
                 <w:rFonts w:ascii="Calibri" w:eastAsia="Times New Roman" w:hAnsi="Calibri" w:cs="Calibri"/>
-                <w:sz w:val="20"/>
-                <w:szCs w:val="20"/>
+                <w:sz w:val="28"/>
+                <w:szCs w:val="28"/>
                 <w:lang w:val="en-GB" w:eastAsia="en-GB"/>
               </w:rPr>
             </w:pPr>
@@ -2300,7 +2142,7 @@
         </w:trPr>
         <w:tc>
           <w:tcPr>
-            <w:tcW w:w="1524" w:type="dxa"/>
+            <w:tcW w:w="1709" w:type="dxa"/>
             <w:vMerge/>
             <w:vAlign w:val="center"/>
             <w:hideMark/>
@@ -2310,16 +2152,16 @@
               <w:spacing w:after="0" w:line="240" w:lineRule="auto"/>
               <w:rPr>
                 <w:rFonts w:ascii="Calibri" w:eastAsia="Times New Roman" w:hAnsi="Calibri" w:cs="Calibri"/>
-                <w:sz w:val="20"/>
-                <w:szCs w:val="20"/>
-                <w:lang w:val="en-GB" w:eastAsia="en-GB"/>
-              </w:rPr>
-            </w:pPr>
-          </w:p>
-        </w:tc>
-        <w:tc>
-          <w:tcPr>
-            <w:tcW w:w="3713" w:type="dxa"/>
+                <w:sz w:val="28"/>
+                <w:szCs w:val="28"/>
+                <w:lang w:val="en-GB" w:eastAsia="en-GB"/>
+              </w:rPr>
+            </w:pPr>
+          </w:p>
+        </w:tc>
+        <w:tc>
+          <w:tcPr>
+            <w:tcW w:w="3528" w:type="dxa"/>
             <w:tcBorders>
               <w:top w:val="single" w:sz="6" w:space="0" w:color="auto"/>
               <w:left w:val="single" w:sz="6" w:space="0" w:color="auto"/>
@@ -2333,12 +2175,16 @@
               <w:pStyle w:val="NoSpacing"/>
               <w:rPr>
                 <w:rFonts w:eastAsia="Times New Roman"/>
+                <w:sz w:val="28"/>
+                <w:szCs w:val="28"/>
                 <w:lang w:eastAsia="en-GB"/>
               </w:rPr>
             </w:pPr>
             <w:r>
               <w:rPr>
                 <w:rStyle w:val="normaltextrun"/>
+                <w:sz w:val="28"/>
+                <w:szCs w:val="28"/>
               </w:rPr>
               <w:t>2.d. Evaluate different roles at individual and team level in project groups.</w:t>
             </w:r>
@@ -2346,7 +2192,7 @@
         </w:tc>
         <w:tc>
           <w:tcPr>
-            <w:tcW w:w="3969" w:type="dxa"/>
+            <w:tcW w:w="4127" w:type="dxa"/>
             <w:tcBorders>
               <w:top w:val="single" w:sz="6" w:space="0" w:color="auto"/>
               <w:left w:val="single" w:sz="6" w:space="0" w:color="auto"/>
@@ -2366,16 +2212,16 @@
               <w:textAlignment w:val="baseline"/>
               <w:rPr>
                 <w:rFonts w:ascii="Calibri" w:eastAsia="Times New Roman" w:hAnsi="Calibri" w:cs="Calibri"/>
-                <w:sz w:val="20"/>
-                <w:szCs w:val="20"/>
-                <w:lang w:val="en-GB" w:eastAsia="en-GB"/>
-              </w:rPr>
-            </w:pPr>
-            <w:r>
-              <w:rPr>
-                <w:rFonts w:ascii="Calibri" w:eastAsia="Times New Roman" w:hAnsi="Calibri" w:cs="Calibri"/>
-                <w:sz w:val="20"/>
-                <w:szCs w:val="20"/>
+                <w:sz w:val="28"/>
+                <w:szCs w:val="28"/>
+                <w:lang w:val="en-GB" w:eastAsia="en-GB"/>
+              </w:rPr>
+            </w:pPr>
+            <w:r>
+              <w:rPr>
+                <w:rFonts w:ascii="Calibri" w:eastAsia="Times New Roman" w:hAnsi="Calibri" w:cs="Calibri"/>
+                <w:sz w:val="28"/>
+                <w:szCs w:val="28"/>
                 <w:lang w:val="en-GB" w:eastAsia="en-GB"/>
               </w:rPr>
               <w:t>The way the team worked together (collaboration, cooperation or coordination)</w:t>
@@ -2392,16 +2238,16 @@
               <w:textAlignment w:val="baseline"/>
               <w:rPr>
                 <w:rFonts w:ascii="Calibri" w:eastAsia="Times New Roman" w:hAnsi="Calibri" w:cs="Calibri"/>
-                <w:sz w:val="20"/>
-                <w:szCs w:val="20"/>
-                <w:lang w:val="en-GB" w:eastAsia="en-GB"/>
-              </w:rPr>
-            </w:pPr>
-            <w:r>
-              <w:rPr>
-                <w:rFonts w:ascii="Calibri" w:eastAsia="Times New Roman" w:hAnsi="Calibri" w:cs="Calibri"/>
-                <w:sz w:val="20"/>
-                <w:szCs w:val="20"/>
+                <w:sz w:val="28"/>
+                <w:szCs w:val="28"/>
+                <w:lang w:val="en-GB" w:eastAsia="en-GB"/>
+              </w:rPr>
+            </w:pPr>
+            <w:r>
+              <w:rPr>
+                <w:rFonts w:ascii="Calibri" w:eastAsia="Times New Roman" w:hAnsi="Calibri" w:cs="Calibri"/>
+                <w:sz w:val="28"/>
+                <w:szCs w:val="28"/>
                 <w:lang w:val="en-GB" w:eastAsia="en-GB"/>
               </w:rPr>
               <w:t>The role(s) of the student in the team</w:t>
@@ -2418,35 +2264,25 @@
               <w:textAlignment w:val="baseline"/>
               <w:rPr>
                 <w:rFonts w:ascii="Calibri" w:eastAsia="Times New Roman" w:hAnsi="Calibri" w:cs="Calibri"/>
-                <w:sz w:val="20"/>
-                <w:szCs w:val="20"/>
-                <w:lang w:val="en-GB" w:eastAsia="en-GB"/>
-              </w:rPr>
-            </w:pPr>
-            <w:r>
-              <w:rPr>
-                <w:rFonts w:ascii="Calibri" w:eastAsia="Times New Roman" w:hAnsi="Calibri" w:cs="Calibri"/>
-                <w:sz w:val="20"/>
-                <w:szCs w:val="20"/>
-                <w:lang w:val="en-GB" w:eastAsia="en-GB"/>
-              </w:rPr>
-              <w:t xml:space="preserve">The Belbin role of the student and their </w:t>
-            </w:r>
-            <w:r>
-              <w:rPr>
-                <w:rFonts w:ascii="Calibri" w:eastAsia="Times New Roman" w:hAnsi="Calibri" w:cs="Calibri"/>
-                <w:sz w:val="20"/>
-                <w:szCs w:val="20"/>
-                <w:lang w:val="en-GB" w:eastAsia="en-GB"/>
-              </w:rPr>
-              <w:lastRenderedPageBreak/>
-              <w:t>reflection on this role</w:t>
-            </w:r>
-          </w:p>
-        </w:tc>
-        <w:tc>
-          <w:tcPr>
-            <w:tcW w:w="3969" w:type="dxa"/>
+                <w:sz w:val="28"/>
+                <w:szCs w:val="28"/>
+                <w:lang w:val="en-GB" w:eastAsia="en-GB"/>
+              </w:rPr>
+            </w:pPr>
+            <w:r>
+              <w:rPr>
+                <w:rFonts w:ascii="Calibri" w:eastAsia="Times New Roman" w:hAnsi="Calibri" w:cs="Calibri"/>
+                <w:sz w:val="28"/>
+                <w:szCs w:val="28"/>
+                <w:lang w:val="en-GB" w:eastAsia="en-GB"/>
+              </w:rPr>
+              <w:t>The Belbin role of the student and their reflection on this role</w:t>
+            </w:r>
+          </w:p>
+        </w:tc>
+        <w:tc>
+          <w:tcPr>
+            <w:tcW w:w="3811" w:type="dxa"/>
             <w:tcBorders>
               <w:top w:val="single" w:sz="6" w:space="0" w:color="auto"/>
               <w:left w:val="single" w:sz="6" w:space="0" w:color="auto"/>
@@ -2460,19 +2296,18 @@
               <w:textAlignment w:val="baseline"/>
               <w:rPr>
                 <w:rFonts w:ascii="Calibri" w:eastAsia="Times New Roman" w:hAnsi="Calibri" w:cs="Calibri"/>
-                <w:sz w:val="20"/>
-                <w:szCs w:val="20"/>
-                <w:lang w:val="en-GB" w:eastAsia="en-GB"/>
-              </w:rPr>
-            </w:pPr>
-            <w:r>
-              <w:rPr>
-                <w:rFonts w:ascii="Calibri" w:eastAsia="Times New Roman" w:hAnsi="Calibri" w:cs="Calibri"/>
-                <w:sz w:val="20"/>
-                <w:szCs w:val="20"/>
-                <w:lang w:val="en-GB" w:eastAsia="en-GB"/>
-              </w:rPr>
-              <w:lastRenderedPageBreak/>
+                <w:sz w:val="28"/>
+                <w:szCs w:val="28"/>
+                <w:lang w:val="en-GB" w:eastAsia="en-GB"/>
+              </w:rPr>
+            </w:pPr>
+            <w:r>
+              <w:rPr>
+                <w:rFonts w:ascii="Calibri" w:eastAsia="Times New Roman" w:hAnsi="Calibri" w:cs="Calibri"/>
+                <w:sz w:val="28"/>
+                <w:szCs w:val="28"/>
+                <w:lang w:val="en-GB" w:eastAsia="en-GB"/>
+              </w:rPr>
               <w:t>The critical thinking journal lacks reflection on any of the following points:</w:t>
             </w:r>
           </w:p>
@@ -2487,16 +2322,16 @@
               <w:textAlignment w:val="baseline"/>
               <w:rPr>
                 <w:rFonts w:ascii="Calibri" w:eastAsia="Times New Roman" w:hAnsi="Calibri" w:cs="Calibri"/>
-                <w:sz w:val="20"/>
-                <w:szCs w:val="20"/>
-                <w:lang w:val="en-GB" w:eastAsia="en-GB"/>
-              </w:rPr>
-            </w:pPr>
-            <w:r>
-              <w:rPr>
-                <w:rFonts w:ascii="Calibri" w:eastAsia="Times New Roman" w:hAnsi="Calibri" w:cs="Calibri"/>
-                <w:sz w:val="20"/>
-                <w:szCs w:val="20"/>
+                <w:sz w:val="28"/>
+                <w:szCs w:val="28"/>
+                <w:lang w:val="en-GB" w:eastAsia="en-GB"/>
+              </w:rPr>
+            </w:pPr>
+            <w:r>
+              <w:rPr>
+                <w:rFonts w:ascii="Calibri" w:eastAsia="Times New Roman" w:hAnsi="Calibri" w:cs="Calibri"/>
+                <w:sz w:val="28"/>
+                <w:szCs w:val="28"/>
                 <w:lang w:val="en-GB" w:eastAsia="en-GB"/>
               </w:rPr>
               <w:t>The way the team worked together (collaboration, cooperation or coordination)</w:t>
@@ -2513,16 +2348,16 @@
               <w:textAlignment w:val="baseline"/>
               <w:rPr>
                 <w:rFonts w:ascii="Calibri" w:eastAsia="Times New Roman" w:hAnsi="Calibri" w:cs="Calibri"/>
-                <w:sz w:val="20"/>
-                <w:szCs w:val="20"/>
-                <w:lang w:val="en-GB" w:eastAsia="en-GB"/>
-              </w:rPr>
-            </w:pPr>
-            <w:r>
-              <w:rPr>
-                <w:rFonts w:ascii="Calibri" w:eastAsia="Times New Roman" w:hAnsi="Calibri" w:cs="Calibri"/>
-                <w:sz w:val="20"/>
-                <w:szCs w:val="20"/>
+                <w:sz w:val="28"/>
+                <w:szCs w:val="28"/>
+                <w:lang w:val="en-GB" w:eastAsia="en-GB"/>
+              </w:rPr>
+            </w:pPr>
+            <w:r>
+              <w:rPr>
+                <w:rFonts w:ascii="Calibri" w:eastAsia="Times New Roman" w:hAnsi="Calibri" w:cs="Calibri"/>
+                <w:sz w:val="28"/>
+                <w:szCs w:val="28"/>
                 <w:lang w:val="en-GB" w:eastAsia="en-GB"/>
               </w:rPr>
               <w:t>The role(s) of the student in the team</w:t>
@@ -2539,19 +2374,18 @@
               <w:textAlignment w:val="baseline"/>
               <w:rPr>
                 <w:rFonts w:ascii="Calibri" w:eastAsia="Times New Roman" w:hAnsi="Calibri" w:cs="Calibri"/>
-                <w:sz w:val="20"/>
-                <w:szCs w:val="20"/>
-                <w:lang w:val="en-GB" w:eastAsia="en-GB"/>
-              </w:rPr>
-            </w:pPr>
-            <w:r>
-              <w:rPr>
-                <w:rFonts w:ascii="Calibri" w:eastAsia="Times New Roman" w:hAnsi="Calibri" w:cs="Calibri"/>
-                <w:sz w:val="20"/>
-                <w:szCs w:val="20"/>
-                <w:lang w:val="en-GB" w:eastAsia="en-GB"/>
-              </w:rPr>
-              <w:lastRenderedPageBreak/>
+                <w:sz w:val="28"/>
+                <w:szCs w:val="28"/>
+                <w:lang w:val="en-GB" w:eastAsia="en-GB"/>
+              </w:rPr>
+            </w:pPr>
+            <w:r>
+              <w:rPr>
+                <w:rFonts w:ascii="Calibri" w:eastAsia="Times New Roman" w:hAnsi="Calibri" w:cs="Calibri"/>
+                <w:sz w:val="28"/>
+                <w:szCs w:val="28"/>
+                <w:lang w:val="en-GB" w:eastAsia="en-GB"/>
+              </w:rPr>
               <w:t>The Belbin role of the student and their reflection on this role</w:t>
             </w:r>
           </w:p>
@@ -2561,16 +2395,16 @@
               <w:textAlignment w:val="baseline"/>
               <w:rPr>
                 <w:rFonts w:ascii="Calibri" w:eastAsia="Times New Roman" w:hAnsi="Calibri" w:cs="Calibri"/>
-                <w:sz w:val="20"/>
-                <w:szCs w:val="20"/>
-                <w:lang w:val="en-GB" w:eastAsia="en-GB"/>
-              </w:rPr>
-            </w:pPr>
-            <w:r>
-              <w:rPr>
-                <w:rFonts w:ascii="Calibri" w:eastAsia="Times New Roman" w:hAnsi="Calibri" w:cs="Calibri"/>
-                <w:sz w:val="20"/>
-                <w:szCs w:val="20"/>
+                <w:sz w:val="28"/>
+                <w:szCs w:val="28"/>
+                <w:lang w:val="en-GB" w:eastAsia="en-GB"/>
+              </w:rPr>
+            </w:pPr>
+            <w:r>
+              <w:rPr>
+                <w:rFonts w:ascii="Calibri" w:eastAsia="Times New Roman" w:hAnsi="Calibri" w:cs="Calibri"/>
+                <w:sz w:val="28"/>
+                <w:szCs w:val="28"/>
                 <w:lang w:val="en-GB" w:eastAsia="en-GB"/>
               </w:rPr>
               <w:t xml:space="preserve">Or the reflection is superficial and only scratches the surface. </w:t>
@@ -2582,8 +2416,8 @@
               <w:textAlignment w:val="baseline"/>
               <w:rPr>
                 <w:rFonts w:ascii="Calibri" w:eastAsia="Times New Roman" w:hAnsi="Calibri" w:cs="Calibri"/>
-                <w:sz w:val="20"/>
-                <w:szCs w:val="20"/>
+                <w:sz w:val="28"/>
+                <w:szCs w:val="28"/>
                 <w:lang w:val="en-GB" w:eastAsia="en-GB"/>
               </w:rPr>
             </w:pPr>
@@ -2605,19 +2439,18 @@
               <w:textAlignment w:val="baseline"/>
               <w:rPr>
                 <w:rFonts w:ascii="Calibri" w:eastAsia="Times New Roman" w:hAnsi="Calibri" w:cs="Calibri"/>
-                <w:sz w:val="20"/>
-                <w:szCs w:val="20"/>
-                <w:lang w:val="en-GB" w:eastAsia="en-GB"/>
-              </w:rPr>
-            </w:pPr>
-            <w:r>
-              <w:rPr>
-                <w:rFonts w:ascii="Calibri" w:eastAsia="Times New Roman" w:hAnsi="Calibri" w:cs="Calibri"/>
-                <w:sz w:val="20"/>
-                <w:szCs w:val="20"/>
-                <w:lang w:val="en-GB" w:eastAsia="en-GB"/>
-              </w:rPr>
-              <w:lastRenderedPageBreak/>
+                <w:sz w:val="28"/>
+                <w:szCs w:val="28"/>
+                <w:lang w:val="en-GB" w:eastAsia="en-GB"/>
+              </w:rPr>
+            </w:pPr>
+            <w:r>
+              <w:rPr>
+                <w:rFonts w:ascii="Calibri" w:eastAsia="Times New Roman" w:hAnsi="Calibri" w:cs="Calibri"/>
+                <w:sz w:val="28"/>
+                <w:szCs w:val="28"/>
+                <w:lang w:val="en-GB" w:eastAsia="en-GB"/>
+              </w:rPr>
               <w:t>The critical thinking journal contains detailed reflections on all the following points:</w:t>
             </w:r>
           </w:p>
@@ -2632,16 +2465,16 @@
               <w:textAlignment w:val="baseline"/>
               <w:rPr>
                 <w:rFonts w:ascii="Calibri" w:eastAsia="Times New Roman" w:hAnsi="Calibri" w:cs="Calibri"/>
-                <w:sz w:val="20"/>
-                <w:szCs w:val="20"/>
-                <w:lang w:val="en-GB" w:eastAsia="en-GB"/>
-              </w:rPr>
-            </w:pPr>
-            <w:r>
-              <w:rPr>
-                <w:rFonts w:ascii="Calibri" w:eastAsia="Times New Roman" w:hAnsi="Calibri" w:cs="Calibri"/>
-                <w:sz w:val="20"/>
-                <w:szCs w:val="20"/>
+                <w:sz w:val="28"/>
+                <w:szCs w:val="28"/>
+                <w:lang w:val="en-GB" w:eastAsia="en-GB"/>
+              </w:rPr>
+            </w:pPr>
+            <w:r>
+              <w:rPr>
+                <w:rFonts w:ascii="Calibri" w:eastAsia="Times New Roman" w:hAnsi="Calibri" w:cs="Calibri"/>
+                <w:sz w:val="28"/>
+                <w:szCs w:val="28"/>
                 <w:lang w:val="en-GB" w:eastAsia="en-GB"/>
               </w:rPr>
               <w:t>The way the team worked together (collaboration, cooperation or coordination)</w:t>
@@ -2658,16 +2491,16 @@
               <w:textAlignment w:val="baseline"/>
               <w:rPr>
                 <w:rFonts w:ascii="Calibri" w:eastAsia="Times New Roman" w:hAnsi="Calibri" w:cs="Calibri"/>
-                <w:sz w:val="20"/>
-                <w:szCs w:val="20"/>
-                <w:lang w:val="en-GB" w:eastAsia="en-GB"/>
-              </w:rPr>
-            </w:pPr>
-            <w:r>
-              <w:rPr>
-                <w:rFonts w:ascii="Calibri" w:eastAsia="Times New Roman" w:hAnsi="Calibri" w:cs="Calibri"/>
-                <w:sz w:val="20"/>
-                <w:szCs w:val="20"/>
+                <w:sz w:val="28"/>
+                <w:szCs w:val="28"/>
+                <w:lang w:val="en-GB" w:eastAsia="en-GB"/>
+              </w:rPr>
+            </w:pPr>
+            <w:r>
+              <w:rPr>
+                <w:rFonts w:ascii="Calibri" w:eastAsia="Times New Roman" w:hAnsi="Calibri" w:cs="Calibri"/>
+                <w:sz w:val="28"/>
+                <w:szCs w:val="28"/>
                 <w:lang w:val="en-GB" w:eastAsia="en-GB"/>
               </w:rPr>
               <w:t>The role(s) of the student in the team</w:t>
@@ -2684,19 +2517,18 @@
               <w:textAlignment w:val="baseline"/>
               <w:rPr>
                 <w:rFonts w:ascii="Calibri" w:eastAsia="Times New Roman" w:hAnsi="Calibri" w:cs="Calibri"/>
-                <w:sz w:val="20"/>
-                <w:szCs w:val="20"/>
-                <w:lang w:val="en-GB" w:eastAsia="en-GB"/>
-              </w:rPr>
-            </w:pPr>
-            <w:r>
-              <w:rPr>
-                <w:rFonts w:ascii="Calibri" w:eastAsia="Times New Roman" w:hAnsi="Calibri" w:cs="Calibri"/>
-                <w:sz w:val="20"/>
-                <w:szCs w:val="20"/>
-                <w:lang w:val="en-GB" w:eastAsia="en-GB"/>
-              </w:rPr>
-              <w:lastRenderedPageBreak/>
+                <w:sz w:val="28"/>
+                <w:szCs w:val="28"/>
+                <w:lang w:val="en-GB" w:eastAsia="en-GB"/>
+              </w:rPr>
+            </w:pPr>
+            <w:r>
+              <w:rPr>
+                <w:rFonts w:ascii="Calibri" w:eastAsia="Times New Roman" w:hAnsi="Calibri" w:cs="Calibri"/>
+                <w:sz w:val="28"/>
+                <w:szCs w:val="28"/>
+                <w:lang w:val="en-GB" w:eastAsia="en-GB"/>
+              </w:rPr>
               <w:t>The Belbin role of the student and their reflection on this role</w:t>
             </w:r>
           </w:p>
@@ -2717,8 +2549,8 @@
               <w:textAlignment w:val="baseline"/>
               <w:rPr>
                 <w:rFonts w:ascii="Calibri" w:eastAsia="Times New Roman" w:hAnsi="Calibri" w:cs="Calibri"/>
-                <w:sz w:val="20"/>
-                <w:szCs w:val="20"/>
+                <w:sz w:val="28"/>
+                <w:szCs w:val="28"/>
                 <w:lang w:val="en-GB" w:eastAsia="en-GB"/>
               </w:rPr>
             </w:pPr>
@@ -2731,7 +2563,7 @@
         </w:trPr>
         <w:tc>
           <w:tcPr>
-            <w:tcW w:w="1524" w:type="dxa"/>
+            <w:tcW w:w="1709" w:type="dxa"/>
             <w:vMerge/>
             <w:vAlign w:val="center"/>
             <w:hideMark/>
@@ -2741,16 +2573,16 @@
               <w:spacing w:after="0" w:line="240" w:lineRule="auto"/>
               <w:rPr>
                 <w:rFonts w:ascii="Calibri" w:eastAsia="Times New Roman" w:hAnsi="Calibri" w:cs="Calibri"/>
-                <w:sz w:val="20"/>
-                <w:szCs w:val="20"/>
-                <w:lang w:val="en-GB" w:eastAsia="en-GB"/>
-              </w:rPr>
-            </w:pPr>
-          </w:p>
-        </w:tc>
-        <w:tc>
-          <w:tcPr>
-            <w:tcW w:w="3713" w:type="dxa"/>
+                <w:sz w:val="28"/>
+                <w:szCs w:val="28"/>
+                <w:lang w:val="en-GB" w:eastAsia="en-GB"/>
+              </w:rPr>
+            </w:pPr>
+          </w:p>
+        </w:tc>
+        <w:tc>
+          <w:tcPr>
+            <w:tcW w:w="3528" w:type="dxa"/>
             <w:tcBorders>
               <w:top w:val="single" w:sz="6" w:space="0" w:color="auto"/>
               <w:left w:val="single" w:sz="6" w:space="0" w:color="auto"/>
@@ -2764,11 +2596,15 @@
               <w:pStyle w:val="NoSpacing"/>
               <w:rPr>
                 <w:rFonts w:eastAsia="Times New Roman"/>
+                <w:sz w:val="28"/>
+                <w:szCs w:val="28"/>
               </w:rPr>
             </w:pPr>
             <w:r>
               <w:rPr>
                 <w:rStyle w:val="normaltextrun"/>
+                <w:sz w:val="28"/>
+                <w:szCs w:val="28"/>
               </w:rPr>
               <w:t>2.e. Provide constructive feedback and show openness to feedback from others.</w:t>
             </w:r>
@@ -2776,7 +2612,7 @@
         </w:tc>
         <w:tc>
           <w:tcPr>
-            <w:tcW w:w="3969" w:type="dxa"/>
+            <w:tcW w:w="4127" w:type="dxa"/>
             <w:tcBorders>
               <w:top w:val="single" w:sz="6" w:space="0" w:color="auto"/>
               <w:left w:val="single" w:sz="6" w:space="0" w:color="auto"/>
@@ -2791,16 +2627,16 @@
               <w:textAlignment w:val="baseline"/>
               <w:rPr>
                 <w:rFonts w:ascii="Calibri" w:eastAsia="Times New Roman" w:hAnsi="Calibri" w:cs="Calibri"/>
-                <w:sz w:val="20"/>
-                <w:szCs w:val="20"/>
-                <w:lang w:val="en-GB" w:eastAsia="en-GB"/>
-              </w:rPr>
-            </w:pPr>
-            <w:r>
-              <w:rPr>
-                <w:rFonts w:ascii="Calibri" w:eastAsia="Times New Roman" w:hAnsi="Calibri" w:cs="Calibri"/>
-                <w:sz w:val="20"/>
-                <w:szCs w:val="20"/>
+                <w:sz w:val="28"/>
+                <w:szCs w:val="28"/>
+                <w:lang w:val="en-GB" w:eastAsia="en-GB"/>
+              </w:rPr>
+            </w:pPr>
+            <w:r>
+              <w:rPr>
+                <w:rFonts w:ascii="Calibri" w:eastAsia="Times New Roman" w:hAnsi="Calibri" w:cs="Calibri"/>
+                <w:sz w:val="28"/>
+                <w:szCs w:val="28"/>
                 <w:lang w:val="en-GB" w:eastAsia="en-GB"/>
               </w:rPr>
               <w:t>Reflection contains:</w:t>
@@ -2817,16 +2653,16 @@
               <w:textAlignment w:val="baseline"/>
               <w:rPr>
                 <w:rFonts w:ascii="Calibri" w:eastAsia="Times New Roman" w:hAnsi="Calibri" w:cs="Calibri"/>
-                <w:sz w:val="20"/>
-                <w:szCs w:val="20"/>
-                <w:lang w:val="en-GB" w:eastAsia="en-GB"/>
-              </w:rPr>
-            </w:pPr>
-            <w:r>
-              <w:rPr>
-                <w:rFonts w:ascii="Calibri" w:eastAsia="Times New Roman" w:hAnsi="Calibri" w:cs="Calibri"/>
-                <w:sz w:val="20"/>
-                <w:szCs w:val="20"/>
+                <w:sz w:val="28"/>
+                <w:szCs w:val="28"/>
+                <w:lang w:val="en-GB" w:eastAsia="en-GB"/>
+              </w:rPr>
+            </w:pPr>
+            <w:r>
+              <w:rPr>
+                <w:rFonts w:ascii="Calibri" w:eastAsia="Times New Roman" w:hAnsi="Calibri" w:cs="Calibri"/>
+                <w:sz w:val="28"/>
+                <w:szCs w:val="28"/>
                 <w:lang w:val="en-GB" w:eastAsia="en-GB"/>
               </w:rPr>
               <w:t xml:space="preserve">The ways the student gave and received feedback from peers </w:t>
@@ -2839,16 +2675,16 @@
               <w:textAlignment w:val="baseline"/>
               <w:rPr>
                 <w:rFonts w:ascii="Calibri" w:eastAsia="Times New Roman" w:hAnsi="Calibri" w:cs="Calibri"/>
-                <w:sz w:val="20"/>
-                <w:szCs w:val="20"/>
-                <w:lang w:val="en-GB" w:eastAsia="en-GB"/>
-              </w:rPr>
-            </w:pPr>
-          </w:p>
-        </w:tc>
-        <w:tc>
-          <w:tcPr>
-            <w:tcW w:w="3969" w:type="dxa"/>
+                <w:sz w:val="28"/>
+                <w:szCs w:val="28"/>
+                <w:lang w:val="en-GB" w:eastAsia="en-GB"/>
+              </w:rPr>
+            </w:pPr>
+          </w:p>
+        </w:tc>
+        <w:tc>
+          <w:tcPr>
+            <w:tcW w:w="3811" w:type="dxa"/>
             <w:tcBorders>
               <w:top w:val="single" w:sz="6" w:space="0" w:color="auto"/>
               <w:left w:val="single" w:sz="6" w:space="0" w:color="auto"/>
@@ -2862,16 +2698,16 @@
               <w:textAlignment w:val="baseline"/>
               <w:rPr>
                 <w:rFonts w:ascii="Calibri" w:eastAsia="Times New Roman" w:hAnsi="Calibri" w:cs="Calibri"/>
-                <w:sz w:val="20"/>
-                <w:szCs w:val="20"/>
-                <w:lang w:val="en-GB" w:eastAsia="en-GB"/>
-              </w:rPr>
-            </w:pPr>
-            <w:r>
-              <w:rPr>
-                <w:rFonts w:ascii="Calibri" w:eastAsia="Times New Roman" w:hAnsi="Calibri" w:cs="Calibri"/>
-                <w:sz w:val="20"/>
-                <w:szCs w:val="20"/>
+                <w:sz w:val="28"/>
+                <w:szCs w:val="28"/>
+                <w:lang w:val="en-GB" w:eastAsia="en-GB"/>
+              </w:rPr>
+            </w:pPr>
+            <w:r>
+              <w:rPr>
+                <w:rFonts w:ascii="Calibri" w:eastAsia="Times New Roman" w:hAnsi="Calibri" w:cs="Calibri"/>
+                <w:sz w:val="28"/>
+                <w:szCs w:val="28"/>
                 <w:lang w:val="en-GB" w:eastAsia="en-GB"/>
               </w:rPr>
               <w:t>The critical thinking journal lacks reflection on any of the following points:</w:t>
@@ -2888,16 +2724,16 @@
               <w:textAlignment w:val="baseline"/>
               <w:rPr>
                 <w:rFonts w:ascii="Calibri" w:eastAsia="Times New Roman" w:hAnsi="Calibri" w:cs="Calibri"/>
-                <w:sz w:val="20"/>
-                <w:szCs w:val="20"/>
-                <w:lang w:val="en-GB" w:eastAsia="en-GB"/>
-              </w:rPr>
-            </w:pPr>
-            <w:r>
-              <w:rPr>
-                <w:rFonts w:ascii="Calibri" w:eastAsia="Times New Roman" w:hAnsi="Calibri" w:cs="Calibri"/>
-                <w:sz w:val="20"/>
-                <w:szCs w:val="20"/>
+                <w:sz w:val="28"/>
+                <w:szCs w:val="28"/>
+                <w:lang w:val="en-GB" w:eastAsia="en-GB"/>
+              </w:rPr>
+            </w:pPr>
+            <w:r>
+              <w:rPr>
+                <w:rFonts w:ascii="Calibri" w:eastAsia="Times New Roman" w:hAnsi="Calibri" w:cs="Calibri"/>
+                <w:sz w:val="28"/>
+                <w:szCs w:val="28"/>
                 <w:lang w:val="en-GB" w:eastAsia="en-GB"/>
               </w:rPr>
               <w:t xml:space="preserve">The ways the student gave and received feedback from peers </w:t>
@@ -2905,8 +2741,8 @@
             <w:r>
               <w:rPr>
                 <w:rFonts w:ascii="Calibri" w:eastAsia="Times New Roman" w:hAnsi="Calibri" w:cs="Calibri"/>
-                <w:sz w:val="20"/>
-                <w:szCs w:val="20"/>
+                <w:sz w:val="28"/>
+                <w:szCs w:val="28"/>
                 <w:lang w:val="en-GB" w:eastAsia="en-GB"/>
               </w:rPr>
               <w:t>and what they did with the feedback</w:t>
@@ -2918,18 +2754,19 @@
               <w:textAlignment w:val="baseline"/>
               <w:rPr>
                 <w:rFonts w:ascii="Calibri" w:eastAsia="Times New Roman" w:hAnsi="Calibri" w:cs="Calibri"/>
-                <w:sz w:val="20"/>
-                <w:szCs w:val="20"/>
-                <w:lang w:val="en-GB" w:eastAsia="en-GB"/>
-              </w:rPr>
-            </w:pPr>
-            <w:r>
-              <w:rPr>
-                <w:rFonts w:ascii="Calibri" w:eastAsia="Times New Roman" w:hAnsi="Calibri" w:cs="Calibri"/>
-                <w:sz w:val="20"/>
-                <w:szCs w:val="20"/>
-                <w:lang w:val="en-GB" w:eastAsia="en-GB"/>
-              </w:rPr>
+                <w:sz w:val="28"/>
+                <w:szCs w:val="28"/>
+                <w:lang w:val="en-GB" w:eastAsia="en-GB"/>
+              </w:rPr>
+            </w:pPr>
+            <w:r>
+              <w:rPr>
+                <w:rFonts w:ascii="Calibri" w:eastAsia="Times New Roman" w:hAnsi="Calibri" w:cs="Calibri"/>
+                <w:sz w:val="28"/>
+                <w:szCs w:val="28"/>
+                <w:lang w:val="en-GB" w:eastAsia="en-GB"/>
+              </w:rPr>
+              <w:lastRenderedPageBreak/>
               <w:t xml:space="preserve">Or the reflection is superficial and only scratches the surface. </w:t>
             </w:r>
           </w:p>
@@ -2939,8 +2776,8 @@
               <w:textAlignment w:val="baseline"/>
               <w:rPr>
                 <w:rFonts w:ascii="Calibri" w:eastAsia="Times New Roman" w:hAnsi="Calibri" w:cs="Calibri"/>
-                <w:sz w:val="20"/>
-                <w:szCs w:val="20"/>
+                <w:sz w:val="28"/>
+                <w:szCs w:val="28"/>
                 <w:lang w:val="en-GB" w:eastAsia="en-GB"/>
               </w:rPr>
             </w:pPr>
@@ -2962,18 +2799,19 @@
               <w:textAlignment w:val="baseline"/>
               <w:rPr>
                 <w:rFonts w:ascii="Calibri" w:eastAsia="Times New Roman" w:hAnsi="Calibri" w:cs="Calibri"/>
-                <w:sz w:val="20"/>
-                <w:szCs w:val="20"/>
-                <w:lang w:val="en-GB" w:eastAsia="en-GB"/>
-              </w:rPr>
-            </w:pPr>
-            <w:r>
-              <w:rPr>
-                <w:rFonts w:ascii="Calibri" w:eastAsia="Times New Roman" w:hAnsi="Calibri" w:cs="Calibri"/>
-                <w:sz w:val="20"/>
-                <w:szCs w:val="20"/>
-                <w:lang w:val="en-GB" w:eastAsia="en-GB"/>
-              </w:rPr>
+                <w:sz w:val="28"/>
+                <w:szCs w:val="28"/>
+                <w:lang w:val="en-GB" w:eastAsia="en-GB"/>
+              </w:rPr>
+            </w:pPr>
+            <w:r>
+              <w:rPr>
+                <w:rFonts w:ascii="Calibri" w:eastAsia="Times New Roman" w:hAnsi="Calibri" w:cs="Calibri"/>
+                <w:sz w:val="28"/>
+                <w:szCs w:val="28"/>
+                <w:lang w:val="en-GB" w:eastAsia="en-GB"/>
+              </w:rPr>
+              <w:lastRenderedPageBreak/>
               <w:t>The critical thinking journal contains detailed reflections on all the following points:</w:t>
             </w:r>
           </w:p>
@@ -2988,16 +2826,16 @@
               <w:textAlignment w:val="baseline"/>
               <w:rPr>
                 <w:rFonts w:ascii="Calibri" w:eastAsia="Times New Roman" w:hAnsi="Calibri" w:cs="Calibri"/>
-                <w:sz w:val="20"/>
-                <w:szCs w:val="20"/>
-                <w:lang w:val="en-GB" w:eastAsia="en-GB"/>
-              </w:rPr>
-            </w:pPr>
-            <w:r>
-              <w:rPr>
-                <w:rFonts w:ascii="Calibri" w:eastAsia="Times New Roman" w:hAnsi="Calibri" w:cs="Calibri"/>
-                <w:sz w:val="20"/>
-                <w:szCs w:val="20"/>
+                <w:sz w:val="28"/>
+                <w:szCs w:val="28"/>
+                <w:lang w:val="en-GB" w:eastAsia="en-GB"/>
+              </w:rPr>
+            </w:pPr>
+            <w:r>
+              <w:rPr>
+                <w:rFonts w:ascii="Calibri" w:eastAsia="Times New Roman" w:hAnsi="Calibri" w:cs="Calibri"/>
+                <w:sz w:val="28"/>
+                <w:szCs w:val="28"/>
                 <w:lang w:val="en-GB" w:eastAsia="en-GB"/>
               </w:rPr>
               <w:t xml:space="preserve">The ways the student gave and received feedback from peers </w:t>
@@ -3005,8 +2843,8 @@
             <w:r>
               <w:rPr>
                 <w:rFonts w:ascii="Calibri" w:eastAsia="Times New Roman" w:hAnsi="Calibri" w:cs="Calibri"/>
-                <w:sz w:val="20"/>
-                <w:szCs w:val="20"/>
+                <w:sz w:val="28"/>
+                <w:szCs w:val="28"/>
                 <w:lang w:val="en-GB" w:eastAsia="en-GB"/>
               </w:rPr>
               <w:t>and what they did with the feedback</w:t>
@@ -3019,8 +2857,8 @@
               <w:textAlignment w:val="baseline"/>
               <w:rPr>
                 <w:rFonts w:ascii="Calibri" w:eastAsia="Times New Roman" w:hAnsi="Calibri" w:cs="Calibri"/>
-                <w:sz w:val="20"/>
-                <w:szCs w:val="20"/>
+                <w:sz w:val="28"/>
+                <w:szCs w:val="28"/>
                 <w:lang w:val="en-GB" w:eastAsia="en-GB"/>
               </w:rPr>
             </w:pPr>
@@ -3032,8 +2870,8 @@
               <w:textAlignment w:val="baseline"/>
               <w:rPr>
                 <w:rFonts w:ascii="Calibri" w:eastAsia="Times New Roman" w:hAnsi="Calibri" w:cs="Calibri"/>
-                <w:sz w:val="20"/>
-                <w:szCs w:val="20"/>
+                <w:sz w:val="28"/>
+                <w:szCs w:val="28"/>
                 <w:lang w:val="en-GB" w:eastAsia="en-GB"/>
               </w:rPr>
             </w:pPr>
@@ -3055,8 +2893,8 @@
               <w:textAlignment w:val="baseline"/>
               <w:rPr>
                 <w:rFonts w:ascii="Calibri" w:eastAsia="Times New Roman" w:hAnsi="Calibri" w:cs="Calibri"/>
-                <w:sz w:val="20"/>
-                <w:szCs w:val="20"/>
+                <w:sz w:val="28"/>
+                <w:szCs w:val="28"/>
                 <w:lang w:val="en-GB" w:eastAsia="en-GB"/>
               </w:rPr>
             </w:pPr>
@@ -3069,7 +2907,7 @@
         </w:trPr>
         <w:tc>
           <w:tcPr>
-            <w:tcW w:w="1524" w:type="dxa"/>
+            <w:tcW w:w="1709" w:type="dxa"/>
             <w:vMerge w:val="restart"/>
             <w:tcBorders>
               <w:top w:val="single" w:sz="6" w:space="0" w:color="auto"/>
@@ -3087,16 +2925,16 @@
               <w:textAlignment w:val="baseline"/>
               <w:rPr>
                 <w:rFonts w:ascii="Calibri" w:eastAsia="Times New Roman" w:hAnsi="Calibri" w:cs="Calibri"/>
-                <w:sz w:val="20"/>
-                <w:szCs w:val="20"/>
-                <w:lang w:val="en-GB" w:eastAsia="en-GB"/>
-              </w:rPr>
-            </w:pPr>
-            <w:r>
-              <w:rPr>
-                <w:rFonts w:ascii="Calibri" w:eastAsia="Times New Roman" w:hAnsi="Calibri" w:cs="Calibri"/>
-                <w:sz w:val="20"/>
-                <w:szCs w:val="20"/>
+                <w:sz w:val="28"/>
+                <w:szCs w:val="28"/>
+                <w:lang w:val="en-GB" w:eastAsia="en-GB"/>
+              </w:rPr>
+            </w:pPr>
+            <w:r>
+              <w:rPr>
+                <w:rFonts w:ascii="Calibri" w:eastAsia="Times New Roman" w:hAnsi="Calibri" w:cs="Calibri"/>
+                <w:sz w:val="28"/>
+                <w:szCs w:val="28"/>
                 <w:lang w:val="en-GB" w:eastAsia="en-GB"/>
               </w:rPr>
               <w:t>Research </w:t>
@@ -3105,7 +2943,7 @@
         </w:tc>
         <w:tc>
           <w:tcPr>
-            <w:tcW w:w="3713" w:type="dxa"/>
+            <w:tcW w:w="3528" w:type="dxa"/>
             <w:tcBorders>
               <w:top w:val="single" w:sz="6" w:space="0" w:color="auto"/>
               <w:left w:val="single" w:sz="6" w:space="0" w:color="auto"/>
@@ -3120,12 +2958,16 @@
               <w:pStyle w:val="tabletext"/>
               <w:rPr>
                 <w:rFonts w:eastAsia="Times New Roman"/>
+                <w:sz w:val="28"/>
+                <w:szCs w:val="28"/>
                 <w:lang w:eastAsia="en-GB"/>
               </w:rPr>
             </w:pPr>
             <w:r>
               <w:rPr>
                 <w:rStyle w:val="normaltextrun"/>
+                <w:sz w:val="28"/>
+                <w:szCs w:val="28"/>
               </w:rPr>
               <w:t>3.c. Develop a helicopter view of a research topic — and understand the information in different contexts, magnitude and connections.</w:t>
             </w:r>
@@ -3133,7 +2975,7 @@
         </w:tc>
         <w:tc>
           <w:tcPr>
-            <w:tcW w:w="3969" w:type="dxa"/>
+            <w:tcW w:w="4127" w:type="dxa"/>
             <w:tcBorders>
               <w:top w:val="single" w:sz="6" w:space="0" w:color="auto"/>
               <w:left w:val="single" w:sz="6" w:space="0" w:color="auto"/>
@@ -3148,12 +2990,16 @@
               <w:pStyle w:val="tabletext"/>
               <w:rPr>
                 <w:rFonts w:eastAsia="Times New Roman"/>
+                <w:sz w:val="28"/>
+                <w:szCs w:val="28"/>
                 <w:lang w:eastAsia="en-GB"/>
               </w:rPr>
             </w:pPr>
             <w:r>
               <w:rPr>
                 <w:rFonts w:eastAsia="Times New Roman"/>
+                <w:sz w:val="28"/>
+                <w:szCs w:val="28"/>
                 <w:lang w:eastAsia="en-GB"/>
               </w:rPr>
               <w:t>Research insight</w:t>
@@ -3162,6 +3008,74 @@
         </w:tc>
         <w:tc>
           <w:tcPr>
+            <w:tcW w:w="3811" w:type="dxa"/>
+            <w:tcBorders>
+              <w:top w:val="single" w:sz="6" w:space="0" w:color="auto"/>
+              <w:left w:val="single" w:sz="6" w:space="0" w:color="auto"/>
+              <w:bottom w:val="single" w:sz="6" w:space="0" w:color="auto"/>
+              <w:right w:val="single" w:sz="6" w:space="0" w:color="auto"/>
+            </w:tcBorders>
+          </w:tcPr>
+          <w:p>
+            <w:pPr>
+              <w:spacing w:after="0" w:line="240" w:lineRule="auto"/>
+              <w:textAlignment w:val="baseline"/>
+              <w:rPr>
+                <w:rFonts w:ascii="Calibri" w:hAnsi="Calibri" w:cs="Calibri"/>
+                <w:sz w:val="28"/>
+                <w:szCs w:val="28"/>
+                <w:lang w:val="en-GB"/>
+              </w:rPr>
+            </w:pPr>
+            <w:r>
+              <w:rPr>
+                <w:rFonts w:ascii="Calibri" w:hAnsi="Calibri" w:cs="Calibri"/>
+                <w:sz w:val="28"/>
+                <w:szCs w:val="28"/>
+                <w:lang w:val="en-GB"/>
+              </w:rPr>
+              <w:t>Lacks a comprehensive understanding of the</w:t>
+            </w:r>
+            <w:r>
+              <w:rPr>
+                <w:rFonts w:ascii="Calibri" w:hAnsi="Calibri" w:cs="Calibri"/>
+                <w:sz w:val="28"/>
+                <w:szCs w:val="28"/>
+                <w:lang w:val="en-GB"/>
+              </w:rPr>
+              <w:t xml:space="preserve"> </w:t>
+            </w:r>
+            <w:r>
+              <w:rPr>
+                <w:rFonts w:ascii="Calibri" w:hAnsi="Calibri" w:cs="Calibri"/>
+                <w:sz w:val="28"/>
+                <w:szCs w:val="28"/>
+                <w:lang w:val="en-GB"/>
+              </w:rPr>
+              <w:t xml:space="preserve">research topic. Fails to </w:t>
+            </w:r>
+            <w:r>
+              <w:rPr>
+                <w:rFonts w:ascii="Calibri" w:hAnsi="Calibri" w:cs="Calibri"/>
+                <w:sz w:val="28"/>
+                <w:szCs w:val="28"/>
+                <w:lang w:val="en-GB"/>
+              </w:rPr>
+              <w:t>critically think about</w:t>
+            </w:r>
+            <w:r>
+              <w:rPr>
+                <w:rFonts w:ascii="Calibri" w:hAnsi="Calibri" w:cs="Calibri"/>
+                <w:sz w:val="28"/>
+                <w:szCs w:val="28"/>
+                <w:lang w:val="en-GB"/>
+              </w:rPr>
+              <w:t xml:space="preserve"> relevant sources or incorporate them effectively.</w:t>
+            </w:r>
+          </w:p>
+        </w:tc>
+        <w:tc>
+          <w:tcPr>
             <w:tcW w:w="3969" w:type="dxa"/>
             <w:tcBorders>
               <w:top w:val="single" w:sz="6" w:space="0" w:color="auto"/>
@@ -3176,61 +3090,87 @@
               <w:textAlignment w:val="baseline"/>
               <w:rPr>
                 <w:rFonts w:ascii="Calibri" w:hAnsi="Calibri" w:cs="Calibri"/>
-                <w:sz w:val="20"/>
-                <w:szCs w:val="20"/>
+                <w:sz w:val="28"/>
+                <w:szCs w:val="28"/>
+              </w:rPr>
+            </w:pPr>
+            <w:r>
+              <w:rPr>
+                <w:rFonts w:ascii="Calibri" w:hAnsi="Calibri" w:cs="Calibri"/>
+                <w:sz w:val="28"/>
+                <w:szCs w:val="28"/>
                 <w:lang w:val="en-GB"/>
               </w:rPr>
-            </w:pPr>
+              <w:t xml:space="preserve">Has a comprehensive understanding of the </w:t>
+            </w:r>
             <w:r>
               <w:rPr>
                 <w:rFonts w:ascii="Calibri" w:hAnsi="Calibri" w:cs="Calibri"/>
-                <w:sz w:val="20"/>
-                <w:szCs w:val="20"/>
+                <w:sz w:val="28"/>
+                <w:szCs w:val="28"/>
                 <w:lang w:val="en-GB"/>
               </w:rPr>
-              <w:t>Lacks a comprehensive understanding of the</w:t>
+              <w:t>weekly</w:t>
             </w:r>
             <w:r>
               <w:rPr>
                 <w:rFonts w:ascii="Calibri" w:hAnsi="Calibri" w:cs="Calibri"/>
-                <w:sz w:val="20"/>
-                <w:szCs w:val="20"/>
+                <w:sz w:val="28"/>
+                <w:szCs w:val="28"/>
                 <w:lang w:val="en-GB"/>
               </w:rPr>
-              <w:t xml:space="preserve"> </w:t>
+              <w:t xml:space="preserve"> topic</w:t>
             </w:r>
             <w:r>
               <w:rPr>
                 <w:rFonts w:ascii="Calibri" w:hAnsi="Calibri" w:cs="Calibri"/>
-                <w:sz w:val="20"/>
-                <w:szCs w:val="20"/>
+                <w:sz w:val="28"/>
+                <w:szCs w:val="28"/>
                 <w:lang w:val="en-GB"/>
               </w:rPr>
-              <w:t xml:space="preserve">research topic. Fails to </w:t>
+              <w:t xml:space="preserve"> and can identify strenght</w:t>
             </w:r>
             <w:r>
               <w:rPr>
                 <w:rFonts w:ascii="Calibri" w:hAnsi="Calibri" w:cs="Calibri"/>
-                <w:sz w:val="20"/>
-                <w:szCs w:val="20"/>
+                <w:sz w:val="28"/>
+                <w:szCs w:val="28"/>
                 <w:lang w:val="en-GB"/>
               </w:rPr>
-              <w:t>critically think about</w:t>
+              <w:t>s</w:t>
             </w:r>
             <w:r>
               <w:rPr>
                 <w:rFonts w:ascii="Calibri" w:hAnsi="Calibri" w:cs="Calibri"/>
-                <w:sz w:val="20"/>
-                <w:szCs w:val="20"/>
+                <w:sz w:val="28"/>
+                <w:szCs w:val="28"/>
                 <w:lang w:val="en-GB"/>
               </w:rPr>
-              <w:t xml:space="preserve"> relevant sources or incorporate them effectively.</w:t>
-            </w:r>
-          </w:p>
-        </w:tc>
-        <w:tc>
-          <w:tcPr>
-            <w:tcW w:w="3969" w:type="dxa"/>
+              <w:t xml:space="preserve"> and weaknesses</w:t>
+            </w:r>
+            <w:r>
+              <w:rPr>
+                <w:rFonts w:ascii="Calibri" w:hAnsi="Calibri" w:cs="Calibri"/>
+                <w:sz w:val="28"/>
+                <w:szCs w:val="28"/>
+                <w:lang w:val="en-GB"/>
+              </w:rPr>
+              <w:t xml:space="preserve"> of relevant sources and context in general</w:t>
+            </w:r>
+            <w:r>
+              <w:rPr>
+                <w:rFonts w:ascii="Calibri" w:hAnsi="Calibri" w:cs="Calibri"/>
+                <w:sz w:val="28"/>
+                <w:szCs w:val="28"/>
+                <w:lang w:val="en-GB"/>
+              </w:rPr>
+              <w:t xml:space="preserve">. </w:t>
+            </w:r>
+          </w:p>
+        </w:tc>
+        <w:tc>
+          <w:tcPr>
+            <w:tcW w:w="1575" w:type="dxa"/>
             <w:tcBorders>
               <w:top w:val="single" w:sz="6" w:space="0" w:color="auto"/>
               <w:left w:val="single" w:sz="6" w:space="0" w:color="auto"/>
@@ -3240,114 +3180,11 @@
           </w:tcPr>
           <w:p>
             <w:pPr>
-              <w:spacing w:after="0" w:line="240" w:lineRule="auto"/>
-              <w:textAlignment w:val="baseline"/>
-              <w:rPr>
-                <w:rFonts w:ascii="Calibri" w:hAnsi="Calibri" w:cs="Calibri"/>
-                <w:sz w:val="20"/>
-                <w:szCs w:val="20"/>
-              </w:rPr>
-            </w:pPr>
-            <w:r>
-              <w:rPr>
-                <w:rFonts w:ascii="Calibri" w:hAnsi="Calibri" w:cs="Calibri"/>
-                <w:sz w:val="20"/>
-                <w:szCs w:val="20"/>
-                <w:lang w:val="en-GB"/>
-              </w:rPr>
-              <w:t xml:space="preserve">Has a comprehensive understanding of the </w:t>
-            </w:r>
-            <w:r>
-              <w:rPr>
-                <w:rFonts w:ascii="Calibri" w:hAnsi="Calibri" w:cs="Calibri"/>
-                <w:sz w:val="20"/>
-                <w:szCs w:val="20"/>
-                <w:lang w:val="en-GB"/>
-              </w:rPr>
-              <w:t>weekly</w:t>
-            </w:r>
-            <w:r>
-              <w:rPr>
-                <w:rFonts w:ascii="Calibri" w:hAnsi="Calibri" w:cs="Calibri"/>
-                <w:sz w:val="20"/>
-                <w:szCs w:val="20"/>
-                <w:lang w:val="en-GB"/>
-              </w:rPr>
-              <w:t xml:space="preserve"> topic</w:t>
-            </w:r>
-            <w:r>
-              <w:rPr>
-                <w:rFonts w:ascii="Calibri" w:hAnsi="Calibri" w:cs="Calibri"/>
-                <w:sz w:val="20"/>
-                <w:szCs w:val="20"/>
-                <w:lang w:val="en-GB"/>
-              </w:rPr>
-              <w:t xml:space="preserve"> and can identify </w:t>
-            </w:r>
-            <w:proofErr w:type="spellStart"/>
-            <w:r>
-              <w:rPr>
-                <w:rFonts w:ascii="Calibri" w:hAnsi="Calibri" w:cs="Calibri"/>
-                <w:sz w:val="20"/>
-                <w:szCs w:val="20"/>
-                <w:lang w:val="en-GB"/>
-              </w:rPr>
-              <w:t>strenght</w:t>
-            </w:r>
-            <w:r>
-              <w:rPr>
-                <w:rFonts w:ascii="Calibri" w:hAnsi="Calibri" w:cs="Calibri"/>
-                <w:sz w:val="20"/>
-                <w:szCs w:val="20"/>
-                <w:lang w:val="en-GB"/>
-              </w:rPr>
-              <w:t>s</w:t>
-            </w:r>
-            <w:proofErr w:type="spellEnd"/>
-            <w:r>
-              <w:rPr>
-                <w:rFonts w:ascii="Calibri" w:hAnsi="Calibri" w:cs="Calibri"/>
-                <w:sz w:val="20"/>
-                <w:szCs w:val="20"/>
-                <w:lang w:val="en-GB"/>
-              </w:rPr>
-              <w:t xml:space="preserve"> and weaknesses</w:t>
-            </w:r>
-            <w:r>
-              <w:rPr>
-                <w:rFonts w:ascii="Calibri" w:hAnsi="Calibri" w:cs="Calibri"/>
-                <w:sz w:val="20"/>
-                <w:szCs w:val="20"/>
-                <w:lang w:val="en-GB"/>
-              </w:rPr>
-              <w:t xml:space="preserve"> of relevant sources and context in general</w:t>
-            </w:r>
-            <w:r>
-              <w:rPr>
-                <w:rFonts w:ascii="Calibri" w:hAnsi="Calibri" w:cs="Calibri"/>
-                <w:sz w:val="20"/>
-                <w:szCs w:val="20"/>
-                <w:lang w:val="en-GB"/>
-              </w:rPr>
-              <w:t xml:space="preserve">. </w:t>
-            </w:r>
-          </w:p>
-        </w:tc>
-        <w:tc>
-          <w:tcPr>
-            <w:tcW w:w="1575" w:type="dxa"/>
-            <w:tcBorders>
-              <w:top w:val="single" w:sz="6" w:space="0" w:color="auto"/>
-              <w:left w:val="single" w:sz="6" w:space="0" w:color="auto"/>
-              <w:bottom w:val="single" w:sz="6" w:space="0" w:color="auto"/>
-              <w:right w:val="single" w:sz="6" w:space="0" w:color="auto"/>
-            </w:tcBorders>
-          </w:tcPr>
-          <w:p>
-            <w:pPr>
               <w:pStyle w:val="tabletext"/>
               <w:rPr>
                 <w:rFonts w:eastAsia="Times New Roman"/>
+                <w:sz w:val="28"/>
+                <w:szCs w:val="28"/>
                 <w:lang w:eastAsia="en-GB"/>
               </w:rPr>
             </w:pPr>
@@ -3360,7 +3197,7 @@
         </w:trPr>
         <w:tc>
           <w:tcPr>
-            <w:tcW w:w="1524" w:type="dxa"/>
+            <w:tcW w:w="1709" w:type="dxa"/>
             <w:vMerge/>
             <w:vAlign w:val="center"/>
             <w:hideMark/>
@@ -3372,16 +3209,16 @@
               <w:textAlignment w:val="baseline"/>
               <w:rPr>
                 <w:rFonts w:ascii="Calibri" w:eastAsia="Times New Roman" w:hAnsi="Calibri" w:cs="Calibri"/>
-                <w:sz w:val="20"/>
-                <w:szCs w:val="20"/>
-                <w:lang w:val="en-GB" w:eastAsia="en-GB"/>
-              </w:rPr>
-            </w:pPr>
-          </w:p>
-        </w:tc>
-        <w:tc>
-          <w:tcPr>
-            <w:tcW w:w="3713" w:type="dxa"/>
+                <w:sz w:val="28"/>
+                <w:szCs w:val="28"/>
+                <w:lang w:val="en-GB" w:eastAsia="en-GB"/>
+              </w:rPr>
+            </w:pPr>
+          </w:p>
+        </w:tc>
+        <w:tc>
+          <w:tcPr>
+            <w:tcW w:w="3528" w:type="dxa"/>
             <w:tcBorders>
               <w:top w:val="single" w:sz="6" w:space="0" w:color="auto"/>
               <w:left w:val="single" w:sz="6" w:space="0" w:color="auto"/>
@@ -3395,18 +3232,24 @@
               <w:pStyle w:val="NoSpacing"/>
               <w:rPr>
                 <w:rFonts w:eastAsia="Times New Roman"/>
+                <w:sz w:val="28"/>
+                <w:szCs w:val="28"/>
                 <w:lang w:eastAsia="en-GB"/>
               </w:rPr>
             </w:pPr>
             <w:r>
               <w:rPr>
                 <w:rStyle w:val="normaltextrun"/>
+                <w:sz w:val="28"/>
+                <w:szCs w:val="28"/>
               </w:rPr>
               <w:t>3.d. Understand the dot on the horizon--Identify interesting/solvable problems, long term possibility and challenges of a research topic.</w:t>
             </w:r>
             <w:r>
               <w:rPr>
                 <w:rStyle w:val="eop"/>
+                <w:sz w:val="28"/>
+                <w:szCs w:val="28"/>
               </w:rPr>
               <w:t> </w:t>
             </w:r>
@@ -3414,6 +3257,107 @@
         </w:tc>
         <w:tc>
           <w:tcPr>
+            <w:tcW w:w="4127" w:type="dxa"/>
+            <w:tcBorders>
+              <w:top w:val="single" w:sz="6" w:space="0" w:color="auto"/>
+              <w:left w:val="single" w:sz="6" w:space="0" w:color="auto"/>
+              <w:bottom w:val="single" w:sz="6" w:space="0" w:color="auto"/>
+              <w:right w:val="single" w:sz="6" w:space="0" w:color="auto"/>
+            </w:tcBorders>
+            <w:shd w:val="clear" w:color="auto" w:fill="auto"/>
+          </w:tcPr>
+          <w:p>
+            <w:pPr>
+              <w:spacing w:after="0" w:line="240" w:lineRule="auto"/>
+              <w:textAlignment w:val="baseline"/>
+              <w:rPr>
+                <w:rFonts w:ascii="Calibri" w:eastAsia="Times New Roman" w:hAnsi="Calibri" w:cs="Calibri"/>
+                <w:sz w:val="28"/>
+                <w:szCs w:val="28"/>
+                <w:lang w:val="en-GB" w:eastAsia="en-GB"/>
+              </w:rPr>
+            </w:pPr>
+            <w:r>
+              <w:rPr>
+                <w:rFonts w:ascii="Calibri" w:eastAsia="Times New Roman" w:hAnsi="Calibri" w:cs="Calibri"/>
+                <w:sz w:val="28"/>
+                <w:szCs w:val="28"/>
+                <w:lang w:val="en-GB" w:eastAsia="en-GB"/>
+              </w:rPr>
+              <w:t>Problem identification</w:t>
+            </w:r>
+          </w:p>
+        </w:tc>
+        <w:tc>
+          <w:tcPr>
+            <w:tcW w:w="3811" w:type="dxa"/>
+            <w:tcBorders>
+              <w:top w:val="single" w:sz="6" w:space="0" w:color="auto"/>
+              <w:left w:val="single" w:sz="6" w:space="0" w:color="auto"/>
+              <w:bottom w:val="single" w:sz="6" w:space="0" w:color="auto"/>
+              <w:right w:val="single" w:sz="6" w:space="0" w:color="auto"/>
+            </w:tcBorders>
+          </w:tcPr>
+          <w:p>
+            <w:pPr>
+              <w:spacing w:after="0" w:line="240" w:lineRule="auto"/>
+              <w:textAlignment w:val="baseline"/>
+              <w:rPr>
+                <w:rFonts w:ascii="Calibri" w:hAnsi="Calibri" w:cs="Calibri"/>
+                <w:sz w:val="28"/>
+                <w:szCs w:val="28"/>
+                <w:lang w:val="en-GB"/>
+              </w:rPr>
+            </w:pPr>
+            <w:r>
+              <w:rPr>
+                <w:rFonts w:ascii="Calibri" w:hAnsi="Calibri" w:cs="Calibri"/>
+                <w:sz w:val="28"/>
+                <w:szCs w:val="28"/>
+                <w:lang w:val="en-GB"/>
+              </w:rPr>
+              <w:t>Struggles with identifying problems, lacks</w:t>
+            </w:r>
+            <w:r>
+              <w:rPr>
+                <w:rFonts w:ascii="Calibri" w:hAnsi="Calibri" w:cs="Calibri"/>
+                <w:sz w:val="28"/>
+                <w:szCs w:val="28"/>
+                <w:lang w:val="en-GB"/>
+              </w:rPr>
+              <w:t xml:space="preserve"> </w:t>
+            </w:r>
+            <w:r>
+              <w:rPr>
+                <w:rFonts w:ascii="Calibri" w:hAnsi="Calibri" w:cs="Calibri"/>
+                <w:sz w:val="28"/>
+                <w:szCs w:val="28"/>
+                <w:lang w:val="en-GB"/>
+              </w:rPr>
+              <w:t xml:space="preserve">long-term vision, and </w:t>
+            </w:r>
+            <w:r>
+              <w:rPr>
+                <w:rFonts w:ascii="Calibri" w:hAnsi="Calibri" w:cs="Calibri"/>
+                <w:sz w:val="28"/>
+                <w:szCs w:val="28"/>
+                <w:lang w:val="en-GB"/>
+              </w:rPr>
+              <w:t>does not reflect on scientific</w:t>
+            </w:r>
+            <w:r>
+              <w:rPr>
+                <w:rFonts w:ascii="Calibri" w:hAnsi="Calibri" w:cs="Calibri"/>
+                <w:sz w:val="28"/>
+                <w:szCs w:val="28"/>
+                <w:lang w:val="en-GB"/>
+              </w:rPr>
+              <w:t xml:space="preserve"> challenges</w:t>
+            </w:r>
+          </w:p>
+        </w:tc>
+        <w:tc>
+          <w:tcPr>
             <w:tcW w:w="3969" w:type="dxa"/>
             <w:tcBorders>
               <w:top w:val="single" w:sz="6" w:space="0" w:color="auto"/>
@@ -3421,33 +3365,104 @@
               <w:bottom w:val="single" w:sz="6" w:space="0" w:color="auto"/>
               <w:right w:val="single" w:sz="6" w:space="0" w:color="auto"/>
             </w:tcBorders>
-            <w:shd w:val="clear" w:color="auto" w:fill="auto"/>
-          </w:tcPr>
-          <w:p>
-            <w:pPr>
-              <w:spacing w:after="0" w:line="240" w:lineRule="auto"/>
-              <w:textAlignment w:val="baseline"/>
-              <w:rPr>
-                <w:rFonts w:ascii="Calibri" w:eastAsia="Times New Roman" w:hAnsi="Calibri" w:cs="Calibri"/>
-                <w:sz w:val="20"/>
-                <w:szCs w:val="20"/>
-                <w:lang w:val="en-GB" w:eastAsia="en-GB"/>
-              </w:rPr>
-            </w:pPr>
-            <w:r>
-              <w:rPr>
-                <w:rFonts w:ascii="Calibri" w:eastAsia="Times New Roman" w:hAnsi="Calibri" w:cs="Calibri"/>
-                <w:sz w:val="20"/>
-                <w:szCs w:val="20"/>
-                <w:lang w:val="en-GB" w:eastAsia="en-GB"/>
-              </w:rPr>
-              <w:t>Problem identification</w:t>
-            </w:r>
-          </w:p>
-        </w:tc>
-        <w:tc>
-          <w:tcPr>
-            <w:tcW w:w="3969" w:type="dxa"/>
+          </w:tcPr>
+          <w:p>
+            <w:pPr>
+              <w:spacing w:after="0" w:line="240" w:lineRule="auto"/>
+              <w:textAlignment w:val="baseline"/>
+              <w:rPr>
+                <w:rFonts w:ascii="Calibri" w:hAnsi="Calibri" w:cs="Calibri"/>
+                <w:sz w:val="28"/>
+                <w:szCs w:val="28"/>
+                <w:lang w:val="en-GB"/>
+              </w:rPr>
+            </w:pPr>
+            <w:r>
+              <w:rPr>
+                <w:rFonts w:ascii="Calibri" w:hAnsi="Calibri" w:cs="Calibri"/>
+                <w:sz w:val="28"/>
+                <w:szCs w:val="28"/>
+                <w:lang w:val="en-GB"/>
+              </w:rPr>
+              <w:t xml:space="preserve">Identifies problems, </w:t>
+            </w:r>
+            <w:r>
+              <w:rPr>
+                <w:rFonts w:ascii="Calibri" w:hAnsi="Calibri" w:cs="Calibri"/>
+                <w:sz w:val="28"/>
+                <w:szCs w:val="28"/>
+                <w:lang w:val="en-GB"/>
+              </w:rPr>
+              <w:t>has</w:t>
+            </w:r>
+            <w:r>
+              <w:rPr>
+                <w:rFonts w:ascii="Calibri" w:hAnsi="Calibri" w:cs="Calibri"/>
+                <w:sz w:val="28"/>
+                <w:szCs w:val="28"/>
+                <w:lang w:val="en-GB"/>
+              </w:rPr>
+              <w:t xml:space="preserve"> long-term vision, and re</w:t>
+            </w:r>
+            <w:r>
+              <w:rPr>
+                <w:rFonts w:ascii="Calibri" w:hAnsi="Calibri" w:cs="Calibri"/>
+                <w:sz w:val="28"/>
+                <w:szCs w:val="28"/>
+                <w:lang w:val="en-GB"/>
+              </w:rPr>
+              <w:t>flects</w:t>
+            </w:r>
+            <w:r>
+              <w:rPr>
+                <w:rFonts w:ascii="Calibri" w:hAnsi="Calibri" w:cs="Calibri"/>
+                <w:sz w:val="28"/>
+                <w:szCs w:val="28"/>
+                <w:lang w:val="en-GB"/>
+              </w:rPr>
+              <w:t xml:space="preserve"> </w:t>
+            </w:r>
+            <w:r>
+              <w:rPr>
+                <w:rFonts w:ascii="Calibri" w:hAnsi="Calibri" w:cs="Calibri"/>
+                <w:sz w:val="28"/>
+                <w:szCs w:val="28"/>
+                <w:lang w:val="en-GB"/>
+              </w:rPr>
+              <w:t>on</w:t>
+            </w:r>
+            <w:r>
+              <w:rPr>
+                <w:rFonts w:ascii="Calibri" w:hAnsi="Calibri" w:cs="Calibri"/>
+                <w:sz w:val="28"/>
+                <w:szCs w:val="28"/>
+                <w:lang w:val="en-GB"/>
+              </w:rPr>
+              <w:t xml:space="preserve"> scientific</w:t>
+            </w:r>
+            <w:r>
+              <w:rPr>
+                <w:rFonts w:ascii="Calibri" w:hAnsi="Calibri" w:cs="Calibri"/>
+                <w:sz w:val="28"/>
+                <w:szCs w:val="28"/>
+                <w:lang w:val="en-GB"/>
+              </w:rPr>
+              <w:t xml:space="preserve"> challenges</w:t>
+            </w:r>
+            <w:r>
+              <w:rPr>
+                <w:rFonts w:ascii="Calibri" w:hAnsi="Calibri" w:cs="Calibri"/>
+                <w:sz w:val="28"/>
+                <w:szCs w:val="28"/>
+                <w:lang w:val="en-GB"/>
+              </w:rPr>
+              <w:t>.</w:t>
+            </w:r>
+          </w:p>
+        </w:tc>
+        <w:tc>
+          <w:tcPr>
+            <w:tcW w:w="1575" w:type="dxa"/>
             <w:tcBorders>
               <w:top w:val="single" w:sz="6" w:space="0" w:color="auto"/>
               <w:left w:val="single" w:sz="6" w:space="0" w:color="auto"/>
@@ -3460,181 +3475,9 @@
               <w:spacing w:after="0" w:line="240" w:lineRule="auto"/>
               <w:textAlignment w:val="baseline"/>
               <w:rPr>
-                <w:rFonts w:ascii="Calibri" w:hAnsi="Calibri" w:cs="Calibri"/>
-                <w:sz w:val="20"/>
-                <w:szCs w:val="20"/>
-                <w:lang w:val="en-GB"/>
-              </w:rPr>
-            </w:pPr>
-            <w:r>
-              <w:rPr>
-                <w:rFonts w:ascii="Calibri" w:hAnsi="Calibri" w:cs="Calibri"/>
-                <w:sz w:val="20"/>
-                <w:szCs w:val="20"/>
-                <w:lang w:val="en-GB"/>
-              </w:rPr>
-              <w:t>Struggles with identifying problems, lacks</w:t>
-            </w:r>
-            <w:r>
-              <w:rPr>
-                <w:rFonts w:ascii="Calibri" w:hAnsi="Calibri" w:cs="Calibri"/>
-                <w:sz w:val="20"/>
-                <w:szCs w:val="20"/>
-                <w:lang w:val="en-GB"/>
-              </w:rPr>
-              <w:t xml:space="preserve"> </w:t>
-            </w:r>
-            <w:r>
-              <w:rPr>
-                <w:rFonts w:ascii="Calibri" w:hAnsi="Calibri" w:cs="Calibri"/>
-                <w:sz w:val="20"/>
-                <w:szCs w:val="20"/>
-                <w:lang w:val="en-GB"/>
-              </w:rPr>
-              <w:t xml:space="preserve">long-term vision, and </w:t>
-            </w:r>
-            <w:r>
-              <w:rPr>
-                <w:rFonts w:ascii="Calibri" w:hAnsi="Calibri" w:cs="Calibri"/>
-                <w:sz w:val="20"/>
-                <w:szCs w:val="20"/>
-                <w:lang w:val="en-GB"/>
-              </w:rPr>
-              <w:t>does not reflect on scientific</w:t>
-            </w:r>
-            <w:r>
-              <w:rPr>
-                <w:rFonts w:ascii="Calibri" w:hAnsi="Calibri" w:cs="Calibri"/>
-                <w:sz w:val="20"/>
-                <w:szCs w:val="20"/>
-                <w:lang w:val="en-GB"/>
-              </w:rPr>
-              <w:t xml:space="preserve"> challenges</w:t>
-            </w:r>
-          </w:p>
-        </w:tc>
-        <w:tc>
-          <w:tcPr>
-            <w:tcW w:w="3969" w:type="dxa"/>
-            <w:tcBorders>
-              <w:top w:val="single" w:sz="6" w:space="0" w:color="auto"/>
-              <w:left w:val="single" w:sz="6" w:space="0" w:color="auto"/>
-              <w:bottom w:val="single" w:sz="6" w:space="0" w:color="auto"/>
-              <w:right w:val="single" w:sz="6" w:space="0" w:color="auto"/>
-            </w:tcBorders>
-          </w:tcPr>
-          <w:p>
-            <w:pPr>
-              <w:spacing w:after="0" w:line="240" w:lineRule="auto"/>
-              <w:textAlignment w:val="baseline"/>
-              <w:rPr>
-                <w:rFonts w:ascii="Calibri" w:hAnsi="Calibri" w:cs="Calibri"/>
-                <w:sz w:val="20"/>
-                <w:szCs w:val="20"/>
-                <w:lang w:val="en-GB"/>
-              </w:rPr>
-            </w:pPr>
-            <w:r>
-              <w:rPr>
-                <w:rFonts w:ascii="Calibri" w:hAnsi="Calibri" w:cs="Calibri"/>
-                <w:sz w:val="20"/>
-                <w:szCs w:val="20"/>
-                <w:lang w:val="en-GB"/>
-              </w:rPr>
-              <w:t xml:space="preserve">Identifies problems, </w:t>
-            </w:r>
-            <w:r>
-              <w:rPr>
-                <w:rFonts w:ascii="Calibri" w:hAnsi="Calibri" w:cs="Calibri"/>
-                <w:sz w:val="20"/>
-                <w:szCs w:val="20"/>
-                <w:lang w:val="en-GB"/>
-              </w:rPr>
-              <w:t>has</w:t>
-            </w:r>
-            <w:r>
-              <w:rPr>
-                <w:rFonts w:ascii="Calibri" w:hAnsi="Calibri" w:cs="Calibri"/>
-                <w:sz w:val="20"/>
-                <w:szCs w:val="20"/>
-                <w:lang w:val="en-GB"/>
-              </w:rPr>
-              <w:t xml:space="preserve"> long-term vision, and re</w:t>
-            </w:r>
-            <w:r>
-              <w:rPr>
-                <w:rFonts w:ascii="Calibri" w:hAnsi="Calibri" w:cs="Calibri"/>
-                <w:sz w:val="20"/>
-                <w:szCs w:val="20"/>
-                <w:lang w:val="en-GB"/>
-              </w:rPr>
-              <w:t>flects</w:t>
-            </w:r>
-            <w:r>
-              <w:rPr>
-                <w:rFonts w:ascii="Calibri" w:hAnsi="Calibri" w:cs="Calibri"/>
-                <w:sz w:val="20"/>
-                <w:szCs w:val="20"/>
-                <w:lang w:val="en-GB"/>
-              </w:rPr>
-              <w:t xml:space="preserve"> </w:t>
-            </w:r>
-            <w:r>
-              <w:rPr>
-                <w:rFonts w:ascii="Calibri" w:hAnsi="Calibri" w:cs="Calibri"/>
-                <w:sz w:val="20"/>
-                <w:szCs w:val="20"/>
-                <w:lang w:val="en-GB"/>
-              </w:rPr>
-              <w:t>on</w:t>
-            </w:r>
-            <w:r>
-              <w:rPr>
-                <w:rFonts w:ascii="Calibri" w:hAnsi="Calibri" w:cs="Calibri"/>
-                <w:sz w:val="20"/>
-                <w:szCs w:val="20"/>
-                <w:lang w:val="en-GB"/>
-              </w:rPr>
-              <w:t xml:space="preserve"> scientific</w:t>
-            </w:r>
-            <w:r>
-              <w:rPr>
-                <w:rFonts w:ascii="Calibri" w:hAnsi="Calibri" w:cs="Calibri"/>
-                <w:sz w:val="20"/>
-                <w:szCs w:val="20"/>
-                <w:lang w:val="en-GB"/>
-              </w:rPr>
-              <w:t xml:space="preserve"> challenges</w:t>
-            </w:r>
-            <w:r>
-              <w:rPr>
-                <w:rFonts w:ascii="Calibri" w:hAnsi="Calibri" w:cs="Calibri"/>
-                <w:sz w:val="20"/>
-                <w:szCs w:val="20"/>
-                <w:lang w:val="en-GB"/>
-              </w:rPr>
-              <w:t>.</w:t>
-            </w:r>
-          </w:p>
-        </w:tc>
-        <w:tc>
-          <w:tcPr>
-            <w:tcW w:w="1575" w:type="dxa"/>
-            <w:tcBorders>
-              <w:top w:val="single" w:sz="6" w:space="0" w:color="auto"/>
-              <w:left w:val="single" w:sz="6" w:space="0" w:color="auto"/>
-              <w:bottom w:val="single" w:sz="6" w:space="0" w:color="auto"/>
-              <w:right w:val="single" w:sz="6" w:space="0" w:color="auto"/>
-            </w:tcBorders>
-          </w:tcPr>
-          <w:p>
-            <w:pPr>
-              <w:spacing w:after="0" w:line="240" w:lineRule="auto"/>
-              <w:textAlignment w:val="baseline"/>
-              <w:rPr>
-                <w:rFonts w:ascii="Calibri" w:eastAsia="Times New Roman" w:hAnsi="Calibri" w:cs="Calibri"/>
-                <w:sz w:val="20"/>
-                <w:szCs w:val="20"/>
+                <w:rFonts w:ascii="Calibri" w:eastAsia="Times New Roman" w:hAnsi="Calibri" w:cs="Calibri"/>
+                <w:sz w:val="28"/>
+                <w:szCs w:val="28"/>
                 <w:lang w:val="en-GB" w:eastAsia="en-GB"/>
               </w:rPr>
             </w:pPr>
@@ -3647,7 +3490,7 @@
         </w:trPr>
         <w:tc>
           <w:tcPr>
-            <w:tcW w:w="1524" w:type="dxa"/>
+            <w:tcW w:w="1709" w:type="dxa"/>
             <w:vMerge w:val="restart"/>
             <w:tcBorders>
               <w:top w:val="single" w:sz="6" w:space="0" w:color="auto"/>
@@ -3666,16 +3509,16 @@
               <w:textAlignment w:val="baseline"/>
               <w:rPr>
                 <w:rFonts w:ascii="Calibri" w:eastAsia="Times New Roman" w:hAnsi="Calibri" w:cs="Calibri"/>
-                <w:sz w:val="20"/>
-                <w:szCs w:val="20"/>
-                <w:lang w:val="en-GB" w:eastAsia="en-GB"/>
-              </w:rPr>
-            </w:pPr>
-            <w:r>
-              <w:rPr>
-                <w:rFonts w:ascii="Calibri" w:eastAsia="Times New Roman" w:hAnsi="Calibri" w:cs="Calibri"/>
-                <w:sz w:val="20"/>
-                <w:szCs w:val="20"/>
+                <w:sz w:val="28"/>
+                <w:szCs w:val="28"/>
+                <w:lang w:val="en-GB" w:eastAsia="en-GB"/>
+              </w:rPr>
+            </w:pPr>
+            <w:r>
+              <w:rPr>
+                <w:rFonts w:ascii="Calibri" w:eastAsia="Times New Roman" w:hAnsi="Calibri" w:cs="Calibri"/>
+                <w:sz w:val="28"/>
+                <w:szCs w:val="28"/>
                 <w:lang w:val="en-GB" w:eastAsia="en-GB"/>
               </w:rPr>
               <w:t>Reflect </w:t>
@@ -3684,7 +3527,7 @@
         </w:tc>
         <w:tc>
           <w:tcPr>
-            <w:tcW w:w="3713" w:type="dxa"/>
+            <w:tcW w:w="3528" w:type="dxa"/>
             <w:tcBorders>
               <w:top w:val="single" w:sz="6" w:space="0" w:color="auto"/>
               <w:left w:val="single" w:sz="6" w:space="0" w:color="auto"/>
@@ -3697,22 +3540,32 @@
           <w:p>
             <w:pPr>
               <w:pStyle w:val="NoSpacing"/>
+              <w:rPr>
+                <w:sz w:val="28"/>
+                <w:szCs w:val="28"/>
+              </w:rPr>
             </w:pPr>
             <w:r>
               <w:rPr>
                 <w:rStyle w:val="eop"/>
+                <w:sz w:val="28"/>
+                <w:szCs w:val="28"/>
               </w:rPr>
               <w:t>4</w:t>
             </w:r>
             <w:r>
               <w:rPr>
                 <w:rStyle w:val="eop"/>
+                <w:sz w:val="28"/>
+                <w:szCs w:val="28"/>
               </w:rPr>
               <w:t>.</w:t>
             </w:r>
             <w:r>
               <w:rPr>
                 <w:rStyle w:val="eop"/>
+                <w:sz w:val="28"/>
+                <w:szCs w:val="28"/>
               </w:rPr>
               <w:t>a. Use provided frameworks to reflect on experiences in the minor.</w:t>
             </w:r>
@@ -3720,7 +3573,7 @@
         </w:tc>
         <w:tc>
           <w:tcPr>
-            <w:tcW w:w="3969" w:type="dxa"/>
+            <w:tcW w:w="4127" w:type="dxa"/>
             <w:tcBorders>
               <w:top w:val="single" w:sz="6" w:space="0" w:color="auto"/>
               <w:left w:val="single" w:sz="6" w:space="0" w:color="auto"/>
@@ -3736,16 +3589,16 @@
               <w:textAlignment w:val="baseline"/>
               <w:rPr>
                 <w:rFonts w:ascii="Calibri" w:eastAsia="Times New Roman" w:hAnsi="Calibri" w:cs="Calibri"/>
-                <w:sz w:val="20"/>
-                <w:szCs w:val="20"/>
-                <w:lang w:val="en-GB" w:eastAsia="en-GB"/>
-              </w:rPr>
-            </w:pPr>
-            <w:r>
-              <w:rPr>
-                <w:rFonts w:ascii="Calibri" w:eastAsia="Times New Roman" w:hAnsi="Calibri" w:cs="Calibri"/>
-                <w:sz w:val="20"/>
-                <w:szCs w:val="20"/>
+                <w:sz w:val="28"/>
+                <w:szCs w:val="28"/>
+                <w:lang w:val="en-GB" w:eastAsia="en-GB"/>
+              </w:rPr>
+            </w:pPr>
+            <w:r>
+              <w:rPr>
+                <w:rFonts w:ascii="Calibri" w:eastAsia="Times New Roman" w:hAnsi="Calibri" w:cs="Calibri"/>
+                <w:sz w:val="28"/>
+                <w:szCs w:val="28"/>
                 <w:lang w:val="en-GB" w:eastAsia="en-GB"/>
               </w:rPr>
               <w:t>Describe what experiences and insights you obtained from the reflection workshops.</w:t>
@@ -3754,6 +3607,38 @@
         </w:tc>
         <w:tc>
           <w:tcPr>
+            <w:tcW w:w="3811" w:type="dxa"/>
+            <w:tcBorders>
+              <w:top w:val="single" w:sz="6" w:space="0" w:color="auto"/>
+              <w:left w:val="single" w:sz="6" w:space="0" w:color="auto"/>
+              <w:bottom w:val="single" w:sz="6" w:space="0" w:color="auto"/>
+              <w:right w:val="single" w:sz="6" w:space="0" w:color="auto"/>
+            </w:tcBorders>
+          </w:tcPr>
+          <w:p>
+            <w:pPr>
+              <w:spacing w:after="0" w:line="240" w:lineRule="auto"/>
+              <w:textAlignment w:val="baseline"/>
+              <w:rPr>
+                <w:rFonts w:ascii="Calibri" w:eastAsia="Times New Roman" w:hAnsi="Calibri" w:cs="Calibri"/>
+                <w:sz w:val="28"/>
+                <w:szCs w:val="28"/>
+                <w:lang w:val="en-GB" w:eastAsia="en-GB"/>
+              </w:rPr>
+            </w:pPr>
+            <w:r>
+              <w:rPr>
+                <w:rFonts w:ascii="Calibri" w:eastAsia="Times New Roman" w:hAnsi="Calibri" w:cs="Calibri"/>
+                <w:sz w:val="28"/>
+                <w:szCs w:val="28"/>
+                <w:lang w:val="en-GB" w:eastAsia="en-GB"/>
+              </w:rPr>
+              <w:t xml:space="preserve">No or hardly any reflection is provided on the experiences in the minor. </w:t>
+            </w:r>
+          </w:p>
+        </w:tc>
+        <w:tc>
+          <w:tcPr>
             <w:tcW w:w="3969" w:type="dxa"/>
             <w:tcBorders>
               <w:top w:val="single" w:sz="6" w:space="0" w:color="auto"/>
@@ -3768,25 +3653,25 @@
               <w:textAlignment w:val="baseline"/>
               <w:rPr>
                 <w:rFonts w:ascii="Calibri" w:eastAsia="Times New Roman" w:hAnsi="Calibri" w:cs="Calibri"/>
-                <w:sz w:val="20"/>
-                <w:szCs w:val="20"/>
-                <w:lang w:val="en-GB" w:eastAsia="en-GB"/>
-              </w:rPr>
-            </w:pPr>
-            <w:r>
-              <w:rPr>
-                <w:rFonts w:ascii="Calibri" w:eastAsia="Times New Roman" w:hAnsi="Calibri" w:cs="Calibri"/>
-                <w:sz w:val="20"/>
-                <w:szCs w:val="20"/>
-                <w:lang w:val="en-GB" w:eastAsia="en-GB"/>
-              </w:rPr>
-              <w:t xml:space="preserve">No or hardly any reflection is provided on the experiences in the minor. </w:t>
-            </w:r>
-          </w:p>
-        </w:tc>
-        <w:tc>
-          <w:tcPr>
-            <w:tcW w:w="3969" w:type="dxa"/>
+                <w:sz w:val="28"/>
+                <w:szCs w:val="28"/>
+                <w:lang w:val="en-GB" w:eastAsia="en-GB"/>
+              </w:rPr>
+            </w:pPr>
+            <w:r>
+              <w:rPr>
+                <w:rFonts w:ascii="Calibri" w:eastAsia="Times New Roman" w:hAnsi="Calibri" w:cs="Calibri"/>
+                <w:sz w:val="28"/>
+                <w:szCs w:val="28"/>
+                <w:lang w:val="en-GB" w:eastAsia="en-GB"/>
+              </w:rPr>
+              <w:t xml:space="preserve">Reflection on experiences in the minor are provided. It is clearly indicated what has been learned from the experiences obtained in the minor. </w:t>
+            </w:r>
+          </w:p>
+        </w:tc>
+        <w:tc>
+          <w:tcPr>
+            <w:tcW w:w="1575" w:type="dxa"/>
             <w:tcBorders>
               <w:top w:val="single" w:sz="6" w:space="0" w:color="auto"/>
               <w:left w:val="single" w:sz="6" w:space="0" w:color="auto"/>
@@ -3800,40 +3685,8 @@
               <w:textAlignment w:val="baseline"/>
               <w:rPr>
                 <w:rFonts w:ascii="Calibri" w:eastAsia="Times New Roman" w:hAnsi="Calibri" w:cs="Calibri"/>
-                <w:sz w:val="20"/>
-                <w:szCs w:val="20"/>
-                <w:lang w:val="en-GB" w:eastAsia="en-GB"/>
-              </w:rPr>
-            </w:pPr>
-            <w:r>
-              <w:rPr>
-                <w:rFonts w:ascii="Calibri" w:eastAsia="Times New Roman" w:hAnsi="Calibri" w:cs="Calibri"/>
-                <w:sz w:val="20"/>
-                <w:szCs w:val="20"/>
-                <w:lang w:val="en-GB" w:eastAsia="en-GB"/>
-              </w:rPr>
-              <w:t xml:space="preserve">Reflection on experiences in the minor are provided. It is clearly indicated what has been learned from the experiences obtained in the minor. </w:t>
-            </w:r>
-          </w:p>
-        </w:tc>
-        <w:tc>
-          <w:tcPr>
-            <w:tcW w:w="1575" w:type="dxa"/>
-            <w:tcBorders>
-              <w:top w:val="single" w:sz="6" w:space="0" w:color="auto"/>
-              <w:left w:val="single" w:sz="6" w:space="0" w:color="auto"/>
-              <w:bottom w:val="single" w:sz="6" w:space="0" w:color="auto"/>
-              <w:right w:val="single" w:sz="6" w:space="0" w:color="auto"/>
-            </w:tcBorders>
-          </w:tcPr>
-          <w:p>
-            <w:pPr>
-              <w:spacing w:after="0" w:line="240" w:lineRule="auto"/>
-              <w:textAlignment w:val="baseline"/>
-              <w:rPr>
-                <w:rFonts w:ascii="Calibri" w:eastAsia="Times New Roman" w:hAnsi="Calibri" w:cs="Calibri"/>
-                <w:sz w:val="20"/>
-                <w:szCs w:val="20"/>
+                <w:sz w:val="28"/>
+                <w:szCs w:val="28"/>
                 <w:lang w:val="en-GB" w:eastAsia="en-GB"/>
               </w:rPr>
             </w:pPr>
@@ -3846,7 +3699,7 @@
         </w:trPr>
         <w:tc>
           <w:tcPr>
-            <w:tcW w:w="1524" w:type="dxa"/>
+            <w:tcW w:w="1709" w:type="dxa"/>
             <w:vMerge/>
             <w:vAlign w:val="center"/>
             <w:hideMark/>
@@ -3856,16 +3709,16 @@
               <w:pStyle w:val="ListParagraph"/>
               <w:rPr>
                 <w:rFonts w:ascii="Calibri" w:eastAsia="Times New Roman" w:hAnsi="Calibri" w:cs="Calibri"/>
-                <w:sz w:val="20"/>
-                <w:szCs w:val="20"/>
-                <w:lang w:val="en-GB" w:eastAsia="en-GB"/>
-              </w:rPr>
-            </w:pPr>
-          </w:p>
-        </w:tc>
-        <w:tc>
-          <w:tcPr>
-            <w:tcW w:w="3713" w:type="dxa"/>
+                <w:sz w:val="28"/>
+                <w:szCs w:val="28"/>
+                <w:lang w:val="en-GB" w:eastAsia="en-GB"/>
+              </w:rPr>
+            </w:pPr>
+          </w:p>
+        </w:tc>
+        <w:tc>
+          <w:tcPr>
+            <w:tcW w:w="3528" w:type="dxa"/>
             <w:tcBorders>
               <w:top w:val="single" w:sz="6" w:space="0" w:color="auto"/>
               <w:left w:val="single" w:sz="6" w:space="0" w:color="auto"/>
@@ -3880,20 +3733,30 @@
               <w:pStyle w:val="NoSpacing"/>
               <w:rPr>
                 <w:rFonts w:eastAsia="Times New Roman"/>
+                <w:sz w:val="28"/>
+                <w:szCs w:val="28"/>
                 <w:lang w:eastAsia="en-GB"/>
               </w:rPr>
             </w:pPr>
             <w:r>
+              <w:rPr>
+                <w:sz w:val="28"/>
+                <w:szCs w:val="28"/>
+              </w:rPr>
               <w:t>4.</w:t>
             </w:r>
             <w:r>
+              <w:rPr>
+                <w:sz w:val="28"/>
+                <w:szCs w:val="28"/>
+              </w:rPr>
               <w:t>b. Ask for constructive feedback of supervisors.</w:t>
             </w:r>
           </w:p>
         </w:tc>
         <w:tc>
           <w:tcPr>
-            <w:tcW w:w="3969" w:type="dxa"/>
+            <w:tcW w:w="4127" w:type="dxa"/>
             <w:tcBorders>
               <w:top w:val="single" w:sz="6" w:space="0" w:color="auto"/>
               <w:left w:val="single" w:sz="6" w:space="0" w:color="auto"/>
@@ -3909,16 +3772,16 @@
               <w:textAlignment w:val="baseline"/>
               <w:rPr>
                 <w:rFonts w:ascii="Calibri" w:eastAsia="Times New Roman" w:hAnsi="Calibri" w:cs="Calibri"/>
-                <w:sz w:val="20"/>
-                <w:szCs w:val="20"/>
-                <w:lang w:val="en-GB" w:eastAsia="en-GB"/>
-              </w:rPr>
-            </w:pPr>
-            <w:r>
-              <w:rPr>
-                <w:rFonts w:ascii="Calibri" w:eastAsia="Times New Roman" w:hAnsi="Calibri" w:cs="Calibri"/>
-                <w:sz w:val="20"/>
-                <w:szCs w:val="20"/>
+                <w:sz w:val="28"/>
+                <w:szCs w:val="28"/>
+                <w:lang w:val="en-GB" w:eastAsia="en-GB"/>
+              </w:rPr>
+            </w:pPr>
+            <w:r>
+              <w:rPr>
+                <w:rFonts w:ascii="Calibri" w:eastAsia="Times New Roman" w:hAnsi="Calibri" w:cs="Calibri"/>
+                <w:sz w:val="28"/>
+                <w:szCs w:val="28"/>
                 <w:lang w:val="en-GB" w:eastAsia="en-GB"/>
               </w:rPr>
               <w:t xml:space="preserve">Feedback is requested from the supervisor. The student shows an open attitude towards receiving the feedback. </w:t>
@@ -3927,6 +3790,38 @@
         </w:tc>
         <w:tc>
           <w:tcPr>
+            <w:tcW w:w="3811" w:type="dxa"/>
+            <w:tcBorders>
+              <w:top w:val="single" w:sz="6" w:space="0" w:color="auto"/>
+              <w:left w:val="single" w:sz="6" w:space="0" w:color="auto"/>
+              <w:bottom w:val="single" w:sz="6" w:space="0" w:color="auto"/>
+              <w:right w:val="single" w:sz="6" w:space="0" w:color="auto"/>
+            </w:tcBorders>
+          </w:tcPr>
+          <w:p>
+            <w:pPr>
+              <w:spacing w:after="0" w:line="240" w:lineRule="auto"/>
+              <w:textAlignment w:val="baseline"/>
+              <w:rPr>
+                <w:rFonts w:ascii="Calibri" w:eastAsia="Times New Roman" w:hAnsi="Calibri" w:cs="Calibri"/>
+                <w:sz w:val="28"/>
+                <w:szCs w:val="28"/>
+                <w:lang w:val="en-GB" w:eastAsia="en-GB"/>
+              </w:rPr>
+            </w:pPr>
+            <w:r>
+              <w:rPr>
+                <w:rFonts w:ascii="Calibri" w:eastAsia="Times New Roman" w:hAnsi="Calibri" w:cs="Calibri"/>
+                <w:sz w:val="28"/>
+                <w:szCs w:val="28"/>
+                <w:lang w:val="en-GB" w:eastAsia="en-GB"/>
+              </w:rPr>
+              <w:t>No or hardly any feedback is requested from the supervisors</w:t>
+            </w:r>
+          </w:p>
+        </w:tc>
+        <w:tc>
+          <w:tcPr>
             <w:tcW w:w="3969" w:type="dxa"/>
             <w:tcBorders>
               <w:top w:val="single" w:sz="6" w:space="0" w:color="auto"/>
@@ -3941,25 +3836,25 @@
               <w:textAlignment w:val="baseline"/>
               <w:rPr>
                 <w:rFonts w:ascii="Calibri" w:eastAsia="Times New Roman" w:hAnsi="Calibri" w:cs="Calibri"/>
-                <w:sz w:val="20"/>
-                <w:szCs w:val="20"/>
-                <w:lang w:val="en-GB" w:eastAsia="en-GB"/>
-              </w:rPr>
-            </w:pPr>
-            <w:r>
-              <w:rPr>
-                <w:rFonts w:ascii="Calibri" w:eastAsia="Times New Roman" w:hAnsi="Calibri" w:cs="Calibri"/>
-                <w:sz w:val="20"/>
-                <w:szCs w:val="20"/>
-                <w:lang w:val="en-GB" w:eastAsia="en-GB"/>
-              </w:rPr>
-              <w:t>No or hardly any feedback is requested from the supervisors</w:t>
-            </w:r>
-          </w:p>
-        </w:tc>
-        <w:tc>
-          <w:tcPr>
-            <w:tcW w:w="3969" w:type="dxa"/>
+                <w:sz w:val="28"/>
+                <w:szCs w:val="28"/>
+                <w:lang w:val="en-GB" w:eastAsia="en-GB"/>
+              </w:rPr>
+            </w:pPr>
+            <w:r>
+              <w:rPr>
+                <w:rFonts w:ascii="Calibri" w:eastAsia="Times New Roman" w:hAnsi="Calibri" w:cs="Calibri"/>
+                <w:sz w:val="28"/>
+                <w:szCs w:val="28"/>
+                <w:lang w:val="en-GB" w:eastAsia="en-GB"/>
+              </w:rPr>
+              <w:t xml:space="preserve">Constructive feedback is requested from the supervisor. The student shows an open attitude towards receiving feedback. </w:t>
+            </w:r>
+          </w:p>
+        </w:tc>
+        <w:tc>
+          <w:tcPr>
+            <w:tcW w:w="1575" w:type="dxa"/>
             <w:tcBorders>
               <w:top w:val="single" w:sz="6" w:space="0" w:color="auto"/>
               <w:left w:val="single" w:sz="6" w:space="0" w:color="auto"/>
@@ -3973,40 +3868,8 @@
               <w:textAlignment w:val="baseline"/>
               <w:rPr>
                 <w:rFonts w:ascii="Calibri" w:eastAsia="Times New Roman" w:hAnsi="Calibri" w:cs="Calibri"/>
-                <w:sz w:val="20"/>
-                <w:szCs w:val="20"/>
-                <w:lang w:val="en-GB" w:eastAsia="en-GB"/>
-              </w:rPr>
-            </w:pPr>
-            <w:r>
-              <w:rPr>
-                <w:rFonts w:ascii="Calibri" w:eastAsia="Times New Roman" w:hAnsi="Calibri" w:cs="Calibri"/>
-                <w:sz w:val="20"/>
-                <w:szCs w:val="20"/>
-                <w:lang w:val="en-GB" w:eastAsia="en-GB"/>
-              </w:rPr>
-              <w:t xml:space="preserve">Constructive feedback is requested from the supervisor. The student shows an open attitude towards receiving feedback. </w:t>
-            </w:r>
-          </w:p>
-        </w:tc>
-        <w:tc>
-          <w:tcPr>
-            <w:tcW w:w="1575" w:type="dxa"/>
-            <w:tcBorders>
-              <w:top w:val="single" w:sz="6" w:space="0" w:color="auto"/>
-              <w:left w:val="single" w:sz="6" w:space="0" w:color="auto"/>
-              <w:bottom w:val="single" w:sz="6" w:space="0" w:color="auto"/>
-              <w:right w:val="single" w:sz="6" w:space="0" w:color="auto"/>
-            </w:tcBorders>
-          </w:tcPr>
-          <w:p>
-            <w:pPr>
-              <w:spacing w:after="0" w:line="240" w:lineRule="auto"/>
-              <w:textAlignment w:val="baseline"/>
-              <w:rPr>
-                <w:rFonts w:ascii="Calibri" w:eastAsia="Times New Roman" w:hAnsi="Calibri" w:cs="Calibri"/>
-                <w:sz w:val="20"/>
-                <w:szCs w:val="20"/>
+                <w:sz w:val="28"/>
+                <w:szCs w:val="28"/>
                 <w:lang w:val="en-GB" w:eastAsia="en-GB"/>
               </w:rPr>
             </w:pPr>
@@ -4019,7 +3882,7 @@
         </w:trPr>
         <w:tc>
           <w:tcPr>
-            <w:tcW w:w="1524" w:type="dxa"/>
+            <w:tcW w:w="1709" w:type="dxa"/>
             <w:vMerge/>
             <w:vAlign w:val="center"/>
           </w:tcPr>
@@ -4028,15 +3891,15 @@
               <w:pStyle w:val="ListParagraph"/>
               <w:rPr>
                 <w:rFonts w:ascii="Calibri" w:hAnsi="Calibri" w:cs="Calibri"/>
-                <w:sz w:val="20"/>
-                <w:szCs w:val="20"/>
-              </w:rPr>
-            </w:pPr>
-          </w:p>
-        </w:tc>
-        <w:tc>
-          <w:tcPr>
-            <w:tcW w:w="3713" w:type="dxa"/>
+                <w:sz w:val="28"/>
+                <w:szCs w:val="28"/>
+              </w:rPr>
+            </w:pPr>
+          </w:p>
+        </w:tc>
+        <w:tc>
+          <w:tcPr>
+            <w:tcW w:w="3528" w:type="dxa"/>
             <w:tcBorders>
               <w:top w:val="single" w:sz="6" w:space="0" w:color="auto"/>
               <w:left w:val="single" w:sz="6" w:space="0" w:color="auto"/>
@@ -4048,17 +3911,94 @@
           <w:p>
             <w:pPr>
               <w:pStyle w:val="NoSpacing"/>
-            </w:pPr>
-            <w:r>
+              <w:rPr>
+                <w:sz w:val="28"/>
+                <w:szCs w:val="28"/>
+              </w:rPr>
+            </w:pPr>
+            <w:r>
+              <w:rPr>
+                <w:sz w:val="28"/>
+                <w:szCs w:val="28"/>
+              </w:rPr>
               <w:t>4.</w:t>
             </w:r>
             <w:r>
+              <w:rPr>
+                <w:sz w:val="28"/>
+                <w:szCs w:val="28"/>
+              </w:rPr>
               <w:t>c. Understand how personal biases influence work.</w:t>
             </w:r>
           </w:p>
         </w:tc>
         <w:tc>
           <w:tcPr>
+            <w:tcW w:w="4127" w:type="dxa"/>
+            <w:tcBorders>
+              <w:top w:val="single" w:sz="6" w:space="0" w:color="auto"/>
+              <w:left w:val="single" w:sz="6" w:space="0" w:color="auto"/>
+              <w:bottom w:val="single" w:sz="6" w:space="0" w:color="auto"/>
+              <w:right w:val="single" w:sz="6" w:space="0" w:color="auto"/>
+            </w:tcBorders>
+            <w:shd w:val="clear" w:color="auto" w:fill="auto"/>
+          </w:tcPr>
+          <w:p>
+            <w:pPr>
+              <w:spacing w:after="0" w:line="240" w:lineRule="auto"/>
+              <w:textAlignment w:val="baseline"/>
+              <w:rPr>
+                <w:rFonts w:ascii="Calibri" w:eastAsia="Times New Roman" w:hAnsi="Calibri" w:cs="Calibri"/>
+                <w:sz w:val="28"/>
+                <w:szCs w:val="28"/>
+                <w:lang w:val="en-GB" w:eastAsia="en-GB"/>
+              </w:rPr>
+            </w:pPr>
+            <w:r>
+              <w:rPr>
+                <w:rFonts w:ascii="Calibri" w:eastAsia="Times New Roman" w:hAnsi="Calibri" w:cs="Calibri"/>
+                <w:sz w:val="28"/>
+                <w:szCs w:val="28"/>
+                <w:lang w:val="en-GB" w:eastAsia="en-GB"/>
+              </w:rPr>
+              <w:t>Describe what personal and cultural preferences influence the work in the minor.</w:t>
+            </w:r>
+          </w:p>
+        </w:tc>
+        <w:tc>
+          <w:tcPr>
+            <w:tcW w:w="3811" w:type="dxa"/>
+            <w:tcBorders>
+              <w:top w:val="single" w:sz="6" w:space="0" w:color="auto"/>
+              <w:left w:val="single" w:sz="6" w:space="0" w:color="auto"/>
+              <w:bottom w:val="single" w:sz="6" w:space="0" w:color="auto"/>
+              <w:right w:val="single" w:sz="6" w:space="0" w:color="auto"/>
+            </w:tcBorders>
+          </w:tcPr>
+          <w:p>
+            <w:pPr>
+              <w:spacing w:after="0" w:line="240" w:lineRule="auto"/>
+              <w:textAlignment w:val="baseline"/>
+              <w:rPr>
+                <w:rFonts w:ascii="Calibri" w:eastAsia="Times New Roman" w:hAnsi="Calibri" w:cs="Calibri"/>
+                <w:sz w:val="28"/>
+                <w:szCs w:val="28"/>
+                <w:lang w:val="en-GB" w:eastAsia="en-GB"/>
+              </w:rPr>
+            </w:pPr>
+            <w:r>
+              <w:rPr>
+                <w:rFonts w:ascii="Calibri" w:eastAsia="Times New Roman" w:hAnsi="Calibri" w:cs="Calibri"/>
+                <w:sz w:val="28"/>
+                <w:szCs w:val="28"/>
+                <w:lang w:val="en-GB" w:eastAsia="en-GB"/>
+              </w:rPr>
+              <w:t xml:space="preserve">No or hardly any reflection is provided on the personal and cultural preferences of the student. </w:t>
+            </w:r>
+          </w:p>
+        </w:tc>
+        <w:tc>
+          <w:tcPr>
             <w:tcW w:w="3969" w:type="dxa"/>
             <w:tcBorders>
               <w:top w:val="single" w:sz="6" w:space="0" w:color="auto"/>
@@ -4066,33 +4006,32 @@
               <w:bottom w:val="single" w:sz="6" w:space="0" w:color="auto"/>
               <w:right w:val="single" w:sz="6" w:space="0" w:color="auto"/>
             </w:tcBorders>
-            <w:shd w:val="clear" w:color="auto" w:fill="auto"/>
-          </w:tcPr>
-          <w:p>
-            <w:pPr>
-              <w:spacing w:after="0" w:line="240" w:lineRule="auto"/>
-              <w:textAlignment w:val="baseline"/>
-              <w:rPr>
-                <w:rFonts w:ascii="Calibri" w:eastAsia="Times New Roman" w:hAnsi="Calibri" w:cs="Calibri"/>
-                <w:sz w:val="20"/>
-                <w:szCs w:val="20"/>
-                <w:lang w:val="en-GB" w:eastAsia="en-GB"/>
-              </w:rPr>
-            </w:pPr>
-            <w:r>
-              <w:rPr>
-                <w:rFonts w:ascii="Calibri" w:eastAsia="Times New Roman" w:hAnsi="Calibri" w:cs="Calibri"/>
-                <w:sz w:val="20"/>
-                <w:szCs w:val="20"/>
-                <w:lang w:val="en-GB" w:eastAsia="en-GB"/>
-              </w:rPr>
-              <w:t>Describe what personal and cultural preferences influence the work in the minor.</w:t>
-            </w:r>
-          </w:p>
-        </w:tc>
-        <w:tc>
-          <w:tcPr>
-            <w:tcW w:w="3969" w:type="dxa"/>
+          </w:tcPr>
+          <w:p>
+            <w:pPr>
+              <w:spacing w:after="0" w:line="240" w:lineRule="auto"/>
+              <w:textAlignment w:val="baseline"/>
+              <w:rPr>
+                <w:rFonts w:ascii="Calibri" w:eastAsia="Times New Roman" w:hAnsi="Calibri" w:cs="Calibri"/>
+                <w:sz w:val="28"/>
+                <w:szCs w:val="28"/>
+                <w:lang w:val="en-GB" w:eastAsia="en-GB"/>
+              </w:rPr>
+            </w:pPr>
+            <w:r>
+              <w:rPr>
+                <w:rFonts w:ascii="Calibri" w:eastAsia="Times New Roman" w:hAnsi="Calibri" w:cs="Calibri"/>
+                <w:sz w:val="28"/>
+                <w:szCs w:val="28"/>
+                <w:lang w:val="en-GB" w:eastAsia="en-GB"/>
+              </w:rPr>
+              <w:t>Personal and cultural preferences can be formulated and expressed in the context of the individual work and team contribution of the student</w:t>
+            </w:r>
+          </w:p>
+        </w:tc>
+        <w:tc>
+          <w:tcPr>
+            <w:tcW w:w="1575" w:type="dxa"/>
             <w:tcBorders>
               <w:top w:val="single" w:sz="6" w:space="0" w:color="auto"/>
               <w:left w:val="single" w:sz="6" w:space="0" w:color="auto"/>
@@ -4106,72 +4045,8 @@
               <w:textAlignment w:val="baseline"/>
               <w:rPr>
                 <w:rFonts w:ascii="Calibri" w:eastAsia="Times New Roman" w:hAnsi="Calibri" w:cs="Calibri"/>
-                <w:sz w:val="20"/>
-                <w:szCs w:val="20"/>
-                <w:lang w:val="en-GB" w:eastAsia="en-GB"/>
-              </w:rPr>
-            </w:pPr>
-            <w:r>
-              <w:rPr>
-                <w:rFonts w:ascii="Calibri" w:eastAsia="Times New Roman" w:hAnsi="Calibri" w:cs="Calibri"/>
-                <w:sz w:val="20"/>
-                <w:szCs w:val="20"/>
-                <w:lang w:val="en-GB" w:eastAsia="en-GB"/>
-              </w:rPr>
-              <w:t xml:space="preserve">No or hardly any reflection is provided on the personal and cultural preferences of the student. </w:t>
-            </w:r>
-          </w:p>
-        </w:tc>
-        <w:tc>
-          <w:tcPr>
-            <w:tcW w:w="3969" w:type="dxa"/>
-            <w:tcBorders>
-              <w:top w:val="single" w:sz="6" w:space="0" w:color="auto"/>
-              <w:left w:val="single" w:sz="6" w:space="0" w:color="auto"/>
-              <w:bottom w:val="single" w:sz="6" w:space="0" w:color="auto"/>
-              <w:right w:val="single" w:sz="6" w:space="0" w:color="auto"/>
-            </w:tcBorders>
-          </w:tcPr>
-          <w:p>
-            <w:pPr>
-              <w:spacing w:after="0" w:line="240" w:lineRule="auto"/>
-              <w:textAlignment w:val="baseline"/>
-              <w:rPr>
-                <w:rFonts w:ascii="Calibri" w:eastAsia="Times New Roman" w:hAnsi="Calibri" w:cs="Calibri"/>
-                <w:sz w:val="20"/>
-                <w:szCs w:val="20"/>
-                <w:lang w:val="en-GB" w:eastAsia="en-GB"/>
-              </w:rPr>
-            </w:pPr>
-            <w:r>
-              <w:rPr>
-                <w:rFonts w:ascii="Calibri" w:eastAsia="Times New Roman" w:hAnsi="Calibri" w:cs="Calibri"/>
-                <w:sz w:val="20"/>
-                <w:szCs w:val="20"/>
-                <w:lang w:val="en-GB" w:eastAsia="en-GB"/>
-              </w:rPr>
-              <w:t>Personal and cultural preferences can be formulated and expressed in the context of the individual work and team contribution of the student</w:t>
-            </w:r>
-          </w:p>
-        </w:tc>
-        <w:tc>
-          <w:tcPr>
-            <w:tcW w:w="1575" w:type="dxa"/>
-            <w:tcBorders>
-              <w:top w:val="single" w:sz="6" w:space="0" w:color="auto"/>
-              <w:left w:val="single" w:sz="6" w:space="0" w:color="auto"/>
-              <w:bottom w:val="single" w:sz="6" w:space="0" w:color="auto"/>
-              <w:right w:val="single" w:sz="6" w:space="0" w:color="auto"/>
-            </w:tcBorders>
-          </w:tcPr>
-          <w:p>
-            <w:pPr>
-              <w:spacing w:after="0" w:line="240" w:lineRule="auto"/>
-              <w:textAlignment w:val="baseline"/>
-              <w:rPr>
-                <w:rFonts w:ascii="Calibri" w:eastAsia="Times New Roman" w:hAnsi="Calibri" w:cs="Calibri"/>
-                <w:sz w:val="20"/>
-                <w:szCs w:val="20"/>
+                <w:sz w:val="28"/>
+                <w:szCs w:val="28"/>
                 <w:lang w:val="en-GB" w:eastAsia="en-GB"/>
               </w:rPr>
             </w:pPr>
@@ -4183,6 +4058,8 @@
       <w:pPr>
         <w:rPr>
           <w:rFonts w:cstheme="minorHAnsi"/>
+          <w:sz w:val="28"/>
+          <w:szCs w:val="28"/>
         </w:rPr>
       </w:pPr>
     </w:p>
